--- a/Propuesta_Comercial_Caja_Chica.docx
+++ b/Propuesta_Comercial_Caja_Chica.docx
@@ -3,31 +3,19 @@
 <w:document xmlns:wpc="http://schemas.microsoft.com/office/word/2010/wordprocessingCanvas" xmlns:cx="http://schemas.microsoft.com/office/drawing/2014/chartex" xmlns:cx1="http://schemas.microsoft.com/office/drawing/2015/9/8/chartex" xmlns:cx2="http://schemas.microsoft.com/office/drawing/2015/10/21/chartex" xmlns:cx3="http://schemas.microsoft.com/office/drawing/2016/5/9/chartex" xmlns:cx4="http://schemas.microsoft.com/office/drawing/2016/5/10/chartex" xmlns:cx5="http://schemas.microsoft.com/office/drawing/2016/5/11/chartex" xmlns:cx6="http://schemas.microsoft.com/office/drawing/2016/5/12/chartex" xmlns:cx7="http://schemas.microsoft.com/office/drawing/2016/5/13/chartex" xmlns:cx8="http://schemas.microsoft.com/office/drawing/2016/5/14/chartex" xmlns:mc="http://schemas.openxmlformats.org/markup-compatibility/2006" xmlns:aink="http://schemas.microsoft.com/office/drawing/2016/ink" xmlns:am3d="http://schemas.microsoft.com/office/drawing/2017/model3d" xmlns:o="urn:schemas-microsoft-com:office:office" xmlns:oel="http://schemas.microsoft.com/office/2019/extlst" xmlns:r="http://schemas.openxmlformats.org/officeDocument/2006/relationships" xmlns:m="http://schemas.openxmlformats.org/officeDocument/2006/math" xmlns:v="urn:schemas-microsoft-com:vml" xmlns:wp14="http://schemas.microsoft.com/office/word/2010/wordprocessingDrawing" xmlns:wp="http://schemas.openxmlformats.org/drawingml/2006/wordprocessingDrawing" xmlns:w10="urn:schemas-microsoft-com:office:word" xmlns:w="http://schemas.openxmlformats.org/wordprocessingml/2006/main" xmlns:w14="http://schemas.microsoft.com/office/word/2010/wordml" xmlns:w15="http://schemas.microsoft.com/office/word/2012/wordml" xmlns:w16cex="http://schemas.microsoft.com/office/word/2018/wordml/cex" xmlns:w16cid="http://schemas.microsoft.com/office/word/2016/wordml/cid" xmlns:w16="http://schemas.microsoft.com/office/word/2018/wordml" xmlns:w16du="http://schemas.microsoft.com/office/word/2023/wordml/word16du" xmlns:w16sdtdh="http://schemas.microsoft.com/office/word/2020/wordml/sdtdatahash" xmlns:w16sdtfl="http://schemas.microsoft.com/office/word/2024/wordml/sdtformatlock" xmlns:w16se="http://schemas.microsoft.com/office/word/2015/wordml/symex" xmlns:wpg="http://schemas.microsoft.com/office/word/2010/wordprocessingGroup" xmlns:wpi="http://schemas.microsoft.com/office/word/2010/wordprocessingInk" xmlns:wne="http://schemas.microsoft.com/office/word/2006/wordml" xmlns:wps="http://schemas.microsoft.com/office/word/2010/wordprocessingShape" mc:Ignorable="w14 w15 w16se w16cid w16 w16cex w16sdtdh w16sdtfl w16du wp14">
   <w:body>
     <w:p>
-      <w:pPr>
-        <w:jc w:val="center"/>
-      </w:pPr>
       <w:r>
         <w:rPr>
           <w:b/>
-          <w:color w:val="BA4817"/>
-          <w:sz w:val="24"/>
-        </w:rPr>
-        <w:t>PROPUESTA COMERCIAL Y VALORIZACIÓN DE SOFTWARE</w:t>
+          <w:color w:val="969696"/>
+        </w:rPr>
+        <w:br/>
       </w:r>
       <w:r>
         <w:rPr>
           <w:b/>
-          <w:color w:val="BA4817"/>
-          <w:sz w:val="24"/>
+          <w:color w:val="969696"/>
         </w:rPr>
         <w:br/>
-      </w:r>
-      <w:r>
-        <w:rPr>
-          <w:b/>
-          <w:sz w:val="40"/>
-        </w:rPr>
-        <w:t>SISTEMA DE GESTIÓN Y CONTROL DE CAJA CHICA EMPRESARIAL</w:t>
       </w:r>
     </w:p>
     <w:p>
@@ -36,1756 +24,1992 @@
       </w:pPr>
       <w:r>
         <w:rPr>
-          <w:i/>
-          <w:color w:val="5A5F64"/>
-          <w:sz w:val="20"/>
-        </w:rPr>
-        <w:t>Multi-Plataforma (Web &amp; Mobile Android/iOS) • Marca Blanca • Integración Firebase Cloud</w:t>
-      </w:r>
-    </w:p>
-    <w:p/>
-    <w:p>
-      <w:pPr>
-        <w:pStyle w:val="Ttulo1"/>
-      </w:pPr>
-      <w:r>
-        <w:rPr>
+          <w:b/>
           <w:color w:val="BA4817"/>
-        </w:rPr>
-        <w:t>1. Resumen Ejecutivo y Valor Tecnológico</w:t>
+          <w:sz w:val="44"/>
+        </w:rPr>
+        <w:t>PROPUESTA COMERCIAL</w:t>
       </w:r>
     </w:p>
     <w:p>
       <w:pPr>
-        <w:spacing w:after="160"/>
+        <w:jc w:val="center"/>
       </w:pPr>
-      <w:r>
-        <w:t>El presente documento establece la propuesta comercial y esquemas de valorización para la plataforma de Gestión de Caja Chica y Egresos Empresariales. La solución ha sido concebida bajo estándares corporativos de alto rendimiento, utilizando un stack moderno (Flutter + Firebase Cloud Infrastructure) que garantiza multiplataforma nativa (Android, iOS y Web) con arquitectura de Marca Blanca (Multi-Tenant).</w:t>
+      <w:proofErr w:type="spellStart"/>
+      <w:r>
+        <w:rPr>
+          <w:color w:val="464646"/>
+          <w:sz w:val="24"/>
+        </w:rPr>
+        <w:t>Implementación</w:t>
+      </w:r>
+      <w:proofErr w:type="spellEnd"/>
+      <w:r>
+        <w:rPr>
+          <w:color w:val="464646"/>
+          <w:sz w:val="24"/>
+        </w:rPr>
+        <w:t xml:space="preserve"> de Plataforma de </w:t>
+      </w:r>
+      <w:proofErr w:type="spellStart"/>
+      <w:r>
+        <w:rPr>
+          <w:color w:val="464646"/>
+          <w:sz w:val="24"/>
+        </w:rPr>
+        <w:t>Gestión</w:t>
+      </w:r>
+      <w:proofErr w:type="spellEnd"/>
+      <w:r>
+        <w:rPr>
+          <w:color w:val="464646"/>
+          <w:sz w:val="24"/>
+        </w:rPr>
+        <w:t xml:space="preserve"> y </w:t>
+      </w:r>
+      <w:proofErr w:type="spellStart"/>
+      <w:r>
+        <w:rPr>
+          <w:color w:val="464646"/>
+          <w:sz w:val="24"/>
+        </w:rPr>
+        <w:t>Rendición</w:t>
+      </w:r>
+      <w:proofErr w:type="spellEnd"/>
+      <w:r>
+        <w:rPr>
+          <w:color w:val="464646"/>
+          <w:sz w:val="24"/>
+        </w:rPr>
+        <w:t xml:space="preserve"> </w:t>
+      </w:r>
+      <w:proofErr w:type="spellStart"/>
+      <w:r>
+        <w:rPr>
+          <w:color w:val="464646"/>
+          <w:sz w:val="24"/>
+        </w:rPr>
+        <w:t>Inteligente</w:t>
+      </w:r>
+      <w:proofErr w:type="spellEnd"/>
+      <w:r>
+        <w:rPr>
+          <w:color w:val="464646"/>
+          <w:sz w:val="24"/>
+        </w:rPr>
+        <w:t xml:space="preserve"> de Caja Chica</w:t>
+      </w:r>
+      <w:r>
+        <w:rPr>
+          <w:color w:val="464646"/>
+          <w:sz w:val="24"/>
+        </w:rPr>
+        <w:br/>
+        <w:t xml:space="preserve">(Web, </w:t>
+      </w:r>
+      <w:proofErr w:type="spellStart"/>
+      <w:r>
+        <w:rPr>
+          <w:color w:val="464646"/>
+          <w:sz w:val="24"/>
+        </w:rPr>
+        <w:t>Móvil</w:t>
+      </w:r>
+      <w:proofErr w:type="spellEnd"/>
+      <w:r>
+        <w:rPr>
+          <w:color w:val="464646"/>
+          <w:sz w:val="24"/>
+        </w:rPr>
+        <w:t xml:space="preserve"> Android, Motor OCR &amp; </w:t>
+      </w:r>
+      <w:proofErr w:type="spellStart"/>
+      <w:r>
+        <w:rPr>
+          <w:color w:val="464646"/>
+          <w:sz w:val="24"/>
+        </w:rPr>
+        <w:t>Servidor</w:t>
+      </w:r>
+      <w:proofErr w:type="spellEnd"/>
+      <w:r>
+        <w:rPr>
+          <w:color w:val="464646"/>
+          <w:sz w:val="24"/>
+        </w:rPr>
+        <w:t xml:space="preserve"> Privado Google Cloud)</w:t>
+      </w:r>
+      <w:r>
+        <w:rPr>
+          <w:color w:val="464646"/>
+          <w:sz w:val="24"/>
+        </w:rPr>
+        <w:br/>
+      </w:r>
+      <w:r>
+        <w:rPr>
+          <w:color w:val="464646"/>
+          <w:sz w:val="24"/>
+        </w:rPr>
+        <w:br/>
+      </w:r>
+      <w:r>
+        <w:rPr>
+          <w:color w:val="464646"/>
+          <w:sz w:val="24"/>
+        </w:rPr>
+        <w:br/>
       </w:r>
     </w:p>
     <w:p>
-      <w:pPr>
-        <w:spacing w:after="240"/>
-      </w:pPr>
       <w:r>
         <w:rPr>
           <w:b/>
-        </w:rPr>
-        <w:t>Características Clave del Software:</w:t>
-      </w:r>
-      <w:r>
-        <w:rPr>
-          <w:b/>
-        </w:rPr>
-        <w:br/>
-        <w:t xml:space="preserve">• Captura y Auditoría de Comprobantes: </w:t>
-      </w:r>
-      <w:r>
-        <w:rPr>
-          <w:color w:val="5A5F64"/>
-        </w:rPr>
-        <w:t>Subida directa por cámara o galería con pre-visualización de PDF/imágenes e historial digitalizado.</w:t>
-      </w:r>
-      <w:r>
-        <w:rPr>
-          <w:color w:val="5A5F64"/>
-        </w:rPr>
-        <w:br/>
-      </w:r>
-      <w:r>
-        <w:rPr>
-          <w:b/>
-        </w:rPr>
-        <w:t xml:space="preserve">• Seguridad &amp; Autenticación de Dominio: </w:t>
-      </w:r>
-      <w:r>
-        <w:rPr>
-          <w:color w:val="5A5F64"/>
-        </w:rPr>
-        <w:t>Verificación estricta de correo electrónico vía Firebase Auth, control de usuarios activos y roles (Admin / Operador).</w:t>
-      </w:r>
-      <w:r>
-        <w:rPr>
-          <w:color w:val="5A5F64"/>
-        </w:rPr>
-        <w:br/>
-      </w:r>
-      <w:r>
-        <w:rPr>
-          <w:b/>
-        </w:rPr>
-        <w:t xml:space="preserve">• Reglas de Optimización de Costos Nube: </w:t>
-      </w:r>
-      <w:r>
-        <w:rPr>
-          <w:color w:val="5A5F64"/>
-        </w:rPr>
-        <w:t>Regla de ciclo de vida automatizada (auto-eliminación de comprobantes adjuntos a los 30 días en Google Cloud Storage) preservando el registro contable histórico en Firestore sin costo extra.</w:t>
-      </w:r>
-      <w:r>
-        <w:rPr>
-          <w:color w:val="5A5F64"/>
-        </w:rPr>
-        <w:br/>
-      </w:r>
-      <w:r>
-        <w:rPr>
-          <w:b/>
-        </w:rPr>
-        <w:t xml:space="preserve">• Multi-Empresa &amp; Marca Blanca: </w:t>
-      </w:r>
-      <w:r>
-        <w:rPr>
-          <w:color w:val="5A5F64"/>
-        </w:rPr>
-        <w:t>Identidad visual dinámica (colores, logotipos y nombres configurables por cliente/unidad de negocio).</w:t>
-      </w:r>
-      <w:r>
-        <w:rPr>
-          <w:color w:val="5A5F64"/>
-        </w:rPr>
-        <w:br/>
-      </w:r>
-      <w:r>
-        <w:rPr>
-          <w:b/>
-        </w:rPr>
-        <w:t xml:space="preserve">• Reportes y Exportación: </w:t>
-      </w:r>
-      <w:r>
-        <w:rPr>
-          <w:color w:val="5A5F64"/>
-        </w:rPr>
-        <w:t>Exportación rápida de balances, filtros por establecimiento y métodos de pago.</w:t>
+          <w:color w:val="BA4817"/>
+          <w:sz w:val="30"/>
+        </w:rPr>
+        <w:t>1. RESUMEN EJECUTIVO Y OBJETIVOS DEL PROYECTO</w:t>
+      </w:r>
+    </w:p>
+    <w:p>
+      <w:r>
+        <w:rPr>
+          <w:sz w:val="20"/>
+        </w:rPr>
+        <w:t xml:space="preserve">La </w:t>
+      </w:r>
+      <w:proofErr w:type="spellStart"/>
+      <w:r>
+        <w:rPr>
+          <w:sz w:val="20"/>
+        </w:rPr>
+        <w:t>presente</w:t>
+      </w:r>
+      <w:proofErr w:type="spellEnd"/>
+      <w:r>
+        <w:rPr>
+          <w:sz w:val="20"/>
+        </w:rPr>
+        <w:t xml:space="preserve"> </w:t>
+      </w:r>
+      <w:proofErr w:type="spellStart"/>
+      <w:r>
+        <w:rPr>
+          <w:sz w:val="20"/>
+        </w:rPr>
+        <w:t>propuesta</w:t>
+      </w:r>
+      <w:proofErr w:type="spellEnd"/>
+      <w:r>
+        <w:rPr>
+          <w:sz w:val="20"/>
+        </w:rPr>
+        <w:t xml:space="preserve"> </w:t>
+      </w:r>
+      <w:proofErr w:type="spellStart"/>
+      <w:r>
+        <w:rPr>
+          <w:sz w:val="20"/>
+        </w:rPr>
+        <w:t>contempla</w:t>
+      </w:r>
+      <w:proofErr w:type="spellEnd"/>
+      <w:r>
+        <w:rPr>
+          <w:sz w:val="20"/>
+        </w:rPr>
+        <w:t xml:space="preserve"> la </w:t>
+      </w:r>
+      <w:proofErr w:type="spellStart"/>
+      <w:r>
+        <w:rPr>
+          <w:sz w:val="20"/>
+        </w:rPr>
+        <w:t>entrega</w:t>
+      </w:r>
+      <w:proofErr w:type="spellEnd"/>
+      <w:r>
+        <w:rPr>
+          <w:sz w:val="20"/>
+        </w:rPr>
+        <w:t xml:space="preserve"> e </w:t>
+      </w:r>
+      <w:proofErr w:type="spellStart"/>
+      <w:r>
+        <w:rPr>
+          <w:sz w:val="20"/>
+        </w:rPr>
+        <w:t>implementación</w:t>
+      </w:r>
+      <w:proofErr w:type="spellEnd"/>
+      <w:r>
+        <w:rPr>
+          <w:sz w:val="20"/>
+        </w:rPr>
+        <w:t xml:space="preserve"> '</w:t>
+      </w:r>
+      <w:proofErr w:type="spellStart"/>
+      <w:r>
+        <w:rPr>
+          <w:sz w:val="20"/>
+        </w:rPr>
+        <w:t>llave</w:t>
+      </w:r>
+      <w:proofErr w:type="spellEnd"/>
+      <w:r>
+        <w:rPr>
+          <w:sz w:val="20"/>
+        </w:rPr>
+        <w:t xml:space="preserve"> </w:t>
+      </w:r>
+      <w:proofErr w:type="spellStart"/>
+      <w:r>
+        <w:rPr>
+          <w:sz w:val="20"/>
+        </w:rPr>
+        <w:t>en</w:t>
+      </w:r>
+      <w:proofErr w:type="spellEnd"/>
+      <w:r>
+        <w:rPr>
+          <w:sz w:val="20"/>
+        </w:rPr>
+        <w:t xml:space="preserve"> mano' de </w:t>
+      </w:r>
+      <w:proofErr w:type="spellStart"/>
+      <w:r>
+        <w:rPr>
+          <w:sz w:val="20"/>
+        </w:rPr>
+        <w:t>una</w:t>
+      </w:r>
+      <w:proofErr w:type="spellEnd"/>
+      <w:r>
+        <w:rPr>
+          <w:sz w:val="20"/>
+        </w:rPr>
+        <w:t xml:space="preserve"> </w:t>
+      </w:r>
+      <w:proofErr w:type="spellStart"/>
+      <w:r>
+        <w:rPr>
+          <w:sz w:val="20"/>
+        </w:rPr>
+        <w:t>solución</w:t>
+      </w:r>
+      <w:proofErr w:type="spellEnd"/>
+      <w:r>
+        <w:rPr>
+          <w:sz w:val="20"/>
+        </w:rPr>
+        <w:t xml:space="preserve"> integral de software </w:t>
+      </w:r>
+      <w:proofErr w:type="spellStart"/>
+      <w:r>
+        <w:rPr>
+          <w:sz w:val="20"/>
+        </w:rPr>
+        <w:t>diseñada</w:t>
+      </w:r>
+      <w:proofErr w:type="spellEnd"/>
+      <w:r>
+        <w:rPr>
+          <w:sz w:val="20"/>
+        </w:rPr>
+        <w:t xml:space="preserve"> para </w:t>
+      </w:r>
+      <w:proofErr w:type="spellStart"/>
+      <w:r>
+        <w:rPr>
+          <w:sz w:val="20"/>
+        </w:rPr>
+        <w:t>automatizar</w:t>
+      </w:r>
+      <w:proofErr w:type="spellEnd"/>
+      <w:r>
+        <w:rPr>
+          <w:sz w:val="20"/>
+        </w:rPr>
+        <w:t xml:space="preserve">, </w:t>
+      </w:r>
+      <w:proofErr w:type="spellStart"/>
+      <w:r>
+        <w:rPr>
+          <w:sz w:val="20"/>
+        </w:rPr>
+        <w:t>ordenar</w:t>
+      </w:r>
+      <w:proofErr w:type="spellEnd"/>
+      <w:r>
+        <w:rPr>
+          <w:sz w:val="20"/>
+        </w:rPr>
+        <w:t xml:space="preserve"> y </w:t>
+      </w:r>
+      <w:proofErr w:type="spellStart"/>
+      <w:r>
+        <w:rPr>
+          <w:sz w:val="20"/>
+        </w:rPr>
+        <w:t>controlar</w:t>
+      </w:r>
+      <w:proofErr w:type="spellEnd"/>
+      <w:r>
+        <w:rPr>
+          <w:sz w:val="20"/>
+        </w:rPr>
+        <w:t xml:space="preserve"> el 100% del </w:t>
+      </w:r>
+      <w:proofErr w:type="spellStart"/>
+      <w:r>
+        <w:rPr>
+          <w:sz w:val="20"/>
+        </w:rPr>
+        <w:t>flujo</w:t>
+      </w:r>
+      <w:proofErr w:type="spellEnd"/>
+      <w:r>
+        <w:rPr>
+          <w:sz w:val="20"/>
+        </w:rPr>
+        <w:t xml:space="preserve"> de </w:t>
+      </w:r>
+      <w:proofErr w:type="spellStart"/>
+      <w:r>
+        <w:rPr>
+          <w:sz w:val="20"/>
+        </w:rPr>
+        <w:t>caja</w:t>
+      </w:r>
+      <w:proofErr w:type="spellEnd"/>
+      <w:r>
+        <w:rPr>
+          <w:sz w:val="20"/>
+        </w:rPr>
+        <w:t xml:space="preserve"> </w:t>
+      </w:r>
+      <w:proofErr w:type="spellStart"/>
+      <w:r>
+        <w:rPr>
+          <w:sz w:val="20"/>
+        </w:rPr>
+        <w:t>chica</w:t>
+      </w:r>
+      <w:proofErr w:type="spellEnd"/>
+      <w:r>
+        <w:rPr>
+          <w:sz w:val="20"/>
+        </w:rPr>
+        <w:t xml:space="preserve">, </w:t>
+      </w:r>
+      <w:proofErr w:type="spellStart"/>
+      <w:r>
+        <w:rPr>
+          <w:sz w:val="20"/>
+        </w:rPr>
+        <w:t>viáticos</w:t>
+      </w:r>
+      <w:proofErr w:type="spellEnd"/>
+      <w:r>
+        <w:rPr>
+          <w:sz w:val="20"/>
+        </w:rPr>
+        <w:t xml:space="preserve"> y </w:t>
+      </w:r>
+      <w:proofErr w:type="spellStart"/>
+      <w:r>
+        <w:rPr>
+          <w:sz w:val="20"/>
+        </w:rPr>
+        <w:t>compras</w:t>
+      </w:r>
+      <w:proofErr w:type="spellEnd"/>
+      <w:r>
+        <w:rPr>
+          <w:sz w:val="20"/>
+        </w:rPr>
+        <w:t xml:space="preserve"> </w:t>
+      </w:r>
+      <w:proofErr w:type="spellStart"/>
+      <w:r>
+        <w:rPr>
+          <w:sz w:val="20"/>
+        </w:rPr>
+        <w:t>menores</w:t>
+      </w:r>
+      <w:proofErr w:type="spellEnd"/>
+      <w:r>
+        <w:rPr>
+          <w:sz w:val="20"/>
+        </w:rPr>
+        <w:t xml:space="preserve"> de la </w:t>
+      </w:r>
+      <w:proofErr w:type="spellStart"/>
+      <w:r>
+        <w:rPr>
+          <w:sz w:val="20"/>
+        </w:rPr>
+        <w:t>empresa</w:t>
+      </w:r>
+      <w:proofErr w:type="spellEnd"/>
+      <w:r>
+        <w:rPr>
+          <w:sz w:val="20"/>
+        </w:rPr>
+        <w:t xml:space="preserve">. El </w:t>
+      </w:r>
+      <w:proofErr w:type="spellStart"/>
+      <w:r>
+        <w:rPr>
+          <w:sz w:val="20"/>
+        </w:rPr>
+        <w:t>objetivo</w:t>
+      </w:r>
+      <w:proofErr w:type="spellEnd"/>
+      <w:r>
+        <w:rPr>
+          <w:sz w:val="20"/>
+        </w:rPr>
+        <w:t xml:space="preserve"> principal es </w:t>
+      </w:r>
+      <w:proofErr w:type="spellStart"/>
+      <w:r>
+        <w:rPr>
+          <w:sz w:val="20"/>
+        </w:rPr>
+        <w:t>erradicar</w:t>
+      </w:r>
+      <w:proofErr w:type="spellEnd"/>
+      <w:r>
+        <w:rPr>
+          <w:sz w:val="20"/>
+        </w:rPr>
+        <w:t xml:space="preserve"> las </w:t>
+      </w:r>
+      <w:proofErr w:type="spellStart"/>
+      <w:r>
+        <w:rPr>
+          <w:sz w:val="20"/>
+        </w:rPr>
+        <w:t>planillas</w:t>
+      </w:r>
+      <w:proofErr w:type="spellEnd"/>
+      <w:r>
+        <w:rPr>
+          <w:sz w:val="20"/>
+        </w:rPr>
+        <w:t xml:space="preserve"> </w:t>
+      </w:r>
+      <w:proofErr w:type="spellStart"/>
+      <w:r>
+        <w:rPr>
+          <w:sz w:val="20"/>
+        </w:rPr>
+        <w:t>manuales</w:t>
+      </w:r>
+      <w:proofErr w:type="spellEnd"/>
+      <w:r>
+        <w:rPr>
+          <w:sz w:val="20"/>
+        </w:rPr>
+        <w:t xml:space="preserve">, </w:t>
+      </w:r>
+      <w:proofErr w:type="spellStart"/>
+      <w:r>
+        <w:rPr>
+          <w:sz w:val="20"/>
+        </w:rPr>
+        <w:t>evitar</w:t>
+      </w:r>
+      <w:proofErr w:type="spellEnd"/>
+      <w:r>
+        <w:rPr>
+          <w:sz w:val="20"/>
+        </w:rPr>
+        <w:t xml:space="preserve"> la </w:t>
+      </w:r>
+      <w:proofErr w:type="spellStart"/>
+      <w:r>
+        <w:rPr>
+          <w:sz w:val="20"/>
+        </w:rPr>
+        <w:t>pérdida</w:t>
+      </w:r>
+      <w:proofErr w:type="spellEnd"/>
+      <w:r>
+        <w:rPr>
+          <w:sz w:val="20"/>
+        </w:rPr>
+        <w:t xml:space="preserve"> de </w:t>
+      </w:r>
+      <w:proofErr w:type="spellStart"/>
+      <w:r>
+        <w:rPr>
+          <w:sz w:val="20"/>
+        </w:rPr>
+        <w:t>comprobantes</w:t>
+      </w:r>
+      <w:proofErr w:type="spellEnd"/>
+      <w:r>
+        <w:rPr>
+          <w:sz w:val="20"/>
+        </w:rPr>
+        <w:t xml:space="preserve"> </w:t>
+      </w:r>
+      <w:proofErr w:type="spellStart"/>
+      <w:r>
+        <w:rPr>
+          <w:sz w:val="20"/>
+        </w:rPr>
+        <w:t>en</w:t>
+      </w:r>
+      <w:proofErr w:type="spellEnd"/>
+      <w:r>
+        <w:rPr>
+          <w:sz w:val="20"/>
+        </w:rPr>
+        <w:t xml:space="preserve"> </w:t>
+      </w:r>
+      <w:proofErr w:type="spellStart"/>
+      <w:r>
+        <w:rPr>
+          <w:sz w:val="20"/>
+        </w:rPr>
+        <w:t>papel</w:t>
+      </w:r>
+      <w:proofErr w:type="spellEnd"/>
+      <w:r>
+        <w:rPr>
+          <w:sz w:val="20"/>
+        </w:rPr>
+        <w:t xml:space="preserve"> y </w:t>
+      </w:r>
+      <w:proofErr w:type="spellStart"/>
+      <w:r>
+        <w:rPr>
+          <w:sz w:val="20"/>
+        </w:rPr>
+        <w:t>brindar</w:t>
+      </w:r>
+      <w:proofErr w:type="spellEnd"/>
+      <w:r>
+        <w:rPr>
+          <w:sz w:val="20"/>
+        </w:rPr>
+        <w:t xml:space="preserve"> al </w:t>
+      </w:r>
+      <w:proofErr w:type="spellStart"/>
+      <w:r>
+        <w:rPr>
+          <w:sz w:val="20"/>
+        </w:rPr>
+        <w:t>área</w:t>
+      </w:r>
+      <w:proofErr w:type="spellEnd"/>
+      <w:r>
+        <w:rPr>
+          <w:sz w:val="20"/>
+        </w:rPr>
+        <w:t xml:space="preserve"> </w:t>
+      </w:r>
+      <w:proofErr w:type="spellStart"/>
+      <w:r>
+        <w:rPr>
+          <w:sz w:val="20"/>
+        </w:rPr>
+        <w:t>contable</w:t>
+      </w:r>
+      <w:proofErr w:type="spellEnd"/>
+      <w:r>
+        <w:rPr>
+          <w:sz w:val="20"/>
+        </w:rPr>
+        <w:t xml:space="preserve"> </w:t>
+      </w:r>
+      <w:proofErr w:type="spellStart"/>
+      <w:r>
+        <w:rPr>
+          <w:sz w:val="20"/>
+        </w:rPr>
+        <w:t>reportes</w:t>
+      </w:r>
+      <w:proofErr w:type="spellEnd"/>
+      <w:r>
+        <w:rPr>
+          <w:sz w:val="20"/>
+        </w:rPr>
+        <w:t xml:space="preserve"> </w:t>
+      </w:r>
+      <w:proofErr w:type="spellStart"/>
+      <w:r>
+        <w:rPr>
+          <w:sz w:val="20"/>
+        </w:rPr>
+        <w:t>instantáneos</w:t>
+      </w:r>
+      <w:proofErr w:type="spellEnd"/>
+      <w:r>
+        <w:rPr>
+          <w:sz w:val="20"/>
+        </w:rPr>
+        <w:t xml:space="preserve"> con </w:t>
+      </w:r>
+      <w:proofErr w:type="spellStart"/>
+      <w:r>
+        <w:rPr>
+          <w:sz w:val="20"/>
+        </w:rPr>
+        <w:t>discriminación</w:t>
+      </w:r>
+      <w:proofErr w:type="spellEnd"/>
+      <w:r>
+        <w:rPr>
+          <w:sz w:val="20"/>
+        </w:rPr>
+        <w:t xml:space="preserve"> </w:t>
+      </w:r>
+      <w:proofErr w:type="spellStart"/>
+      <w:r>
+        <w:rPr>
+          <w:sz w:val="20"/>
+        </w:rPr>
+        <w:t>automática</w:t>
+      </w:r>
+      <w:proofErr w:type="spellEnd"/>
+      <w:r>
+        <w:rPr>
+          <w:sz w:val="20"/>
+        </w:rPr>
+        <w:t xml:space="preserve"> de IVA y </w:t>
+      </w:r>
+      <w:proofErr w:type="spellStart"/>
+      <w:r>
+        <w:rPr>
+          <w:sz w:val="20"/>
+        </w:rPr>
+        <w:t>fotos</w:t>
+      </w:r>
+      <w:proofErr w:type="spellEnd"/>
+      <w:r>
+        <w:rPr>
+          <w:sz w:val="20"/>
+        </w:rPr>
+        <w:t xml:space="preserve"> de </w:t>
+      </w:r>
+      <w:proofErr w:type="spellStart"/>
+      <w:r>
+        <w:rPr>
+          <w:sz w:val="20"/>
+        </w:rPr>
+        <w:t>respaldo</w:t>
+      </w:r>
+      <w:proofErr w:type="spellEnd"/>
+      <w:r>
+        <w:rPr>
+          <w:sz w:val="20"/>
+        </w:rPr>
+        <w:t>.</w:t>
       </w:r>
     </w:p>
     <w:p>
       <w:pPr>
         <w:pStyle w:val="Ttulo1"/>
+        <w:spacing w:before="280" w:after="120"/>
       </w:pPr>
       <w:r>
         <w:rPr>
           <w:color w:val="BA4817"/>
-        </w:rPr>
-        <w:t>2. Desglose Detallado de los 3 Modelos de Presupuesto</w:t>
-      </w:r>
-    </w:p>
-    <w:p>
-      <w:pPr>
-        <w:pStyle w:val="Ttulo2"/>
-      </w:pPr>
-      <w:r>
-        <w:t xml:space="preserve">OPCIÓN </w:t>
-      </w:r>
-      <w:r>
-        <w:t>1</w:t>
-      </w:r>
-      <w:r>
-        <w:t>: Modelo SaaS (</w:t>
-      </w:r>
-      <w:proofErr w:type="spellStart"/>
-      <w:r>
-        <w:t>Membresía</w:t>
-      </w:r>
-      <w:proofErr w:type="spellEnd"/>
-      <w:r>
-        <w:t xml:space="preserve"> </w:t>
-      </w:r>
-      <w:proofErr w:type="spellStart"/>
-      <w:r>
-        <w:t>Mensual</w:t>
-      </w:r>
-      <w:proofErr w:type="spellEnd"/>
-      <w:r>
-        <w:t xml:space="preserve"> / </w:t>
-      </w:r>
-      <w:proofErr w:type="spellStart"/>
-      <w:r>
-        <w:t>Recurrente</w:t>
-      </w:r>
-      <w:proofErr w:type="spellEnd"/>
-      <w:r>
-        <w:t>)</w:t>
-      </w:r>
-    </w:p>
-    <w:p>
-      <w:pPr>
-        <w:rPr>
-          <w:b/>
-        </w:rPr>
-      </w:pPr>
-      <w:r>
-        <w:rPr>
-          <w:b/>
-        </w:rPr>
-        <w:t xml:space="preserve">• Descripción: </w:t>
-      </w:r>
-      <w:r>
-        <w:t xml:space="preserve">Alquiler del servicio en la nube (Software as a Service). El cliente </w:t>
-      </w:r>
-      <w:proofErr w:type="spellStart"/>
-      <w:r>
-        <w:t>paga</w:t>
-      </w:r>
-      <w:proofErr w:type="spellEnd"/>
-      <w:r>
-        <w:t xml:space="preserve"> un canon </w:t>
-      </w:r>
-      <w:proofErr w:type="spellStart"/>
-      <w:r>
-        <w:t>mensual</w:t>
-      </w:r>
-      <w:proofErr w:type="spellEnd"/>
-      <w:r>
-        <w:t xml:space="preserve"> </w:t>
-      </w:r>
-      <w:proofErr w:type="spellStart"/>
-      <w:r>
-        <w:t>por</w:t>
-      </w:r>
-      <w:proofErr w:type="spellEnd"/>
-      <w:r>
-        <w:t xml:space="preserve"> usar la </w:t>
-      </w:r>
-      <w:proofErr w:type="spellStart"/>
-      <w:r>
-        <w:t>plataforma</w:t>
-      </w:r>
-      <w:proofErr w:type="spellEnd"/>
-      <w:r>
-        <w:t xml:space="preserve"> </w:t>
-      </w:r>
-      <w:proofErr w:type="spellStart"/>
-      <w:r>
-        <w:t>alojada</w:t>
-      </w:r>
-      <w:proofErr w:type="spellEnd"/>
-      <w:r>
-        <w:t>.</w:t>
-      </w:r>
-      <w:r>
-        <w:br/>
-      </w:r>
-      <w:r>
-        <w:rPr>
-          <w:b/>
-        </w:rPr>
-        <w:t xml:space="preserve">• </w:t>
-      </w:r>
-      <w:proofErr w:type="spellStart"/>
-      <w:r>
-        <w:rPr>
-          <w:b/>
-        </w:rPr>
-        <w:t>Estructura</w:t>
-      </w:r>
-      <w:proofErr w:type="spellEnd"/>
-      <w:r>
-        <w:rPr>
-          <w:b/>
-        </w:rPr>
-        <w:t xml:space="preserve"> de </w:t>
-      </w:r>
-      <w:proofErr w:type="spellStart"/>
-      <w:r>
-        <w:rPr>
-          <w:b/>
-        </w:rPr>
-        <w:t>Precios</w:t>
-      </w:r>
-      <w:proofErr w:type="spellEnd"/>
-      <w:r>
-        <w:rPr>
-          <w:b/>
-        </w:rPr>
-        <w:t>:</w:t>
-      </w:r>
-    </w:p>
-    <w:p>
-      <w:pPr>
-        <w:rPr>
-          <w:bCs/>
-        </w:rPr>
-      </w:pPr>
-      <w:r>
-        <w:rPr>
-          <w:b/>
-        </w:rPr>
-        <w:t xml:space="preserve">   -</w:t>
-      </w:r>
-      <w:r>
-        <w:rPr>
-          <w:b/>
-        </w:rPr>
-        <w:t xml:space="preserve"> </w:t>
-      </w:r>
-      <w:r>
-        <w:rPr>
-          <w:b/>
-        </w:rPr>
-        <w:t xml:space="preserve">Plan 1 (hasta 5 </w:t>
-      </w:r>
-      <w:proofErr w:type="spellStart"/>
-      <w:r>
-        <w:rPr>
-          <w:b/>
-        </w:rPr>
-        <w:t>usuarios</w:t>
-      </w:r>
-      <w:proofErr w:type="spellEnd"/>
-      <w:r>
-        <w:rPr>
-          <w:b/>
-        </w:rPr>
-        <w:t xml:space="preserve">): </w:t>
-      </w:r>
-      <w:r>
-        <w:t xml:space="preserve">USD $75 / </w:t>
-      </w:r>
-      <w:proofErr w:type="spellStart"/>
-      <w:r>
-        <w:t>mes</w:t>
-      </w:r>
-      <w:proofErr w:type="spellEnd"/>
-      <w:r>
-        <w:t xml:space="preserve"> (</w:t>
-      </w:r>
-      <w:r>
-        <w:rPr>
-          <w:bCs/>
-        </w:rPr>
-        <w:t>USD $1</w:t>
-      </w:r>
-      <w:r>
-        <w:rPr>
-          <w:bCs/>
-        </w:rPr>
-        <w:t>5</w:t>
-      </w:r>
-      <w:r>
-        <w:rPr>
-          <w:bCs/>
-        </w:rPr>
-        <w:t xml:space="preserve"> / </w:t>
-      </w:r>
-      <w:proofErr w:type="spellStart"/>
-      <w:r>
-        <w:rPr>
-          <w:bCs/>
-        </w:rPr>
-        <w:t>por</w:t>
-      </w:r>
-      <w:proofErr w:type="spellEnd"/>
-      <w:r>
-        <w:rPr>
-          <w:bCs/>
-        </w:rPr>
-        <w:t xml:space="preserve"> </w:t>
-      </w:r>
-      <w:proofErr w:type="spellStart"/>
-      <w:r>
-        <w:rPr>
-          <w:bCs/>
-        </w:rPr>
-        <w:t>usuario</w:t>
-      </w:r>
-      <w:proofErr w:type="spellEnd"/>
-      <w:r>
-        <w:t>).</w:t>
-      </w:r>
-      <w:r>
-        <w:rPr>
-          <w:b/>
-        </w:rPr>
-        <w:br/>
-        <w:t xml:space="preserve">   - Plan 2 (hasta 10 </w:t>
-      </w:r>
-      <w:proofErr w:type="spellStart"/>
-      <w:r>
-        <w:rPr>
-          <w:b/>
-        </w:rPr>
-        <w:t>usuarios</w:t>
-      </w:r>
-      <w:proofErr w:type="spellEnd"/>
-      <w:r>
-        <w:rPr>
-          <w:b/>
-        </w:rPr>
-        <w:t xml:space="preserve">): </w:t>
-      </w:r>
-      <w:r>
-        <w:t xml:space="preserve">USD $120 / </w:t>
-      </w:r>
-      <w:proofErr w:type="spellStart"/>
-      <w:r>
-        <w:t>mes</w:t>
-      </w:r>
-      <w:proofErr w:type="spellEnd"/>
-      <w:r>
-        <w:t xml:space="preserve">. (USD $12 / </w:t>
-      </w:r>
-      <w:proofErr w:type="spellStart"/>
-      <w:r>
-        <w:t>por</w:t>
-      </w:r>
-      <w:proofErr w:type="spellEnd"/>
-      <w:r>
-        <w:t xml:space="preserve"> </w:t>
-      </w:r>
-      <w:proofErr w:type="spellStart"/>
-      <w:r>
-        <w:t>usuario</w:t>
-      </w:r>
-      <w:proofErr w:type="spellEnd"/>
-      <w:r>
-        <w:t>)</w:t>
-      </w:r>
-      <w:r>
-        <w:t>.</w:t>
-      </w:r>
-      <w:r>
-        <w:br/>
-      </w:r>
-      <w:r>
-        <w:rPr>
-          <w:b/>
-        </w:rPr>
-        <w:t xml:space="preserve">   - Plan 3 (mas de 20 </w:t>
-      </w:r>
-      <w:proofErr w:type="spellStart"/>
-      <w:r>
-        <w:rPr>
-          <w:b/>
-        </w:rPr>
-        <w:t>usuarios</w:t>
-      </w:r>
-      <w:proofErr w:type="spellEnd"/>
-      <w:r>
-        <w:rPr>
-          <w:b/>
-        </w:rPr>
-        <w:t xml:space="preserve">) </w:t>
-      </w:r>
-      <w:r>
-        <w:rPr>
-          <w:bCs/>
-        </w:rPr>
-        <w:t xml:space="preserve">USD $10 / </w:t>
-      </w:r>
-      <w:proofErr w:type="spellStart"/>
-      <w:r>
-        <w:rPr>
-          <w:bCs/>
-        </w:rPr>
-        <w:t>por</w:t>
-      </w:r>
-      <w:proofErr w:type="spellEnd"/>
-      <w:r>
-        <w:rPr>
-          <w:bCs/>
-        </w:rPr>
-        <w:t xml:space="preserve"> </w:t>
-      </w:r>
-      <w:proofErr w:type="spellStart"/>
-      <w:r>
-        <w:rPr>
-          <w:bCs/>
-        </w:rPr>
-        <w:t>usuario</w:t>
-      </w:r>
-      <w:proofErr w:type="spellEnd"/>
-      <w:r>
-        <w:rPr>
-          <w:bCs/>
-        </w:rPr>
-        <w:t>.</w:t>
-      </w:r>
-      <w:r>
-        <w:br/>
-      </w:r>
-      <w:r>
-        <w:rPr>
-          <w:b/>
-        </w:rPr>
-        <w:t xml:space="preserve">   - Plan </w:t>
-      </w:r>
-      <w:r>
-        <w:rPr>
-          <w:b/>
-        </w:rPr>
-        <w:t>4</w:t>
-      </w:r>
-      <w:r>
-        <w:rPr>
-          <w:b/>
-        </w:rPr>
-        <w:t xml:space="preserve"> (mas de </w:t>
-      </w:r>
-      <w:r>
-        <w:rPr>
-          <w:b/>
-        </w:rPr>
-        <w:t>5</w:t>
-      </w:r>
-      <w:r>
-        <w:rPr>
-          <w:b/>
-        </w:rPr>
-        <w:t xml:space="preserve">0 </w:t>
-      </w:r>
-      <w:proofErr w:type="spellStart"/>
-      <w:r>
-        <w:rPr>
-          <w:b/>
-        </w:rPr>
-        <w:t>usuarios</w:t>
-      </w:r>
-      <w:proofErr w:type="spellEnd"/>
-      <w:r>
-        <w:rPr>
-          <w:b/>
-        </w:rPr>
-        <w:t xml:space="preserve">) </w:t>
-      </w:r>
-      <w:proofErr w:type="spellStart"/>
-      <w:r>
-        <w:rPr>
-          <w:bCs/>
-        </w:rPr>
-        <w:t>negociable</w:t>
-      </w:r>
-      <w:proofErr w:type="spellEnd"/>
-      <w:r>
-        <w:rPr>
-          <w:bCs/>
-        </w:rPr>
-        <w:t>.</w:t>
-      </w:r>
-      <w:r>
-        <w:rPr>
-          <w:b/>
-        </w:rPr>
-        <w:t xml:space="preserve"> </w:t>
-      </w:r>
-      <w:r>
-        <w:br/>
-      </w:r>
-      <w:r>
-        <w:rPr>
-          <w:b/>
-        </w:rPr>
-        <w:t xml:space="preserve">• </w:t>
-      </w:r>
-      <w:proofErr w:type="spellStart"/>
-      <w:r>
-        <w:rPr>
-          <w:b/>
-        </w:rPr>
-        <w:t>Qué</w:t>
-      </w:r>
-      <w:proofErr w:type="spellEnd"/>
-      <w:r>
-        <w:rPr>
-          <w:b/>
-        </w:rPr>
-        <w:t xml:space="preserve"> </w:t>
-      </w:r>
-      <w:proofErr w:type="spellStart"/>
-      <w:r>
-        <w:rPr>
-          <w:b/>
-        </w:rPr>
-        <w:t>Incluye</w:t>
-      </w:r>
-      <w:proofErr w:type="spellEnd"/>
-      <w:r>
-        <w:rPr>
-          <w:b/>
-        </w:rPr>
-        <w:t>:</w:t>
-      </w:r>
-      <w:r>
-        <w:rPr>
-          <w:b/>
-        </w:rPr>
-        <w:br/>
-      </w:r>
-      <w:r>
-        <w:t xml:space="preserve">   - </w:t>
-      </w:r>
-      <w:proofErr w:type="spellStart"/>
-      <w:r>
-        <w:t>Acceso</w:t>
-      </w:r>
-      <w:proofErr w:type="spellEnd"/>
-      <w:r>
-        <w:t xml:space="preserve"> 24/7 a la versión Web y aplicación Android.</w:t>
-      </w:r>
-      <w:r>
-        <w:br/>
-        <w:t xml:space="preserve">   - Infraestructura y servidores Nube (Firebase) 100% incluidos.</w:t>
-      </w:r>
-      <w:r>
-        <w:br/>
-        <w:t xml:space="preserve">   - </w:t>
-      </w:r>
-      <w:proofErr w:type="spellStart"/>
-      <w:r>
-        <w:t>Actualizaciones</w:t>
-      </w:r>
-      <w:proofErr w:type="spellEnd"/>
-      <w:r>
-        <w:t xml:space="preserve"> </w:t>
-      </w:r>
-      <w:proofErr w:type="spellStart"/>
-      <w:r>
-        <w:t>continuas</w:t>
-      </w:r>
-      <w:proofErr w:type="spellEnd"/>
-      <w:r>
-        <w:t xml:space="preserve"> e </w:t>
-      </w:r>
-      <w:proofErr w:type="spellStart"/>
-      <w:r>
-        <w:t>infraestructura</w:t>
-      </w:r>
-      <w:proofErr w:type="spellEnd"/>
-      <w:r>
-        <w:t xml:space="preserve"> </w:t>
-      </w:r>
-      <w:proofErr w:type="spellStart"/>
-      <w:r>
-        <w:t>garantizada</w:t>
-      </w:r>
-      <w:proofErr w:type="spellEnd"/>
-      <w:r>
-        <w:t>.</w:t>
-      </w:r>
-      <w:r>
-        <w:br/>
-        <w:t xml:space="preserve">   - </w:t>
-      </w:r>
-      <w:proofErr w:type="spellStart"/>
-      <w:r>
-        <w:t>Soporte</w:t>
-      </w:r>
-      <w:proofErr w:type="spellEnd"/>
-      <w:r>
-        <w:t xml:space="preserve"> </w:t>
-      </w:r>
-      <w:proofErr w:type="spellStart"/>
-      <w:r>
-        <w:t>técnico</w:t>
-      </w:r>
-      <w:proofErr w:type="spellEnd"/>
-      <w:r>
-        <w:t xml:space="preserve"> continuo </w:t>
-      </w:r>
-      <w:proofErr w:type="spellStart"/>
-      <w:r>
-        <w:t>vía</w:t>
-      </w:r>
-      <w:proofErr w:type="spellEnd"/>
-      <w:r>
-        <w:t xml:space="preserve"> email/WhatsApp.</w:t>
-      </w:r>
-    </w:p>
-    <w:p>
-      <w:pPr>
-        <w:pStyle w:val="Ttulo2"/>
-      </w:pPr>
-      <w:r>
-        <w:lastRenderedPageBreak/>
-        <w:t xml:space="preserve">OPCIÓN </w:t>
-      </w:r>
-      <w:r>
-        <w:t>2</w:t>
-      </w:r>
-      <w:r>
-        <w:t xml:space="preserve">: Modelo </w:t>
-      </w:r>
-      <w:proofErr w:type="spellStart"/>
-      <w:r>
-        <w:t>Híbrido</w:t>
-      </w:r>
-      <w:proofErr w:type="spellEnd"/>
-      <w:r>
-        <w:t xml:space="preserve"> (</w:t>
-      </w:r>
-      <w:proofErr w:type="spellStart"/>
-      <w:r>
-        <w:t>Implementación</w:t>
-      </w:r>
-      <w:proofErr w:type="spellEnd"/>
-      <w:r>
-        <w:t xml:space="preserve"> </w:t>
-      </w:r>
-      <w:proofErr w:type="spellStart"/>
-      <w:r>
-        <w:t>Inicial</w:t>
-      </w:r>
-      <w:proofErr w:type="spellEnd"/>
-      <w:r>
-        <w:t xml:space="preserve"> + Abono de Mantenimiento)</w:t>
-      </w:r>
-    </w:p>
-    <w:p>
-      <w:r>
-        <w:rPr>
-          <w:b/>
-        </w:rPr>
-        <w:t xml:space="preserve">• Descripción: </w:t>
-      </w:r>
-      <w:r>
-        <w:t>Combinación equilibrada. Se cobra un costo inicial de configuración e integración personalizada (Setup), más una cuota mensual reducida que cubre soporte y servidores Nube.</w:t>
-      </w:r>
-      <w:r>
-        <w:br/>
-      </w:r>
-      <w:r>
-        <w:rPr>
-          <w:b/>
-        </w:rPr>
-        <w:t xml:space="preserve">• </w:t>
-      </w:r>
-      <w:proofErr w:type="spellStart"/>
-      <w:r>
-        <w:rPr>
-          <w:b/>
-        </w:rPr>
-        <w:t>Estructura</w:t>
-      </w:r>
-      <w:proofErr w:type="spellEnd"/>
-      <w:r>
-        <w:rPr>
-          <w:b/>
-        </w:rPr>
-        <w:t xml:space="preserve"> de </w:t>
-      </w:r>
-      <w:proofErr w:type="spellStart"/>
-      <w:r>
-        <w:rPr>
-          <w:b/>
-        </w:rPr>
-        <w:t>Precios</w:t>
-      </w:r>
-      <w:proofErr w:type="spellEnd"/>
-      <w:r>
-        <w:rPr>
-          <w:b/>
-        </w:rPr>
-        <w:t>:</w:t>
-      </w:r>
-      <w:r>
-        <w:rPr>
-          <w:b/>
-        </w:rPr>
-        <w:br/>
-        <w:t xml:space="preserve">   - Setup </w:t>
-      </w:r>
-      <w:proofErr w:type="spellStart"/>
-      <w:r>
-        <w:rPr>
-          <w:b/>
-        </w:rPr>
-        <w:t>Inicial</w:t>
-      </w:r>
-      <w:proofErr w:type="spellEnd"/>
-      <w:r>
-        <w:rPr>
-          <w:b/>
-        </w:rPr>
-        <w:t xml:space="preserve"> de </w:t>
-      </w:r>
-      <w:proofErr w:type="spellStart"/>
-      <w:r>
-        <w:rPr>
-          <w:b/>
-        </w:rPr>
-        <w:t>Personalización</w:t>
-      </w:r>
-      <w:proofErr w:type="spellEnd"/>
-      <w:r>
-        <w:rPr>
-          <w:b/>
-        </w:rPr>
-        <w:t xml:space="preserve"> e </w:t>
-      </w:r>
-      <w:proofErr w:type="spellStart"/>
-      <w:r>
-        <w:rPr>
-          <w:b/>
-        </w:rPr>
-        <w:t>Instalación</w:t>
-      </w:r>
-      <w:proofErr w:type="spellEnd"/>
-      <w:r>
-        <w:rPr>
-          <w:b/>
-        </w:rPr>
-        <w:t xml:space="preserve">: </w:t>
-      </w:r>
-      <w:r>
-        <w:t>USD $</w:t>
-      </w:r>
-      <w:r>
-        <w:t>2</w:t>
-      </w:r>
-      <w:r>
-        <w:t>.</w:t>
-      </w:r>
-      <w:r>
-        <w:t>0</w:t>
-      </w:r>
-      <w:r>
-        <w:t>00 (</w:t>
-      </w:r>
-      <w:proofErr w:type="spellStart"/>
-      <w:r>
-        <w:t>pago</w:t>
-      </w:r>
-      <w:proofErr w:type="spellEnd"/>
-      <w:r>
-        <w:t xml:space="preserve"> </w:t>
-      </w:r>
-      <w:proofErr w:type="spellStart"/>
-      <w:r>
-        <w:t>único</w:t>
-      </w:r>
-      <w:proofErr w:type="spellEnd"/>
-      <w:r>
-        <w:t>).</w:t>
-      </w:r>
-      <w:r>
-        <w:br/>
-      </w:r>
-      <w:r>
-        <w:rPr>
-          <w:b/>
-        </w:rPr>
-        <w:t xml:space="preserve">   - Abono Mensual de Mantenimiento &amp; Nube: </w:t>
-      </w:r>
-      <w:r>
-        <w:t>USD $</w:t>
-      </w:r>
-      <w:r>
-        <w:t>7</w:t>
-      </w:r>
-      <w:r>
-        <w:t>0</w:t>
-      </w:r>
-      <w:r>
-        <w:t xml:space="preserve"> / </w:t>
-      </w:r>
-      <w:proofErr w:type="spellStart"/>
-      <w:r>
-        <w:t>mes</w:t>
-      </w:r>
-      <w:proofErr w:type="spellEnd"/>
-      <w:r>
-        <w:t>.</w:t>
-      </w:r>
-      <w:r>
-        <w:t xml:space="preserve"> Este </w:t>
-      </w:r>
-      <w:proofErr w:type="spellStart"/>
-      <w:r>
-        <w:t>abono</w:t>
-      </w:r>
-      <w:proofErr w:type="spellEnd"/>
-      <w:r>
-        <w:t xml:space="preserve"> </w:t>
-      </w:r>
-      <w:proofErr w:type="spellStart"/>
-      <w:r>
-        <w:t>mensual</w:t>
-      </w:r>
-      <w:proofErr w:type="spellEnd"/>
-      <w:r>
-        <w:t xml:space="preserve"> </w:t>
-      </w:r>
-      <w:proofErr w:type="spellStart"/>
-      <w:r>
-        <w:t>puede</w:t>
-      </w:r>
-      <w:proofErr w:type="spellEnd"/>
-      <w:r>
-        <w:t xml:space="preserve"> </w:t>
-      </w:r>
-      <w:proofErr w:type="spellStart"/>
-      <w:r>
-        <w:t>aumentar</w:t>
-      </w:r>
-      <w:proofErr w:type="spellEnd"/>
-      <w:r>
-        <w:t xml:space="preserve"> </w:t>
-      </w:r>
-      <w:proofErr w:type="spellStart"/>
-      <w:r>
-        <w:t>en</w:t>
-      </w:r>
-      <w:proofErr w:type="spellEnd"/>
-      <w:r>
-        <w:t xml:space="preserve"> </w:t>
-      </w:r>
-      <w:proofErr w:type="spellStart"/>
-      <w:r>
-        <w:t>caso</w:t>
-      </w:r>
-      <w:proofErr w:type="spellEnd"/>
-      <w:r>
-        <w:t xml:space="preserve"> de ser </w:t>
-      </w:r>
-      <w:proofErr w:type="spellStart"/>
-      <w:r>
-        <w:t>necesario</w:t>
-      </w:r>
-      <w:proofErr w:type="spellEnd"/>
-      <w:r>
-        <w:t xml:space="preserve"> mas </w:t>
-      </w:r>
-      <w:proofErr w:type="spellStart"/>
-      <w:r>
-        <w:t>almacenamiento</w:t>
-      </w:r>
-      <w:proofErr w:type="spellEnd"/>
-      <w:r>
-        <w:t xml:space="preserve"> </w:t>
-      </w:r>
-      <w:proofErr w:type="spellStart"/>
-      <w:r>
-        <w:t>en</w:t>
-      </w:r>
-      <w:proofErr w:type="spellEnd"/>
-      <w:r>
-        <w:t xml:space="preserve"> la </w:t>
-      </w:r>
-      <w:proofErr w:type="spellStart"/>
-      <w:r>
-        <w:t>nube</w:t>
-      </w:r>
-      <w:proofErr w:type="spellEnd"/>
-      <w:r>
-        <w:t>.</w:t>
-      </w:r>
-      <w:r>
-        <w:br/>
-      </w:r>
-      <w:r>
-        <w:rPr>
-          <w:b/>
-        </w:rPr>
-        <w:t xml:space="preserve">• </w:t>
-      </w:r>
-      <w:proofErr w:type="spellStart"/>
-      <w:r>
-        <w:rPr>
-          <w:b/>
-        </w:rPr>
-        <w:t>Qué</w:t>
-      </w:r>
-      <w:proofErr w:type="spellEnd"/>
-      <w:r>
-        <w:rPr>
-          <w:b/>
-        </w:rPr>
-        <w:t xml:space="preserve"> </w:t>
-      </w:r>
-      <w:proofErr w:type="spellStart"/>
-      <w:r>
-        <w:rPr>
-          <w:b/>
-        </w:rPr>
-        <w:t>Incluye</w:t>
-      </w:r>
-      <w:proofErr w:type="spellEnd"/>
-      <w:r>
-        <w:rPr>
-          <w:b/>
-        </w:rPr>
-        <w:t>:</w:t>
-      </w:r>
-      <w:r>
-        <w:rPr>
-          <w:b/>
-        </w:rPr>
-        <w:br/>
-      </w:r>
-      <w:r>
-        <w:t xml:space="preserve">   - </w:t>
-      </w:r>
-      <w:proofErr w:type="spellStart"/>
-      <w:r>
-        <w:t>Configuración</w:t>
-      </w:r>
-      <w:proofErr w:type="spellEnd"/>
-      <w:r>
-        <w:t xml:space="preserve"> inicial de logo, colores de marca e importación de usuarios.</w:t>
-      </w:r>
-      <w:r>
-        <w:br/>
-        <w:t xml:space="preserve">   - Mantenimiento técnico preventivo y correctivo.</w:t>
-      </w:r>
-      <w:r>
-        <w:br/>
-        <w:t xml:space="preserve">   - Alojamiento de </w:t>
-      </w:r>
-      <w:proofErr w:type="spellStart"/>
-      <w:r>
-        <w:t>datos</w:t>
-      </w:r>
-      <w:proofErr w:type="spellEnd"/>
-      <w:r>
-        <w:t xml:space="preserve"> y </w:t>
-      </w:r>
-      <w:proofErr w:type="spellStart"/>
-      <w:r>
-        <w:t>regla</w:t>
-      </w:r>
-      <w:proofErr w:type="spellEnd"/>
-      <w:r>
-        <w:t xml:space="preserve"> de auto-</w:t>
-      </w:r>
-      <w:proofErr w:type="spellStart"/>
-      <w:r>
-        <w:t>limpieza</w:t>
-      </w:r>
-      <w:proofErr w:type="spellEnd"/>
-      <w:r>
-        <w:t xml:space="preserve"> de </w:t>
-      </w:r>
-      <w:proofErr w:type="spellStart"/>
-      <w:r>
-        <w:t>fotos</w:t>
-      </w:r>
-      <w:proofErr w:type="spellEnd"/>
-      <w:r>
-        <w:t xml:space="preserve"> </w:t>
-      </w:r>
-      <w:proofErr w:type="spellStart"/>
-      <w:r>
-        <w:t>en</w:t>
-      </w:r>
-      <w:proofErr w:type="spellEnd"/>
-      <w:r>
-        <w:t xml:space="preserve"> Google Cloud Storage.</w:t>
-      </w:r>
-      <w:r>
-        <w:br/>
-        <w:t xml:space="preserve">   - </w:t>
-      </w:r>
-      <w:proofErr w:type="spellStart"/>
-      <w:r>
-        <w:t>Actualizaciones</w:t>
-      </w:r>
-      <w:proofErr w:type="spellEnd"/>
-      <w:r>
-        <w:t xml:space="preserve"> </w:t>
-      </w:r>
-      <w:proofErr w:type="spellStart"/>
-      <w:r>
-        <w:t>continuas</w:t>
-      </w:r>
-      <w:proofErr w:type="spellEnd"/>
-      <w:r>
-        <w:t xml:space="preserve"> e </w:t>
-      </w:r>
-      <w:proofErr w:type="spellStart"/>
-      <w:r>
-        <w:t>infraestructura</w:t>
-      </w:r>
-      <w:proofErr w:type="spellEnd"/>
-      <w:r>
-        <w:t xml:space="preserve"> </w:t>
-      </w:r>
-      <w:proofErr w:type="spellStart"/>
-      <w:r>
-        <w:t>garantizada</w:t>
-      </w:r>
-      <w:proofErr w:type="spellEnd"/>
-      <w:r>
-        <w:t>.</w:t>
-      </w:r>
-      <w:r>
-        <w:br/>
-        <w:t xml:space="preserve">   - </w:t>
-      </w:r>
-      <w:proofErr w:type="spellStart"/>
-      <w:r>
-        <w:t>Soporte</w:t>
-      </w:r>
-      <w:proofErr w:type="spellEnd"/>
-      <w:r>
-        <w:t xml:space="preserve"> </w:t>
-      </w:r>
-      <w:proofErr w:type="spellStart"/>
-      <w:r>
-        <w:t>técnico</w:t>
-      </w:r>
-      <w:proofErr w:type="spellEnd"/>
-      <w:r>
-        <w:t xml:space="preserve"> continuo </w:t>
-      </w:r>
-      <w:proofErr w:type="spellStart"/>
-      <w:r>
-        <w:t>vía</w:t>
-      </w:r>
-      <w:proofErr w:type="spellEnd"/>
-      <w:r>
-        <w:t xml:space="preserve"> email/WhatsApp.</w:t>
-      </w:r>
-    </w:p>
-    <w:p/>
-    <w:p>
-      <w:pPr>
-        <w:pStyle w:val="Prrafodelista"/>
-        <w:numPr>
-          <w:ilvl w:val="0"/>
-          <w:numId w:val="11"/>
-        </w:numPr>
-        <w:rPr>
-          <w:lang w:val="es-AR"/>
-        </w:rPr>
-      </w:pPr>
-      <w:r>
-        <w:rPr>
-          <w:lang w:val="es-AR"/>
-        </w:rPr>
-        <w:t xml:space="preserve">Cuotas Gratuitas Totales de </w:t>
-      </w:r>
-      <w:proofErr w:type="spellStart"/>
-      <w:r>
-        <w:rPr>
-          <w:lang w:val="es-AR"/>
-        </w:rPr>
-        <w:t>Firebase</w:t>
-      </w:r>
-      <w:proofErr w:type="spellEnd"/>
-      <w:r>
-        <w:rPr>
-          <w:lang w:val="es-AR"/>
-        </w:rPr>
-        <w:t xml:space="preserve"> (Para todo tu proyecto)</w:t>
+          <w:sz w:val="30"/>
+        </w:rPr>
+        <w:t>2. ALCANCE DE LA SOLUCIÓN Y MÓDULOS INCLUIDOS</w:t>
       </w:r>
     </w:p>
     <w:tbl>
       <w:tblPr>
-        <w:tblStyle w:val="Tablaconcuadrcula"/>
         <w:tblW w:w="0" w:type="auto"/>
+        <w:jc w:val="center"/>
         <w:tblLook w:val="04A0" w:firstRow="1" w:lastRow="0" w:firstColumn="1" w:lastColumn="0" w:noHBand="0" w:noVBand="1"/>
       </w:tblPr>
       <w:tblGrid>
-        <w:gridCol w:w="3490"/>
-        <w:gridCol w:w="3338"/>
-        <w:gridCol w:w="3324"/>
+        <w:gridCol w:w="4824"/>
+        <w:gridCol w:w="4824"/>
       </w:tblGrid>
       <w:tr>
+        <w:trPr>
+          <w:jc w:val="center"/>
+        </w:trPr>
         <w:tc>
           <w:tcPr>
-            <w:tcW w:w="0" w:type="auto"/>
-            <w:hideMark/>
+            <w:tcW w:w="4824" w:type="dxa"/>
+            <w:shd w:val="clear" w:color="auto" w:fill="BA4817"/>
+            <w:tcMar>
+              <w:top w:w="80" w:type="dxa"/>
+              <w:left w:w="100" w:type="dxa"/>
+              <w:bottom w:w="80" w:type="dxa"/>
+              <w:right w:w="100" w:type="dxa"/>
+            </w:tcMar>
           </w:tcPr>
           <w:p>
-            <w:pPr>
-              <w:spacing w:after="200" w:line="276" w:lineRule="auto"/>
-              <w:rPr>
-                <w:lang w:val="es-AR"/>
-              </w:rPr>
-            </w:pPr>
-            <w:r>
-              <w:rPr>
-                <w:lang w:val="es-AR"/>
-              </w:rPr>
-              <w:t>Servicio</w:t>
-            </w:r>
+            <w:proofErr w:type="spellStart"/>
+            <w:r>
+              <w:rPr>
+                <w:b/>
+                <w:color w:val="FFFFFF"/>
+                <w:sz w:val="20"/>
+              </w:rPr>
+              <w:t>Componente</w:t>
+            </w:r>
+            <w:proofErr w:type="spellEnd"/>
           </w:p>
         </w:tc>
         <w:tc>
           <w:tcPr>
-            <w:tcW w:w="0" w:type="auto"/>
-            <w:hideMark/>
+            <w:tcW w:w="4824" w:type="dxa"/>
+            <w:shd w:val="clear" w:color="auto" w:fill="BA4817"/>
+            <w:tcMar>
+              <w:top w:w="80" w:type="dxa"/>
+              <w:left w:w="100" w:type="dxa"/>
+              <w:bottom w:w="80" w:type="dxa"/>
+              <w:right w:w="100" w:type="dxa"/>
+            </w:tcMar>
           </w:tcPr>
           <w:p>
-            <w:pPr>
-              <w:spacing w:after="200" w:line="276" w:lineRule="auto"/>
-              <w:rPr>
-                <w:lang w:val="es-AR"/>
-              </w:rPr>
-            </w:pPr>
-            <w:r>
-              <w:rPr>
-                <w:lang w:val="es-AR"/>
-              </w:rPr>
-              <w:t>Límite Gratuito DIARIO</w:t>
+            <w:proofErr w:type="spellStart"/>
+            <w:r>
+              <w:rPr>
+                <w:b/>
+                <w:color w:val="FFFFFF"/>
+                <w:sz w:val="20"/>
+              </w:rPr>
+              <w:t>Descripción</w:t>
+            </w:r>
+            <w:proofErr w:type="spellEnd"/>
+            <w:r>
+              <w:rPr>
+                <w:b/>
+                <w:color w:val="FFFFFF"/>
+                <w:sz w:val="20"/>
+              </w:rPr>
+              <w:t xml:space="preserve"> y </w:t>
+            </w:r>
+            <w:proofErr w:type="spellStart"/>
+            <w:r>
+              <w:rPr>
+                <w:b/>
+                <w:color w:val="FFFFFF"/>
+                <w:sz w:val="20"/>
+              </w:rPr>
+              <w:t>Funcionalidad</w:t>
+            </w:r>
+            <w:proofErr w:type="spellEnd"/>
+          </w:p>
+        </w:tc>
+      </w:tr>
+      <w:tr>
+        <w:trPr>
+          <w:jc w:val="center"/>
+        </w:trPr>
+        <w:tc>
+          <w:tcPr>
+            <w:tcW w:w="4824" w:type="dxa"/>
+            <w:shd w:val="clear" w:color="auto" w:fill="FDF6F0"/>
+            <w:tcMar>
+              <w:top w:w="70" w:type="dxa"/>
+              <w:left w:w="90" w:type="dxa"/>
+              <w:bottom w:w="70" w:type="dxa"/>
+              <w:right w:w="90" w:type="dxa"/>
+            </w:tcMar>
+          </w:tcPr>
+          <w:p>
+            <w:r>
+              <w:rPr>
+                <w:b/>
+                <w:sz w:val="19"/>
+              </w:rPr>
+              <w:t xml:space="preserve">📱 </w:t>
+            </w:r>
+            <w:proofErr w:type="spellStart"/>
+            <w:r>
+              <w:rPr>
+                <w:b/>
+                <w:sz w:val="19"/>
+              </w:rPr>
+              <w:t>Aplicación</w:t>
+            </w:r>
+            <w:proofErr w:type="spellEnd"/>
+            <w:r>
+              <w:rPr>
+                <w:b/>
+                <w:sz w:val="19"/>
+              </w:rPr>
+              <w:t xml:space="preserve"> </w:t>
+            </w:r>
+            <w:proofErr w:type="spellStart"/>
+            <w:r>
+              <w:rPr>
+                <w:b/>
+                <w:sz w:val="19"/>
+              </w:rPr>
+              <w:t>Móvil</w:t>
+            </w:r>
+            <w:proofErr w:type="spellEnd"/>
+            <w:r>
+              <w:rPr>
+                <w:b/>
+                <w:sz w:val="19"/>
+              </w:rPr>
+              <w:t xml:space="preserve"> Android (APK)</w:t>
             </w:r>
           </w:p>
         </w:tc>
         <w:tc>
           <w:tcPr>
-            <w:tcW w:w="0" w:type="auto"/>
-            <w:hideMark/>
+            <w:tcW w:w="4824" w:type="dxa"/>
+            <w:shd w:val="clear" w:color="auto" w:fill="FDF6F0"/>
+            <w:tcMar>
+              <w:top w:w="70" w:type="dxa"/>
+              <w:left w:w="90" w:type="dxa"/>
+              <w:bottom w:w="70" w:type="dxa"/>
+              <w:right w:w="90" w:type="dxa"/>
+            </w:tcMar>
           </w:tcPr>
           <w:p>
-            <w:pPr>
-              <w:spacing w:after="200" w:line="276" w:lineRule="auto"/>
-              <w:rPr>
-                <w:lang w:val="es-AR"/>
-              </w:rPr>
-            </w:pPr>
-            <w:r>
-              <w:rPr>
-                <w:lang w:val="es-AR"/>
-              </w:rPr>
-              <w:t>Límite Gratuito MENSUAL</w:t>
+            <w:r>
+              <w:rPr>
+                <w:sz w:val="19"/>
+              </w:rPr>
+              <w:t xml:space="preserve">App </w:t>
+            </w:r>
+            <w:proofErr w:type="spellStart"/>
+            <w:r>
+              <w:rPr>
+                <w:sz w:val="19"/>
+              </w:rPr>
+              <w:t>instalable</w:t>
+            </w:r>
+            <w:proofErr w:type="spellEnd"/>
+            <w:r>
+              <w:rPr>
+                <w:sz w:val="19"/>
+              </w:rPr>
+              <w:t xml:space="preserve"> </w:t>
+            </w:r>
+            <w:proofErr w:type="spellStart"/>
+            <w:r>
+              <w:rPr>
+                <w:sz w:val="19"/>
+              </w:rPr>
+              <w:t>en</w:t>
+            </w:r>
+            <w:proofErr w:type="spellEnd"/>
+            <w:r>
+              <w:rPr>
+                <w:sz w:val="19"/>
+              </w:rPr>
+              <w:t xml:space="preserve"> </w:t>
+            </w:r>
+            <w:proofErr w:type="spellStart"/>
+            <w:r>
+              <w:rPr>
+                <w:sz w:val="19"/>
+              </w:rPr>
+              <w:t>los</w:t>
+            </w:r>
+            <w:proofErr w:type="spellEnd"/>
+            <w:r>
+              <w:rPr>
+                <w:sz w:val="19"/>
+              </w:rPr>
+              <w:t xml:space="preserve"> </w:t>
+            </w:r>
+            <w:proofErr w:type="spellStart"/>
+            <w:r>
+              <w:rPr>
+                <w:sz w:val="19"/>
+              </w:rPr>
+              <w:t>celulares</w:t>
+            </w:r>
+            <w:proofErr w:type="spellEnd"/>
+            <w:r>
+              <w:rPr>
+                <w:sz w:val="19"/>
+              </w:rPr>
+              <w:t xml:space="preserve"> de </w:t>
+            </w:r>
+            <w:proofErr w:type="spellStart"/>
+            <w:r>
+              <w:rPr>
+                <w:sz w:val="19"/>
+              </w:rPr>
+              <w:t>empleados</w:t>
+            </w:r>
+            <w:proofErr w:type="spellEnd"/>
+            <w:r>
+              <w:rPr>
+                <w:sz w:val="19"/>
+              </w:rPr>
+              <w:t xml:space="preserve"> y </w:t>
+            </w:r>
+            <w:proofErr w:type="spellStart"/>
+            <w:r>
+              <w:rPr>
+                <w:sz w:val="19"/>
+              </w:rPr>
+              <w:t>encargados</w:t>
+            </w:r>
+            <w:proofErr w:type="spellEnd"/>
+            <w:r>
+              <w:rPr>
+                <w:sz w:val="19"/>
+              </w:rPr>
+              <w:t xml:space="preserve">. </w:t>
+            </w:r>
+            <w:proofErr w:type="spellStart"/>
+            <w:r>
+              <w:rPr>
+                <w:sz w:val="19"/>
+              </w:rPr>
+              <w:t>Permite</w:t>
+            </w:r>
+            <w:proofErr w:type="spellEnd"/>
+            <w:r>
+              <w:rPr>
+                <w:sz w:val="19"/>
+              </w:rPr>
+              <w:t xml:space="preserve"> </w:t>
+            </w:r>
+            <w:proofErr w:type="spellStart"/>
+            <w:r>
+              <w:rPr>
+                <w:sz w:val="19"/>
+              </w:rPr>
+              <w:t>fotografiar</w:t>
+            </w:r>
+            <w:proofErr w:type="spellEnd"/>
+            <w:r>
+              <w:rPr>
+                <w:sz w:val="19"/>
+              </w:rPr>
+              <w:t xml:space="preserve"> y </w:t>
+            </w:r>
+            <w:proofErr w:type="spellStart"/>
+            <w:r>
+              <w:rPr>
+                <w:sz w:val="19"/>
+              </w:rPr>
+              <w:t>cargar</w:t>
+            </w:r>
+            <w:proofErr w:type="spellEnd"/>
+            <w:r>
+              <w:rPr>
+                <w:sz w:val="19"/>
+              </w:rPr>
+              <w:t xml:space="preserve"> </w:t>
+            </w:r>
+            <w:proofErr w:type="spellStart"/>
+            <w:r>
+              <w:rPr>
+                <w:sz w:val="19"/>
+              </w:rPr>
+              <w:t>comprobantes</w:t>
+            </w:r>
+            <w:proofErr w:type="spellEnd"/>
+            <w:r>
+              <w:rPr>
+                <w:sz w:val="19"/>
+              </w:rPr>
+              <w:t xml:space="preserve"> </w:t>
+            </w:r>
+            <w:proofErr w:type="spellStart"/>
+            <w:r>
+              <w:rPr>
+                <w:sz w:val="19"/>
+              </w:rPr>
+              <w:t>en</w:t>
+            </w:r>
+            <w:proofErr w:type="spellEnd"/>
+            <w:r>
+              <w:rPr>
+                <w:sz w:val="19"/>
+              </w:rPr>
+              <w:t xml:space="preserve"> el </w:t>
+            </w:r>
+            <w:proofErr w:type="spellStart"/>
+            <w:r>
+              <w:rPr>
+                <w:sz w:val="19"/>
+              </w:rPr>
+              <w:t>acto</w:t>
+            </w:r>
+            <w:proofErr w:type="spellEnd"/>
+            <w:r>
+              <w:rPr>
+                <w:sz w:val="19"/>
+              </w:rPr>
+              <w:t xml:space="preserve">, </w:t>
+            </w:r>
+            <w:proofErr w:type="spellStart"/>
+            <w:r>
+              <w:rPr>
+                <w:sz w:val="19"/>
+              </w:rPr>
+              <w:t>solicitar</w:t>
+            </w:r>
+            <w:proofErr w:type="spellEnd"/>
+            <w:r>
+              <w:rPr>
+                <w:sz w:val="19"/>
+              </w:rPr>
+              <w:t xml:space="preserve"> </w:t>
+            </w:r>
+            <w:proofErr w:type="spellStart"/>
+            <w:r>
+              <w:rPr>
+                <w:sz w:val="19"/>
+              </w:rPr>
+              <w:t>recargas</w:t>
+            </w:r>
+            <w:proofErr w:type="spellEnd"/>
+            <w:r>
+              <w:rPr>
+                <w:sz w:val="19"/>
+              </w:rPr>
+              <w:t xml:space="preserve"> y </w:t>
+            </w:r>
+            <w:proofErr w:type="spellStart"/>
+            <w:r>
+              <w:rPr>
+                <w:sz w:val="19"/>
+              </w:rPr>
+              <w:t>ver</w:t>
+            </w:r>
+            <w:proofErr w:type="spellEnd"/>
+            <w:r>
+              <w:rPr>
+                <w:sz w:val="19"/>
+              </w:rPr>
+              <w:t xml:space="preserve"> </w:t>
+            </w:r>
+            <w:proofErr w:type="spellStart"/>
+            <w:r>
+              <w:rPr>
+                <w:sz w:val="19"/>
+              </w:rPr>
+              <w:t>saldos</w:t>
+            </w:r>
+            <w:proofErr w:type="spellEnd"/>
+            <w:r>
+              <w:rPr>
+                <w:sz w:val="19"/>
+              </w:rPr>
+              <w:t xml:space="preserve"> </w:t>
+            </w:r>
+            <w:proofErr w:type="spellStart"/>
+            <w:r>
+              <w:rPr>
+                <w:sz w:val="19"/>
+              </w:rPr>
+              <w:t>disponibles</w:t>
+            </w:r>
+            <w:proofErr w:type="spellEnd"/>
+            <w:r>
+              <w:rPr>
+                <w:sz w:val="19"/>
+              </w:rPr>
+              <w:t xml:space="preserve"> </w:t>
+            </w:r>
+            <w:proofErr w:type="spellStart"/>
+            <w:r>
+              <w:rPr>
+                <w:sz w:val="19"/>
+              </w:rPr>
+              <w:t>en</w:t>
+            </w:r>
+            <w:proofErr w:type="spellEnd"/>
+            <w:r>
+              <w:rPr>
+                <w:sz w:val="19"/>
+              </w:rPr>
+              <w:t xml:space="preserve"> </w:t>
+            </w:r>
+            <w:proofErr w:type="spellStart"/>
+            <w:r>
+              <w:rPr>
+                <w:sz w:val="19"/>
+              </w:rPr>
+              <w:t>Efectivo</w:t>
+            </w:r>
+            <w:proofErr w:type="spellEnd"/>
+            <w:r>
+              <w:rPr>
+                <w:sz w:val="19"/>
+              </w:rPr>
+              <w:t xml:space="preserve"> y </w:t>
+            </w:r>
+            <w:proofErr w:type="spellStart"/>
+            <w:r>
+              <w:rPr>
+                <w:sz w:val="19"/>
+              </w:rPr>
+              <w:t>Tarjeta</w:t>
+            </w:r>
+            <w:proofErr w:type="spellEnd"/>
+            <w:r>
+              <w:rPr>
+                <w:sz w:val="19"/>
+              </w:rPr>
+              <w:t>.</w:t>
             </w:r>
           </w:p>
         </w:tc>
       </w:tr>
       <w:tr>
+        <w:trPr>
+          <w:jc w:val="center"/>
+        </w:trPr>
         <w:tc>
           <w:tcPr>
-            <w:tcW w:w="0" w:type="auto"/>
-            <w:hideMark/>
+            <w:tcW w:w="4824" w:type="dxa"/>
+            <w:shd w:val="clear" w:color="auto" w:fill="FFFFFF"/>
+            <w:tcMar>
+              <w:top w:w="70" w:type="dxa"/>
+              <w:left w:w="90" w:type="dxa"/>
+              <w:bottom w:w="70" w:type="dxa"/>
+              <w:right w:w="90" w:type="dxa"/>
+            </w:tcMar>
           </w:tcPr>
           <w:p>
-            <w:pPr>
-              <w:spacing w:after="200" w:line="276" w:lineRule="auto"/>
-              <w:rPr>
-                <w:lang w:val="es-AR"/>
-              </w:rPr>
-            </w:pPr>
-            <w:r>
-              <w:rPr>
-                <w:rFonts w:ascii="Segoe UI Emoji" w:hAnsi="Segoe UI Emoji" w:cs="Segoe UI Emoji"/>
-                <w:lang w:val="es-AR"/>
-              </w:rPr>
-              <w:t>📁</w:t>
-            </w:r>
-            <w:r>
-              <w:rPr>
-                <w:lang w:val="es-AR"/>
-              </w:rPr>
-              <w:t> </w:t>
-            </w:r>
             <w:r>
               <w:rPr>
                 <w:b/>
-                <w:bCs/>
-                <w:lang w:val="es-AR"/>
-              </w:rPr>
-              <w:t>Almacenamiento (Storage)</w:t>
-            </w:r>
+                <w:sz w:val="19"/>
+              </w:rPr>
+              <w:t xml:space="preserve">💻 Plataforma Web </w:t>
+            </w:r>
+            <w:proofErr w:type="spellStart"/>
+            <w:r>
+              <w:rPr>
+                <w:b/>
+                <w:sz w:val="19"/>
+              </w:rPr>
+              <w:t>Administrativa</w:t>
+            </w:r>
+            <w:proofErr w:type="spellEnd"/>
           </w:p>
         </w:tc>
         <w:tc>
           <w:tcPr>
-            <w:tcW w:w="0" w:type="auto"/>
-            <w:hideMark/>
+            <w:tcW w:w="4824" w:type="dxa"/>
+            <w:shd w:val="clear" w:color="auto" w:fill="FFFFFF"/>
+            <w:tcMar>
+              <w:top w:w="70" w:type="dxa"/>
+              <w:left w:w="90" w:type="dxa"/>
+              <w:bottom w:w="70" w:type="dxa"/>
+              <w:right w:w="90" w:type="dxa"/>
+            </w:tcMar>
           </w:tcPr>
           <w:p>
-            <w:pPr>
-              <w:spacing w:after="200" w:line="276" w:lineRule="auto"/>
-              <w:rPr>
-                <w:lang w:val="es-AR"/>
-              </w:rPr>
-            </w:pPr>
-            <w:r>
-              <w:rPr>
-                <w:lang w:val="es-AR"/>
-              </w:rPr>
-              <w:t>Capacidad fija acumulada</w:t>
+            <w:r>
+              <w:rPr>
+                <w:sz w:val="19"/>
+              </w:rPr>
+              <w:t xml:space="preserve">Panel de control </w:t>
+            </w:r>
+            <w:proofErr w:type="spellStart"/>
+            <w:r>
+              <w:rPr>
+                <w:sz w:val="19"/>
+              </w:rPr>
+              <w:t>accesible</w:t>
+            </w:r>
+            <w:proofErr w:type="spellEnd"/>
+            <w:r>
+              <w:rPr>
+                <w:sz w:val="19"/>
+              </w:rPr>
+              <w:t xml:space="preserve"> </w:t>
+            </w:r>
+            <w:proofErr w:type="spellStart"/>
+            <w:r>
+              <w:rPr>
+                <w:sz w:val="19"/>
+              </w:rPr>
+              <w:t>desde</w:t>
+            </w:r>
+            <w:proofErr w:type="spellEnd"/>
+            <w:r>
+              <w:rPr>
+                <w:sz w:val="19"/>
+              </w:rPr>
+              <w:t xml:space="preserve"> </w:t>
+            </w:r>
+            <w:proofErr w:type="spellStart"/>
+            <w:r>
+              <w:rPr>
+                <w:sz w:val="19"/>
+              </w:rPr>
+              <w:t>computadoras</w:t>
+            </w:r>
+            <w:proofErr w:type="spellEnd"/>
+            <w:r>
+              <w:rPr>
+                <w:sz w:val="19"/>
+              </w:rPr>
+              <w:t xml:space="preserve"> para </w:t>
+            </w:r>
+            <w:proofErr w:type="spellStart"/>
+            <w:r>
+              <w:rPr>
+                <w:sz w:val="19"/>
+              </w:rPr>
+              <w:t>gerencia</w:t>
+            </w:r>
+            <w:proofErr w:type="spellEnd"/>
+            <w:r>
+              <w:rPr>
+                <w:sz w:val="19"/>
+              </w:rPr>
+              <w:t xml:space="preserve"> y </w:t>
+            </w:r>
+            <w:proofErr w:type="spellStart"/>
+            <w:r>
+              <w:rPr>
+                <w:sz w:val="19"/>
+              </w:rPr>
+              <w:t>administración</w:t>
+            </w:r>
+            <w:proofErr w:type="spellEnd"/>
+            <w:r>
+              <w:rPr>
+                <w:sz w:val="19"/>
+              </w:rPr>
+              <w:t xml:space="preserve">. </w:t>
+            </w:r>
+            <w:proofErr w:type="spellStart"/>
+            <w:r>
+              <w:rPr>
+                <w:sz w:val="19"/>
+              </w:rPr>
+              <w:t>Permite</w:t>
+            </w:r>
+            <w:proofErr w:type="spellEnd"/>
+            <w:r>
+              <w:rPr>
+                <w:sz w:val="19"/>
+              </w:rPr>
+              <w:t xml:space="preserve"> </w:t>
+            </w:r>
+            <w:proofErr w:type="spellStart"/>
+            <w:r>
+              <w:rPr>
+                <w:sz w:val="19"/>
+              </w:rPr>
+              <w:t>auditar</w:t>
+            </w:r>
+            <w:proofErr w:type="spellEnd"/>
+            <w:r>
+              <w:rPr>
+                <w:sz w:val="19"/>
+              </w:rPr>
+              <w:t xml:space="preserve"> </w:t>
+            </w:r>
+            <w:proofErr w:type="spellStart"/>
+            <w:r>
+              <w:rPr>
+                <w:sz w:val="19"/>
+              </w:rPr>
+              <w:t>gastos</w:t>
+            </w:r>
+            <w:proofErr w:type="spellEnd"/>
+            <w:r>
+              <w:rPr>
+                <w:sz w:val="19"/>
+              </w:rPr>
+              <w:t xml:space="preserve">, </w:t>
+            </w:r>
+            <w:proofErr w:type="spellStart"/>
+            <w:r>
+              <w:rPr>
+                <w:sz w:val="19"/>
+              </w:rPr>
+              <w:t>aprobar</w:t>
+            </w:r>
+            <w:proofErr w:type="spellEnd"/>
+            <w:r>
+              <w:rPr>
+                <w:sz w:val="19"/>
+              </w:rPr>
+              <w:t xml:space="preserve"> solicitudes de </w:t>
+            </w:r>
+            <w:proofErr w:type="spellStart"/>
+            <w:r>
+              <w:rPr>
+                <w:sz w:val="19"/>
+              </w:rPr>
+              <w:t>recarga</w:t>
+            </w:r>
+            <w:proofErr w:type="spellEnd"/>
+            <w:r>
+              <w:rPr>
+                <w:sz w:val="19"/>
+              </w:rPr>
+              <w:t xml:space="preserve"> y </w:t>
+            </w:r>
+            <w:proofErr w:type="spellStart"/>
+            <w:r>
+              <w:rPr>
+                <w:sz w:val="19"/>
+              </w:rPr>
+              <w:t>gestionar</w:t>
+            </w:r>
+            <w:proofErr w:type="spellEnd"/>
+            <w:r>
+              <w:rPr>
+                <w:sz w:val="19"/>
+              </w:rPr>
+              <w:t xml:space="preserve"> </w:t>
+            </w:r>
+            <w:proofErr w:type="spellStart"/>
+            <w:r>
+              <w:rPr>
+                <w:sz w:val="19"/>
+              </w:rPr>
+              <w:t>usuarios</w:t>
+            </w:r>
+            <w:proofErr w:type="spellEnd"/>
+            <w:r>
+              <w:rPr>
+                <w:sz w:val="19"/>
+              </w:rPr>
+              <w:t>.</w:t>
+            </w:r>
+          </w:p>
+        </w:tc>
+      </w:tr>
+      <w:tr>
+        <w:trPr>
+          <w:jc w:val="center"/>
+        </w:trPr>
+        <w:tc>
+          <w:tcPr>
+            <w:tcW w:w="4824" w:type="dxa"/>
+            <w:shd w:val="clear" w:color="auto" w:fill="FDF6F0"/>
+            <w:tcMar>
+              <w:top w:w="70" w:type="dxa"/>
+              <w:left w:w="90" w:type="dxa"/>
+              <w:bottom w:w="70" w:type="dxa"/>
+              <w:right w:w="90" w:type="dxa"/>
+            </w:tcMar>
+          </w:tcPr>
+          <w:p>
+            <w:r>
+              <w:rPr>
+                <w:b/>
+                <w:sz w:val="19"/>
+              </w:rPr>
+              <w:t xml:space="preserve">🤖 Motor </w:t>
+            </w:r>
+            <w:proofErr w:type="spellStart"/>
+            <w:r>
+              <w:rPr>
+                <w:b/>
+                <w:sz w:val="19"/>
+              </w:rPr>
+              <w:t>Inteligente</w:t>
+            </w:r>
+            <w:proofErr w:type="spellEnd"/>
+            <w:r>
+              <w:rPr>
+                <w:b/>
+                <w:sz w:val="19"/>
+              </w:rPr>
+              <w:t xml:space="preserve"> OCR</w:t>
             </w:r>
           </w:p>
         </w:tc>
         <w:tc>
           <w:tcPr>
-            <w:tcW w:w="0" w:type="auto"/>
-            <w:hideMark/>
+            <w:tcW w:w="4824" w:type="dxa"/>
+            <w:shd w:val="clear" w:color="auto" w:fill="FDF6F0"/>
+            <w:tcMar>
+              <w:top w:w="70" w:type="dxa"/>
+              <w:left w:w="90" w:type="dxa"/>
+              <w:bottom w:w="70" w:type="dxa"/>
+              <w:right w:w="90" w:type="dxa"/>
+            </w:tcMar>
           </w:tcPr>
           <w:p>
-            <w:pPr>
-              <w:spacing w:after="200" w:line="276" w:lineRule="auto"/>
-              <w:rPr>
-                <w:lang w:val="es-AR"/>
-              </w:rPr>
-            </w:pPr>
-            <w:r>
-              <w:rPr>
-                <w:b/>
-                <w:bCs/>
-                <w:lang w:val="es-AR"/>
-              </w:rPr>
-              <w:t>5.0 GB de disco</w:t>
-            </w:r>
-            <w:r>
-              <w:rPr>
-                <w:lang w:val="es-AR"/>
-              </w:rPr>
-              <w:t xml:space="preserve"> (~34.000 fotos de </w:t>
-            </w:r>
-            <w:proofErr w:type="gramStart"/>
-            <w:r>
-              <w:rPr>
-                <w:lang w:val="es-AR"/>
-              </w:rPr>
-              <w:t>tickets</w:t>
-            </w:r>
-            <w:proofErr w:type="gramEnd"/>
-            <w:r>
-              <w:rPr>
-                <w:lang w:val="es-AR"/>
-              </w:rPr>
-              <w:t>)</w:t>
+            <w:r>
+              <w:rPr>
+                <w:sz w:val="19"/>
+              </w:rPr>
+              <w:t xml:space="preserve">Lectura </w:t>
+            </w:r>
+            <w:proofErr w:type="spellStart"/>
+            <w:r>
+              <w:rPr>
+                <w:sz w:val="19"/>
+              </w:rPr>
+              <w:t>automática</w:t>
+            </w:r>
+            <w:proofErr w:type="spellEnd"/>
+            <w:r>
+              <w:rPr>
+                <w:sz w:val="19"/>
+              </w:rPr>
+              <w:t xml:space="preserve"> </w:t>
+            </w:r>
+            <w:proofErr w:type="spellStart"/>
+            <w:r>
+              <w:rPr>
+                <w:sz w:val="19"/>
+              </w:rPr>
+              <w:t>mediante</w:t>
+            </w:r>
+            <w:proofErr w:type="spellEnd"/>
+            <w:r>
+              <w:rPr>
+                <w:sz w:val="19"/>
+              </w:rPr>
+              <w:t xml:space="preserve"> </w:t>
+            </w:r>
+            <w:proofErr w:type="spellStart"/>
+            <w:r>
+              <w:rPr>
+                <w:sz w:val="19"/>
+              </w:rPr>
+              <w:t>inteligencia</w:t>
+            </w:r>
+            <w:proofErr w:type="spellEnd"/>
+            <w:r>
+              <w:rPr>
+                <w:sz w:val="19"/>
+              </w:rPr>
+              <w:t xml:space="preserve"> artificial de tickets y facturas (A, B, C y tickets de </w:t>
+            </w:r>
+            <w:proofErr w:type="spellStart"/>
+            <w:r>
+              <w:rPr>
+                <w:sz w:val="19"/>
+              </w:rPr>
+              <w:t>controlador</w:t>
+            </w:r>
+            <w:proofErr w:type="spellEnd"/>
+            <w:r>
+              <w:rPr>
+                <w:sz w:val="19"/>
+              </w:rPr>
+              <w:t xml:space="preserve"> fiscal): </w:t>
+            </w:r>
+            <w:proofErr w:type="spellStart"/>
+            <w:r>
+              <w:rPr>
+                <w:sz w:val="19"/>
+              </w:rPr>
+              <w:t>extrae</w:t>
+            </w:r>
+            <w:proofErr w:type="spellEnd"/>
+            <w:r>
+              <w:rPr>
+                <w:sz w:val="19"/>
+              </w:rPr>
+              <w:t xml:space="preserve"> total, </w:t>
+            </w:r>
+            <w:proofErr w:type="spellStart"/>
+            <w:r>
+              <w:rPr>
+                <w:sz w:val="19"/>
+              </w:rPr>
+              <w:t>neto</w:t>
+            </w:r>
+            <w:proofErr w:type="spellEnd"/>
+            <w:r>
+              <w:rPr>
+                <w:sz w:val="19"/>
+              </w:rPr>
+              <w:t xml:space="preserve"> </w:t>
+            </w:r>
+            <w:proofErr w:type="spellStart"/>
+            <w:r>
+              <w:rPr>
+                <w:sz w:val="19"/>
+              </w:rPr>
+              <w:t>gravado</w:t>
+            </w:r>
+            <w:proofErr w:type="spellEnd"/>
+            <w:r>
+              <w:rPr>
+                <w:sz w:val="19"/>
+              </w:rPr>
+              <w:t xml:space="preserve">, </w:t>
+            </w:r>
+            <w:proofErr w:type="spellStart"/>
+            <w:r>
+              <w:rPr>
+                <w:sz w:val="19"/>
+              </w:rPr>
+              <w:t>alícuotas</w:t>
+            </w:r>
+            <w:proofErr w:type="spellEnd"/>
+            <w:r>
+              <w:rPr>
+                <w:sz w:val="19"/>
+              </w:rPr>
+              <w:t xml:space="preserve"> de IVA, </w:t>
+            </w:r>
+            <w:proofErr w:type="spellStart"/>
+            <w:r>
+              <w:rPr>
+                <w:sz w:val="19"/>
+              </w:rPr>
+              <w:t>fecha</w:t>
+            </w:r>
+            <w:proofErr w:type="spellEnd"/>
+            <w:r>
+              <w:rPr>
+                <w:sz w:val="19"/>
+              </w:rPr>
+              <w:t xml:space="preserve"> y </w:t>
+            </w:r>
+            <w:proofErr w:type="spellStart"/>
+            <w:r>
+              <w:rPr>
+                <w:sz w:val="19"/>
+              </w:rPr>
+              <w:t>número</w:t>
+            </w:r>
+            <w:proofErr w:type="spellEnd"/>
+            <w:r>
+              <w:rPr>
+                <w:sz w:val="19"/>
+              </w:rPr>
+              <w:t xml:space="preserve"> de factura sin </w:t>
+            </w:r>
+            <w:proofErr w:type="spellStart"/>
+            <w:r>
+              <w:rPr>
+                <w:sz w:val="19"/>
+              </w:rPr>
+              <w:t>tipeo</w:t>
+            </w:r>
+            <w:proofErr w:type="spellEnd"/>
+            <w:r>
+              <w:rPr>
+                <w:sz w:val="19"/>
+              </w:rPr>
+              <w:t xml:space="preserve"> manual.</w:t>
             </w:r>
           </w:p>
         </w:tc>
       </w:tr>
       <w:tr>
+        <w:trPr>
+          <w:jc w:val="center"/>
+        </w:trPr>
         <w:tc>
           <w:tcPr>
-            <w:tcW w:w="0" w:type="auto"/>
-            <w:hideMark/>
+            <w:tcW w:w="4824" w:type="dxa"/>
+            <w:shd w:val="clear" w:color="auto" w:fill="FFFFFF"/>
+            <w:tcMar>
+              <w:top w:w="70" w:type="dxa"/>
+              <w:left w:w="90" w:type="dxa"/>
+              <w:bottom w:w="70" w:type="dxa"/>
+              <w:right w:w="90" w:type="dxa"/>
+            </w:tcMar>
           </w:tcPr>
           <w:p>
-            <w:pPr>
-              <w:spacing w:after="200" w:line="276" w:lineRule="auto"/>
-              <w:rPr>
-                <w:lang w:val="es-AR"/>
-              </w:rPr>
-            </w:pPr>
-            <w:r>
-              <w:rPr>
-                <w:rFonts w:ascii="Segoe UI Emoji" w:hAnsi="Segoe UI Emoji" w:cs="Segoe UI Emoji"/>
-                <w:lang w:val="es-AR"/>
-              </w:rPr>
-              <w:t>📥</w:t>
-            </w:r>
-            <w:r>
-              <w:rPr>
-                <w:lang w:val="es-AR"/>
-              </w:rPr>
-              <w:t> </w:t>
-            </w:r>
             <w:r>
               <w:rPr>
                 <w:b/>
-                <w:bCs/>
-                <w:lang w:val="es-AR"/>
-              </w:rPr>
-              <w:t>Descarga de Fotos (Ancho de Banda)</w:t>
+                <w:sz w:val="19"/>
+              </w:rPr>
+              <w:t xml:space="preserve">☁️ </w:t>
+            </w:r>
+            <w:proofErr w:type="spellStart"/>
+            <w:r>
+              <w:rPr>
+                <w:b/>
+                <w:sz w:val="19"/>
+              </w:rPr>
+              <w:t>Servidor</w:t>
+            </w:r>
+            <w:proofErr w:type="spellEnd"/>
+            <w:r>
+              <w:rPr>
+                <w:b/>
+                <w:sz w:val="19"/>
+              </w:rPr>
+              <w:t xml:space="preserve"> Privado Google Cloud / Firebase</w:t>
             </w:r>
           </w:p>
         </w:tc>
         <w:tc>
           <w:tcPr>
-            <w:tcW w:w="0" w:type="auto"/>
-            <w:hideMark/>
+            <w:tcW w:w="4824" w:type="dxa"/>
+            <w:shd w:val="clear" w:color="auto" w:fill="FFFFFF"/>
+            <w:tcMar>
+              <w:top w:w="70" w:type="dxa"/>
+              <w:left w:w="90" w:type="dxa"/>
+              <w:bottom w:w="70" w:type="dxa"/>
+              <w:right w:w="90" w:type="dxa"/>
+            </w:tcMar>
           </w:tcPr>
           <w:p>
-            <w:pPr>
-              <w:spacing w:after="200" w:line="276" w:lineRule="auto"/>
-              <w:rPr>
-                <w:lang w:val="es-AR"/>
-              </w:rPr>
-            </w:pPr>
+            <w:proofErr w:type="spellStart"/>
+            <w:r>
+              <w:rPr>
+                <w:sz w:val="19"/>
+              </w:rPr>
+              <w:t>Despliegue</w:t>
+            </w:r>
+            <w:proofErr w:type="spellEnd"/>
+            <w:r>
+              <w:rPr>
+                <w:sz w:val="19"/>
+              </w:rPr>
+              <w:t xml:space="preserve"> </w:t>
+            </w:r>
+            <w:proofErr w:type="spellStart"/>
+            <w:r>
+              <w:rPr>
+                <w:sz w:val="19"/>
+              </w:rPr>
+              <w:t>exclusivo</w:t>
+            </w:r>
+            <w:proofErr w:type="spellEnd"/>
+            <w:r>
+              <w:rPr>
+                <w:sz w:val="19"/>
+              </w:rPr>
+              <w:t xml:space="preserve"> </w:t>
+            </w:r>
+            <w:proofErr w:type="spellStart"/>
+            <w:r>
+              <w:rPr>
+                <w:sz w:val="19"/>
+              </w:rPr>
+              <w:t>en</w:t>
+            </w:r>
+            <w:proofErr w:type="spellEnd"/>
+            <w:r>
+              <w:rPr>
+                <w:sz w:val="19"/>
+              </w:rPr>
+              <w:t xml:space="preserve"> </w:t>
+            </w:r>
+            <w:proofErr w:type="spellStart"/>
+            <w:r>
+              <w:rPr>
+                <w:sz w:val="19"/>
+              </w:rPr>
+              <w:t>infraestructura</w:t>
+            </w:r>
+            <w:proofErr w:type="spellEnd"/>
+            <w:r>
+              <w:rPr>
+                <w:sz w:val="19"/>
+              </w:rPr>
+              <w:t xml:space="preserve"> </w:t>
+            </w:r>
+            <w:proofErr w:type="spellStart"/>
+            <w:r>
+              <w:rPr>
+                <w:sz w:val="19"/>
+              </w:rPr>
+              <w:t>propia</w:t>
+            </w:r>
+            <w:proofErr w:type="spellEnd"/>
+            <w:r>
+              <w:rPr>
+                <w:sz w:val="19"/>
+              </w:rPr>
+              <w:t xml:space="preserve"> de Google a </w:t>
+            </w:r>
+            <w:proofErr w:type="spellStart"/>
+            <w:r>
+              <w:rPr>
+                <w:sz w:val="19"/>
+              </w:rPr>
+              <w:t>nombre</w:t>
+            </w:r>
+            <w:proofErr w:type="spellEnd"/>
+            <w:r>
+              <w:rPr>
+                <w:sz w:val="19"/>
+              </w:rPr>
+              <w:t xml:space="preserve"> de la </w:t>
+            </w:r>
+            <w:proofErr w:type="spellStart"/>
+            <w:r>
+              <w:rPr>
+                <w:sz w:val="19"/>
+              </w:rPr>
+              <w:t>empresa</w:t>
+            </w:r>
+            <w:proofErr w:type="spellEnd"/>
+            <w:r>
+              <w:rPr>
+                <w:sz w:val="19"/>
+              </w:rPr>
+              <w:t xml:space="preserve">, </w:t>
+            </w:r>
+            <w:proofErr w:type="spellStart"/>
+            <w:r>
+              <w:rPr>
+                <w:sz w:val="19"/>
+              </w:rPr>
+              <w:t>garantizando</w:t>
+            </w:r>
+            <w:proofErr w:type="spellEnd"/>
+            <w:r>
+              <w:rPr>
+                <w:sz w:val="19"/>
+              </w:rPr>
+              <w:t xml:space="preserve"> </w:t>
+            </w:r>
+            <w:proofErr w:type="spellStart"/>
+            <w:r>
+              <w:rPr>
+                <w:sz w:val="19"/>
+              </w:rPr>
+              <w:t>que</w:t>
+            </w:r>
+            <w:proofErr w:type="spellEnd"/>
+            <w:r>
+              <w:rPr>
+                <w:sz w:val="19"/>
+              </w:rPr>
+              <w:t xml:space="preserve"> </w:t>
+            </w:r>
+            <w:proofErr w:type="spellStart"/>
+            <w:r>
+              <w:rPr>
+                <w:sz w:val="19"/>
+              </w:rPr>
+              <w:t>su</w:t>
+            </w:r>
+            <w:proofErr w:type="spellEnd"/>
+            <w:r>
+              <w:rPr>
+                <w:sz w:val="19"/>
+              </w:rPr>
+              <w:t xml:space="preserve"> </w:t>
+            </w:r>
+            <w:proofErr w:type="spellStart"/>
+            <w:r>
+              <w:rPr>
+                <w:sz w:val="19"/>
+              </w:rPr>
+              <w:t>información</w:t>
+            </w:r>
+            <w:proofErr w:type="spellEnd"/>
+            <w:r>
+              <w:rPr>
+                <w:sz w:val="19"/>
+              </w:rPr>
+              <w:t xml:space="preserve"> </w:t>
+            </w:r>
+            <w:proofErr w:type="spellStart"/>
+            <w:r>
+              <w:rPr>
+                <w:sz w:val="19"/>
+              </w:rPr>
+              <w:t>financiera</w:t>
+            </w:r>
+            <w:proofErr w:type="spellEnd"/>
+            <w:r>
+              <w:rPr>
+                <w:sz w:val="19"/>
+              </w:rPr>
+              <w:t xml:space="preserve"> sea 100% </w:t>
+            </w:r>
+            <w:proofErr w:type="spellStart"/>
+            <w:r>
+              <w:rPr>
+                <w:sz w:val="19"/>
+              </w:rPr>
+              <w:t>privada</w:t>
+            </w:r>
+            <w:proofErr w:type="spellEnd"/>
+            <w:r>
+              <w:rPr>
+                <w:sz w:val="19"/>
+              </w:rPr>
+              <w:t xml:space="preserve"> e inviolable.</w:t>
+            </w:r>
+          </w:p>
+        </w:tc>
+      </w:tr>
+      <w:tr>
+        <w:trPr>
+          <w:jc w:val="center"/>
+        </w:trPr>
+        <w:tc>
+          <w:tcPr>
+            <w:tcW w:w="4824" w:type="dxa"/>
+            <w:shd w:val="clear" w:color="auto" w:fill="FDF6F0"/>
+            <w:tcMar>
+              <w:top w:w="70" w:type="dxa"/>
+              <w:left w:w="90" w:type="dxa"/>
+              <w:bottom w:w="70" w:type="dxa"/>
+              <w:right w:w="90" w:type="dxa"/>
+            </w:tcMar>
+          </w:tcPr>
+          <w:p>
             <w:r>
               <w:rPr>
                 <w:b/>
-                <w:bCs/>
-                <w:lang w:val="es-AR"/>
-              </w:rPr>
-              <w:t>1.0 GB / día</w:t>
-            </w:r>
-            <w:r>
-              <w:rPr>
-                <w:lang w:val="es-AR"/>
-              </w:rPr>
-              <w:t> (~7.000 visualizaciones/día)</w:t>
+                <w:sz w:val="19"/>
+              </w:rPr>
+              <w:t xml:space="preserve">📊 </w:t>
+            </w:r>
+            <w:proofErr w:type="spellStart"/>
+            <w:r>
+              <w:rPr>
+                <w:b/>
+                <w:sz w:val="19"/>
+              </w:rPr>
+              <w:t>Exportador</w:t>
+            </w:r>
+            <w:proofErr w:type="spellEnd"/>
+            <w:r>
+              <w:rPr>
+                <w:b/>
+                <w:sz w:val="19"/>
+              </w:rPr>
+              <w:t xml:space="preserve"> </w:t>
+            </w:r>
+            <w:proofErr w:type="spellStart"/>
+            <w:r>
+              <w:rPr>
+                <w:b/>
+                <w:sz w:val="19"/>
+              </w:rPr>
+              <w:t>Contable</w:t>
+            </w:r>
+            <w:proofErr w:type="spellEnd"/>
+            <w:r>
+              <w:rPr>
+                <w:b/>
+                <w:sz w:val="19"/>
+              </w:rPr>
+              <w:t xml:space="preserve"> (Excel &amp; PDF)</w:t>
             </w:r>
           </w:p>
         </w:tc>
         <w:tc>
           <w:tcPr>
-            <w:tcW w:w="0" w:type="auto"/>
-            <w:hideMark/>
+            <w:tcW w:w="4824" w:type="dxa"/>
+            <w:shd w:val="clear" w:color="auto" w:fill="FDF6F0"/>
+            <w:tcMar>
+              <w:top w:w="70" w:type="dxa"/>
+              <w:left w:w="90" w:type="dxa"/>
+              <w:bottom w:w="70" w:type="dxa"/>
+              <w:right w:w="90" w:type="dxa"/>
+            </w:tcMar>
           </w:tcPr>
           <w:p>
-            <w:pPr>
-              <w:spacing w:after="200" w:line="276" w:lineRule="auto"/>
-              <w:rPr>
-                <w:lang w:val="es-AR"/>
-              </w:rPr>
-            </w:pPr>
-            <w:r>
-              <w:rPr>
-                <w:b/>
-                <w:bCs/>
-                <w:lang w:val="es-AR"/>
-              </w:rPr>
-              <w:t>30.0 GB / mes</w:t>
-            </w:r>
-          </w:p>
-        </w:tc>
-      </w:tr>
-      <w:tr>
-        <w:tc>
-          <w:tcPr>
-            <w:tcW w:w="0" w:type="auto"/>
-            <w:hideMark/>
-          </w:tcPr>
-          <w:p>
-            <w:pPr>
-              <w:spacing w:after="200" w:line="276" w:lineRule="auto"/>
-              <w:rPr>
-                <w:lang w:val="es-AR"/>
-              </w:rPr>
-            </w:pPr>
-            <w:r>
-              <w:rPr>
-                <w:rFonts w:ascii="Segoe UI Emoji" w:hAnsi="Segoe UI Emoji" w:cs="Segoe UI Emoji"/>
-                <w:lang w:val="es-AR"/>
-              </w:rPr>
-              <w:t>🤖</w:t>
-            </w:r>
-            <w:r>
-              <w:rPr>
-                <w:lang w:val="es-AR"/>
-              </w:rPr>
-              <w:t> </w:t>
-            </w:r>
-            <w:r>
-              <w:rPr>
-                <w:b/>
-                <w:bCs/>
-                <w:lang w:val="es-AR"/>
-              </w:rPr>
-              <w:t xml:space="preserve">Escaneos IA (OCR de </w:t>
-            </w:r>
-            <w:proofErr w:type="gramStart"/>
-            <w:r>
-              <w:rPr>
-                <w:b/>
-                <w:bCs/>
-                <w:lang w:val="es-AR"/>
-              </w:rPr>
-              <w:t>tickets</w:t>
-            </w:r>
-            <w:proofErr w:type="gramEnd"/>
-            <w:r>
-              <w:rPr>
-                <w:b/>
-                <w:bCs/>
-                <w:lang w:val="es-AR"/>
-              </w:rPr>
-              <w:t>)</w:t>
-            </w:r>
-          </w:p>
-        </w:tc>
-        <w:tc>
-          <w:tcPr>
-            <w:tcW w:w="0" w:type="auto"/>
-            <w:hideMark/>
-          </w:tcPr>
-          <w:p>
-            <w:pPr>
-              <w:spacing w:after="200" w:line="276" w:lineRule="auto"/>
-              <w:rPr>
-                <w:lang w:val="es-AR"/>
-              </w:rPr>
-            </w:pPr>
-            <w:r>
-              <w:rPr>
-                <w:lang w:val="es-AR"/>
-              </w:rPr>
-              <w:t>~33 escaneos / día</w:t>
-            </w:r>
-          </w:p>
-        </w:tc>
-        <w:tc>
-          <w:tcPr>
-            <w:tcW w:w="0" w:type="auto"/>
-            <w:hideMark/>
-          </w:tcPr>
-          <w:p>
-            <w:pPr>
-              <w:spacing w:after="200" w:line="276" w:lineRule="auto"/>
-              <w:rPr>
-                <w:lang w:val="es-AR"/>
-              </w:rPr>
-            </w:pPr>
-            <w:r>
-              <w:rPr>
-                <w:b/>
-                <w:bCs/>
-                <w:lang w:val="es-AR"/>
-              </w:rPr>
-              <w:t>1.000 escaneos / mes</w:t>
-            </w:r>
-            <w:r>
-              <w:rPr>
-                <w:lang w:val="es-AR"/>
-              </w:rPr>
-              <w:t> (Cloud Vision)</w:t>
-            </w:r>
-          </w:p>
-        </w:tc>
-      </w:tr>
-      <w:tr>
-        <w:tc>
-          <w:tcPr>
-            <w:tcW w:w="0" w:type="auto"/>
-            <w:hideMark/>
-          </w:tcPr>
-          <w:p>
-            <w:pPr>
-              <w:spacing w:after="200" w:line="276" w:lineRule="auto"/>
-              <w:rPr>
-                <w:lang w:val="es-AR"/>
-              </w:rPr>
-            </w:pPr>
-            <w:r>
-              <w:rPr>
-                <w:rFonts w:ascii="Segoe UI Emoji" w:hAnsi="Segoe UI Emoji" w:cs="Segoe UI Emoji"/>
-                <w:lang w:val="es-AR"/>
-              </w:rPr>
-              <w:t>📖</w:t>
-            </w:r>
-            <w:r>
-              <w:rPr>
-                <w:lang w:val="es-AR"/>
-              </w:rPr>
-              <w:t> </w:t>
-            </w:r>
-            <w:r>
-              <w:rPr>
-                <w:b/>
-                <w:bCs/>
-                <w:lang w:val="es-AR"/>
-              </w:rPr>
-              <w:t>Lecturas de Base de Datos (</w:t>
+            <w:r>
+              <w:rPr>
+                <w:sz w:val="19"/>
+              </w:rPr>
+              <w:t xml:space="preserve">Generación con 1 </w:t>
             </w:r>
             <w:proofErr w:type="spellStart"/>
             <w:r>
               <w:rPr>
-                <w:b/>
-                <w:bCs/>
-                <w:lang w:val="es-AR"/>
-              </w:rPr>
-              <w:t>Firestore</w:t>
+                <w:sz w:val="19"/>
+              </w:rPr>
+              <w:t>clic</w:t>
             </w:r>
             <w:proofErr w:type="spellEnd"/>
             <w:r>
               <w:rPr>
-                <w:b/>
-                <w:bCs/>
-                <w:lang w:val="es-AR"/>
-              </w:rPr>
-              <w:t>)</w:t>
-            </w:r>
-          </w:p>
-        </w:tc>
-        <w:tc>
-          <w:tcPr>
-            <w:tcW w:w="0" w:type="auto"/>
-            <w:hideMark/>
-          </w:tcPr>
-          <w:p>
-            <w:pPr>
-              <w:spacing w:after="200" w:line="276" w:lineRule="auto"/>
-              <w:rPr>
-                <w:lang w:val="es-AR"/>
-              </w:rPr>
-            </w:pPr>
-            <w:r>
-              <w:rPr>
-                <w:b/>
-                <w:bCs/>
-                <w:lang w:val="es-AR"/>
-              </w:rPr>
-              <w:t>50.000 lecturas / día</w:t>
-            </w:r>
-          </w:p>
-        </w:tc>
-        <w:tc>
-          <w:tcPr>
-            <w:tcW w:w="0" w:type="auto"/>
-            <w:hideMark/>
-          </w:tcPr>
-          <w:p>
-            <w:pPr>
-              <w:spacing w:after="200" w:line="276" w:lineRule="auto"/>
-              <w:rPr>
-                <w:lang w:val="es-AR"/>
-              </w:rPr>
-            </w:pPr>
-            <w:r>
-              <w:rPr>
-                <w:b/>
-                <w:bCs/>
-                <w:lang w:val="es-AR"/>
-              </w:rPr>
-              <w:t>1.500.000 lecturas / mes</w:t>
-            </w:r>
-          </w:p>
-        </w:tc>
-      </w:tr>
-      <w:tr>
-        <w:tc>
-          <w:tcPr>
-            <w:tcW w:w="0" w:type="auto"/>
-            <w:hideMark/>
-          </w:tcPr>
-          <w:p>
-            <w:pPr>
-              <w:spacing w:after="200" w:line="276" w:lineRule="auto"/>
-              <w:rPr>
-                <w:lang w:val="es-AR"/>
-              </w:rPr>
-            </w:pPr>
-            <w:r>
-              <w:rPr>
-                <w:rFonts w:ascii="Segoe UI Emoji" w:hAnsi="Segoe UI Emoji" w:cs="Segoe UI Emoji"/>
-                <w:lang w:val="es-AR"/>
-              </w:rPr>
-              <w:t>✍️</w:t>
-            </w:r>
-            <w:r>
-              <w:rPr>
-                <w:lang w:val="es-AR"/>
-              </w:rPr>
-              <w:t> </w:t>
-            </w:r>
-            <w:r>
-              <w:rPr>
-                <w:b/>
-                <w:bCs/>
-                <w:lang w:val="es-AR"/>
-              </w:rPr>
-              <w:t>Escrituras (Cargar gastos/recargas)</w:t>
-            </w:r>
-          </w:p>
-        </w:tc>
-        <w:tc>
-          <w:tcPr>
-            <w:tcW w:w="0" w:type="auto"/>
-            <w:hideMark/>
-          </w:tcPr>
-          <w:p>
-            <w:pPr>
-              <w:spacing w:after="200" w:line="276" w:lineRule="auto"/>
-              <w:rPr>
-                <w:lang w:val="es-AR"/>
-              </w:rPr>
-            </w:pPr>
-            <w:r>
-              <w:rPr>
-                <w:b/>
-                <w:bCs/>
-                <w:lang w:val="es-AR"/>
-              </w:rPr>
-              <w:t>20.000 cargas / día</w:t>
-            </w:r>
-          </w:p>
-        </w:tc>
-        <w:tc>
-          <w:tcPr>
-            <w:tcW w:w="0" w:type="auto"/>
-            <w:hideMark/>
-          </w:tcPr>
-          <w:p>
-            <w:pPr>
-              <w:spacing w:after="200" w:line="276" w:lineRule="auto"/>
-              <w:rPr>
-                <w:lang w:val="es-AR"/>
-              </w:rPr>
-            </w:pPr>
-            <w:r>
-              <w:rPr>
-                <w:b/>
-                <w:bCs/>
-                <w:lang w:val="es-AR"/>
-              </w:rPr>
-              <w:t>600.000 cargas / mes</w:t>
-            </w:r>
-          </w:p>
-        </w:tc>
-      </w:tr>
-      <w:tr>
-        <w:tc>
-          <w:tcPr>
-            <w:tcW w:w="0" w:type="auto"/>
-            <w:hideMark/>
-          </w:tcPr>
-          <w:p>
-            <w:pPr>
-              <w:spacing w:after="200" w:line="276" w:lineRule="auto"/>
-              <w:rPr>
-                <w:lang w:val="es-AR"/>
-              </w:rPr>
-            </w:pPr>
-            <w:r>
-              <w:rPr>
-                <w:rFonts w:ascii="Segoe UI Emoji" w:hAnsi="Segoe UI Emoji" w:cs="Segoe UI Emoji"/>
-                <w:lang w:val="es-AR"/>
-              </w:rPr>
-              <w:t>👥</w:t>
-            </w:r>
-            <w:r>
-              <w:rPr>
-                <w:lang w:val="es-AR"/>
-              </w:rPr>
-              <w:t> </w:t>
-            </w:r>
-            <w:r>
-              <w:rPr>
-                <w:b/>
-                <w:bCs/>
-                <w:lang w:val="es-AR"/>
-              </w:rPr>
-              <w:t>Cuentas de Usuarios (Auth)</w:t>
-            </w:r>
-          </w:p>
-        </w:tc>
-        <w:tc>
-          <w:tcPr>
-            <w:tcW w:w="0" w:type="auto"/>
-            <w:hideMark/>
-          </w:tcPr>
-          <w:p>
-            <w:pPr>
-              <w:spacing w:after="200" w:line="276" w:lineRule="auto"/>
-              <w:rPr>
-                <w:lang w:val="es-AR"/>
-              </w:rPr>
-            </w:pPr>
-            <w:r>
-              <w:rPr>
-                <w:lang w:val="es-AR"/>
-              </w:rPr>
-              <w:t>Ilimitado</w:t>
-            </w:r>
-          </w:p>
-        </w:tc>
-        <w:tc>
-          <w:tcPr>
-            <w:tcW w:w="0" w:type="auto"/>
-            <w:hideMark/>
-          </w:tcPr>
-          <w:p>
-            <w:pPr>
-              <w:spacing w:after="200" w:line="276" w:lineRule="auto"/>
-              <w:rPr>
-                <w:lang w:val="es-AR"/>
-              </w:rPr>
-            </w:pPr>
-            <w:r>
-              <w:rPr>
-                <w:b/>
-                <w:bCs/>
-                <w:lang w:val="es-AR"/>
-              </w:rPr>
-              <w:t>Hasta 50.000 usuarios activos</w:t>
+                <w:sz w:val="19"/>
+              </w:rPr>
+              <w:t xml:space="preserve"> de </w:t>
+            </w:r>
+            <w:proofErr w:type="spellStart"/>
+            <w:r>
+              <w:rPr>
+                <w:sz w:val="19"/>
+              </w:rPr>
+              <w:t>planillas</w:t>
+            </w:r>
+            <w:proofErr w:type="spellEnd"/>
+            <w:r>
+              <w:rPr>
+                <w:sz w:val="19"/>
+              </w:rPr>
+              <w:t xml:space="preserve"> Excel (.xlsx) </w:t>
+            </w:r>
+            <w:proofErr w:type="spellStart"/>
+            <w:r>
+              <w:rPr>
+                <w:sz w:val="19"/>
+              </w:rPr>
+              <w:t>estructuradas</w:t>
+            </w:r>
+            <w:proofErr w:type="spellEnd"/>
+            <w:r>
+              <w:rPr>
+                <w:sz w:val="19"/>
+              </w:rPr>
+              <w:t xml:space="preserve"> para el </w:t>
+            </w:r>
+            <w:proofErr w:type="spellStart"/>
+            <w:r>
+              <w:rPr>
+                <w:sz w:val="19"/>
+              </w:rPr>
+              <w:t>contador</w:t>
+            </w:r>
+            <w:proofErr w:type="spellEnd"/>
+            <w:r>
+              <w:rPr>
+                <w:sz w:val="19"/>
+              </w:rPr>
+              <w:t xml:space="preserve"> y Libros de </w:t>
+            </w:r>
+            <w:proofErr w:type="spellStart"/>
+            <w:r>
+              <w:rPr>
+                <w:sz w:val="19"/>
+              </w:rPr>
+              <w:t>Rendición</w:t>
+            </w:r>
+            <w:proofErr w:type="spellEnd"/>
+            <w:r>
+              <w:rPr>
+                <w:sz w:val="19"/>
+              </w:rPr>
+              <w:t xml:space="preserve"> </w:t>
+            </w:r>
+            <w:proofErr w:type="spellStart"/>
+            <w:r>
+              <w:rPr>
+                <w:sz w:val="19"/>
+              </w:rPr>
+              <w:t>en</w:t>
+            </w:r>
+            <w:proofErr w:type="spellEnd"/>
+            <w:r>
+              <w:rPr>
+                <w:sz w:val="19"/>
+              </w:rPr>
+              <w:t xml:space="preserve"> PD</w:t>
+            </w:r>
+            <w:r>
+              <w:rPr>
+                <w:sz w:val="19"/>
+              </w:rPr>
+              <w:t>F</w:t>
+            </w:r>
+            <w:r>
+              <w:rPr>
+                <w:sz w:val="19"/>
+              </w:rPr>
+              <w:t>.</w:t>
             </w:r>
           </w:p>
         </w:tc>
@@ -1793,761 +2017,4110 @@
     </w:tbl>
     <w:p>
       <w:pPr>
-        <w:rPr>
-          <w:lang w:val="es-AR"/>
-        </w:rPr>
+        <w:pStyle w:val="Ttulo1"/>
+        <w:spacing w:before="280" w:after="120"/>
       </w:pPr>
       <w:r>
         <w:rPr>
-          <w:lang w:val="es-AR"/>
-        </w:rPr>
-        <w:pict w14:anchorId="06FF233B">
-          <v:rect id="_x0000_i1031" style="width:564pt;height:.75pt" o:hrpct="0" o:hralign="center" o:hrstd="t" o:hr="t" fillcolor="#a0a0a0" stroked="f"/>
-        </w:pict>
+          <w:color w:val="BA4817"/>
+          <w:sz w:val="30"/>
+        </w:rPr>
+        <w:lastRenderedPageBreak/>
+        <w:t>3. PROPUESTA ECONÓMICA (PAGO ÚNICO - SIN ABONO MENSUAL)</w:t>
+      </w:r>
+    </w:p>
+    <w:p>
+      <w:r>
+        <w:t xml:space="preserve">Se </w:t>
+      </w:r>
+      <w:proofErr w:type="spellStart"/>
+      <w:r>
+        <w:t>detallan</w:t>
+      </w:r>
+      <w:proofErr w:type="spellEnd"/>
+      <w:r>
+        <w:t xml:space="preserve"> a </w:t>
+      </w:r>
+      <w:proofErr w:type="spellStart"/>
+      <w:r>
+        <w:t>continuación</w:t>
+      </w:r>
+      <w:proofErr w:type="spellEnd"/>
+      <w:r>
+        <w:t xml:space="preserve"> la</w:t>
+      </w:r>
+      <w:r>
+        <w:t xml:space="preserve"> </w:t>
+      </w:r>
+      <w:proofErr w:type="spellStart"/>
+      <w:r>
+        <w:t>modalidad</w:t>
+      </w:r>
+      <w:proofErr w:type="spellEnd"/>
+      <w:r>
+        <w:t xml:space="preserve"> de </w:t>
+      </w:r>
+      <w:proofErr w:type="spellStart"/>
+      <w:r>
+        <w:t>contratación</w:t>
+      </w:r>
+      <w:proofErr w:type="spellEnd"/>
+      <w:r>
+        <w:t xml:space="preserve"> disponible bajo el </w:t>
+      </w:r>
+      <w:proofErr w:type="spellStart"/>
+      <w:r>
+        <w:t>régimen</w:t>
+      </w:r>
+      <w:proofErr w:type="spellEnd"/>
+      <w:r>
+        <w:t xml:space="preserve"> de </w:t>
+      </w:r>
+      <w:proofErr w:type="spellStart"/>
+      <w:r>
+        <w:t>Licencia</w:t>
+      </w:r>
+      <w:proofErr w:type="spellEnd"/>
+      <w:r>
+        <w:t xml:space="preserve"> Perpetua:</w:t>
+      </w:r>
+    </w:p>
+    <w:tbl>
+      <w:tblPr>
+        <w:tblW w:w="0" w:type="auto"/>
+        <w:jc w:val="center"/>
+        <w:tblLook w:val="04A0" w:firstRow="1" w:lastRow="0" w:firstColumn="1" w:lastColumn="0" w:noHBand="0" w:noVBand="1"/>
+      </w:tblPr>
+      <w:tblGrid>
+        <w:gridCol w:w="3216"/>
+        <w:gridCol w:w="3216"/>
+        <w:gridCol w:w="3216"/>
+      </w:tblGrid>
+      <w:tr>
+        <w:trPr>
+          <w:jc w:val="center"/>
+        </w:trPr>
+        <w:tc>
+          <w:tcPr>
+            <w:tcW w:w="3216" w:type="dxa"/>
+            <w:shd w:val="clear" w:color="auto" w:fill="202124"/>
+            <w:tcMar>
+              <w:top w:w="80" w:type="dxa"/>
+              <w:left w:w="100" w:type="dxa"/>
+              <w:bottom w:w="80" w:type="dxa"/>
+              <w:right w:w="100" w:type="dxa"/>
+            </w:tcMar>
+          </w:tcPr>
+          <w:p>
+            <w:proofErr w:type="spellStart"/>
+            <w:r>
+              <w:rPr>
+                <w:b/>
+                <w:color w:val="FFFFFF"/>
+                <w:sz w:val="20"/>
+              </w:rPr>
+              <w:t>Modalidad</w:t>
+            </w:r>
+            <w:proofErr w:type="spellEnd"/>
+          </w:p>
+        </w:tc>
+        <w:tc>
+          <w:tcPr>
+            <w:tcW w:w="3216" w:type="dxa"/>
+            <w:shd w:val="clear" w:color="auto" w:fill="202124"/>
+            <w:tcMar>
+              <w:top w:w="80" w:type="dxa"/>
+              <w:left w:w="100" w:type="dxa"/>
+              <w:bottom w:w="80" w:type="dxa"/>
+              <w:right w:w="100" w:type="dxa"/>
+            </w:tcMar>
+          </w:tcPr>
+          <w:p>
+            <w:proofErr w:type="spellStart"/>
+            <w:r>
+              <w:rPr>
+                <w:b/>
+                <w:color w:val="FFFFFF"/>
+                <w:sz w:val="20"/>
+              </w:rPr>
+              <w:t>Servicios</w:t>
+            </w:r>
+            <w:proofErr w:type="spellEnd"/>
+            <w:r>
+              <w:rPr>
+                <w:b/>
+                <w:color w:val="FFFFFF"/>
+                <w:sz w:val="20"/>
+              </w:rPr>
+              <w:t xml:space="preserve"> y </w:t>
+            </w:r>
+            <w:proofErr w:type="spellStart"/>
+            <w:r>
+              <w:rPr>
+                <w:b/>
+                <w:color w:val="FFFFFF"/>
+                <w:sz w:val="20"/>
+              </w:rPr>
+              <w:t>Entregables</w:t>
+            </w:r>
+            <w:proofErr w:type="spellEnd"/>
+            <w:r>
+              <w:rPr>
+                <w:b/>
+                <w:color w:val="FFFFFF"/>
+                <w:sz w:val="20"/>
+              </w:rPr>
+              <w:t xml:space="preserve"> </w:t>
+            </w:r>
+            <w:proofErr w:type="spellStart"/>
+            <w:r>
+              <w:rPr>
+                <w:b/>
+                <w:color w:val="FFFFFF"/>
+                <w:sz w:val="20"/>
+              </w:rPr>
+              <w:t>Incluidos</w:t>
+            </w:r>
+            <w:proofErr w:type="spellEnd"/>
+          </w:p>
+        </w:tc>
+        <w:tc>
+          <w:tcPr>
+            <w:tcW w:w="3216" w:type="dxa"/>
+            <w:shd w:val="clear" w:color="auto" w:fill="202124"/>
+            <w:tcMar>
+              <w:top w:w="80" w:type="dxa"/>
+              <w:left w:w="100" w:type="dxa"/>
+              <w:bottom w:w="80" w:type="dxa"/>
+              <w:right w:w="100" w:type="dxa"/>
+            </w:tcMar>
+          </w:tcPr>
+          <w:p>
+            <w:proofErr w:type="spellStart"/>
+            <w:r>
+              <w:rPr>
+                <w:b/>
+                <w:color w:val="FFFFFF"/>
+                <w:sz w:val="20"/>
+              </w:rPr>
+              <w:t>Inversión</w:t>
+            </w:r>
+            <w:proofErr w:type="spellEnd"/>
+            <w:r>
+              <w:rPr>
+                <w:b/>
+                <w:color w:val="FFFFFF"/>
+                <w:sz w:val="20"/>
+              </w:rPr>
+              <w:t xml:space="preserve"> Final</w:t>
+            </w:r>
+          </w:p>
+        </w:tc>
+      </w:tr>
+      <w:tr>
+        <w:trPr>
+          <w:jc w:val="center"/>
+        </w:trPr>
+        <w:tc>
+          <w:tcPr>
+            <w:tcW w:w="3216" w:type="dxa"/>
+            <w:shd w:val="clear" w:color="auto" w:fill="FFF8F2"/>
+            <w:tcMar>
+              <w:top w:w="80" w:type="dxa"/>
+              <w:left w:w="90" w:type="dxa"/>
+              <w:bottom w:w="80" w:type="dxa"/>
+              <w:right w:w="90" w:type="dxa"/>
+            </w:tcMar>
+          </w:tcPr>
+          <w:p>
+            <w:r>
+              <w:rPr>
+                <w:b/>
+                <w:color w:val="BA4817"/>
+                <w:sz w:val="19"/>
+              </w:rPr>
+              <w:t>PAQUETE LLAVE EN MANO</w:t>
+            </w:r>
+            <w:r>
+              <w:rPr>
+                <w:b/>
+                <w:color w:val="BA4817"/>
+                <w:sz w:val="19"/>
+              </w:rPr>
+              <w:br/>
+            </w:r>
+          </w:p>
+        </w:tc>
+        <w:tc>
+          <w:tcPr>
+            <w:tcW w:w="3216" w:type="dxa"/>
+            <w:shd w:val="clear" w:color="auto" w:fill="FFF8F2"/>
+            <w:tcMar>
+              <w:top w:w="80" w:type="dxa"/>
+              <w:left w:w="90" w:type="dxa"/>
+              <w:bottom w:w="80" w:type="dxa"/>
+              <w:right w:w="90" w:type="dxa"/>
+            </w:tcMar>
+          </w:tcPr>
+          <w:p>
+            <w:r>
+              <w:rPr>
+                <w:sz w:val="18"/>
+              </w:rPr>
+              <w:t xml:space="preserve">• Plataforma Web + App Android APK con logo de la </w:t>
+            </w:r>
+            <w:proofErr w:type="spellStart"/>
+            <w:r>
+              <w:rPr>
+                <w:sz w:val="18"/>
+              </w:rPr>
+              <w:t>empresa</w:t>
+            </w:r>
+            <w:proofErr w:type="spellEnd"/>
+            <w:r>
+              <w:rPr>
+                <w:sz w:val="18"/>
+              </w:rPr>
+              <w:t>.</w:t>
+            </w:r>
+            <w:r>
+              <w:rPr>
+                <w:sz w:val="18"/>
+              </w:rPr>
+              <w:br/>
+              <w:t xml:space="preserve">• </w:t>
+            </w:r>
+            <w:proofErr w:type="spellStart"/>
+            <w:r>
+              <w:rPr>
+                <w:sz w:val="18"/>
+              </w:rPr>
+              <w:t>Servidor</w:t>
+            </w:r>
+            <w:proofErr w:type="spellEnd"/>
+            <w:r>
+              <w:rPr>
+                <w:sz w:val="18"/>
+              </w:rPr>
+              <w:t xml:space="preserve"> y Base de Datos </w:t>
+            </w:r>
+            <w:proofErr w:type="spellStart"/>
+            <w:r>
+              <w:rPr>
+                <w:sz w:val="18"/>
+              </w:rPr>
+              <w:t>propia</w:t>
+            </w:r>
+            <w:proofErr w:type="spellEnd"/>
+            <w:r>
+              <w:rPr>
+                <w:sz w:val="18"/>
+              </w:rPr>
+              <w:t xml:space="preserve"> </w:t>
+            </w:r>
+            <w:proofErr w:type="spellStart"/>
+            <w:r>
+              <w:rPr>
+                <w:sz w:val="18"/>
+              </w:rPr>
+              <w:t>en</w:t>
+            </w:r>
+            <w:proofErr w:type="spellEnd"/>
+            <w:r>
+              <w:rPr>
+                <w:sz w:val="18"/>
+              </w:rPr>
+              <w:t xml:space="preserve"> Google Cloud.</w:t>
+            </w:r>
+            <w:r>
+              <w:rPr>
+                <w:sz w:val="18"/>
+              </w:rPr>
+              <w:br/>
+              <w:t xml:space="preserve">• Motor OCR </w:t>
+            </w:r>
+            <w:proofErr w:type="spellStart"/>
+            <w:r>
+              <w:rPr>
+                <w:sz w:val="18"/>
+              </w:rPr>
+              <w:t>ilimitado</w:t>
+            </w:r>
+            <w:proofErr w:type="spellEnd"/>
+            <w:r>
+              <w:rPr>
+                <w:sz w:val="18"/>
+              </w:rPr>
+              <w:t xml:space="preserve"> con </w:t>
+            </w:r>
+            <w:proofErr w:type="spellStart"/>
+            <w:r>
+              <w:rPr>
+                <w:sz w:val="18"/>
+              </w:rPr>
+              <w:t>detección</w:t>
+            </w:r>
+            <w:proofErr w:type="spellEnd"/>
+            <w:r>
+              <w:rPr>
+                <w:sz w:val="18"/>
+              </w:rPr>
+              <w:t xml:space="preserve"> de IVA y AFIP.</w:t>
+            </w:r>
+            <w:r>
+              <w:rPr>
+                <w:sz w:val="18"/>
+              </w:rPr>
+              <w:br/>
+              <w:t xml:space="preserve">• Manual </w:t>
+            </w:r>
+            <w:proofErr w:type="spellStart"/>
+            <w:r>
+              <w:rPr>
+                <w:sz w:val="18"/>
+              </w:rPr>
+              <w:t>Operativo</w:t>
+            </w:r>
+            <w:proofErr w:type="spellEnd"/>
+            <w:r>
+              <w:rPr>
+                <w:sz w:val="18"/>
+              </w:rPr>
+              <w:t xml:space="preserve"> + Manual de </w:t>
+            </w:r>
+            <w:proofErr w:type="spellStart"/>
+            <w:r>
+              <w:rPr>
+                <w:sz w:val="18"/>
+              </w:rPr>
+              <w:t>Servidor</w:t>
+            </w:r>
+            <w:proofErr w:type="spellEnd"/>
+            <w:r>
+              <w:rPr>
+                <w:sz w:val="18"/>
+              </w:rPr>
+              <w:t xml:space="preserve"> </w:t>
+            </w:r>
+            <w:proofErr w:type="spellStart"/>
+            <w:r>
+              <w:rPr>
+                <w:sz w:val="18"/>
+              </w:rPr>
+              <w:t>en</w:t>
+            </w:r>
+            <w:proofErr w:type="spellEnd"/>
+            <w:r>
+              <w:rPr>
+                <w:sz w:val="18"/>
+              </w:rPr>
+              <w:t xml:space="preserve"> Word/PDF.</w:t>
+            </w:r>
+            <w:r>
+              <w:rPr>
+                <w:sz w:val="18"/>
+              </w:rPr>
+              <w:br/>
+              <w:t xml:space="preserve">• </w:t>
+            </w:r>
+            <w:proofErr w:type="spellStart"/>
+            <w:r>
+              <w:rPr>
+                <w:sz w:val="18"/>
+              </w:rPr>
+              <w:t>Sesión</w:t>
+            </w:r>
+            <w:proofErr w:type="spellEnd"/>
+            <w:r>
+              <w:rPr>
+                <w:sz w:val="18"/>
+              </w:rPr>
+              <w:t xml:space="preserve"> de </w:t>
+            </w:r>
+            <w:proofErr w:type="spellStart"/>
+            <w:r>
+              <w:rPr>
+                <w:sz w:val="18"/>
+              </w:rPr>
+              <w:t>Capacitación</w:t>
+            </w:r>
+            <w:proofErr w:type="spellEnd"/>
+            <w:r>
+              <w:rPr>
+                <w:sz w:val="18"/>
+              </w:rPr>
+              <w:t xml:space="preserve"> y Onboarding </w:t>
+            </w:r>
+            <w:proofErr w:type="spellStart"/>
+            <w:r>
+              <w:rPr>
+                <w:sz w:val="18"/>
+              </w:rPr>
+              <w:t>en</w:t>
+            </w:r>
+            <w:proofErr w:type="spellEnd"/>
+            <w:r>
+              <w:rPr>
+                <w:sz w:val="18"/>
+              </w:rPr>
+              <w:t xml:space="preserve"> vivo.</w:t>
+            </w:r>
+            <w:r>
+              <w:rPr>
+                <w:sz w:val="18"/>
+              </w:rPr>
+              <w:br/>
+              <w:t xml:space="preserve">• 90 Días de </w:t>
+            </w:r>
+            <w:proofErr w:type="spellStart"/>
+            <w:r>
+              <w:rPr>
+                <w:sz w:val="18"/>
+              </w:rPr>
+              <w:t>Garantía</w:t>
+            </w:r>
+            <w:proofErr w:type="spellEnd"/>
+            <w:r>
+              <w:rPr>
+                <w:sz w:val="18"/>
+              </w:rPr>
+              <w:t xml:space="preserve"> y </w:t>
+            </w:r>
+            <w:proofErr w:type="spellStart"/>
+            <w:r>
+              <w:rPr>
+                <w:sz w:val="18"/>
+              </w:rPr>
+              <w:t>Soporte</w:t>
+            </w:r>
+            <w:proofErr w:type="spellEnd"/>
+            <w:r>
+              <w:rPr>
+                <w:sz w:val="18"/>
+              </w:rPr>
+              <w:t xml:space="preserve"> Técnico </w:t>
+            </w:r>
+            <w:proofErr w:type="spellStart"/>
+            <w:r>
+              <w:rPr>
+                <w:sz w:val="18"/>
+              </w:rPr>
+              <w:t>Prioritario</w:t>
+            </w:r>
+            <w:proofErr w:type="spellEnd"/>
+            <w:r>
+              <w:rPr>
+                <w:sz w:val="18"/>
+              </w:rPr>
+              <w:t>.</w:t>
+            </w:r>
+          </w:p>
+        </w:tc>
+        <w:tc>
+          <w:tcPr>
+            <w:tcW w:w="3216" w:type="dxa"/>
+            <w:shd w:val="clear" w:color="auto" w:fill="FFF8F2"/>
+            <w:tcMar>
+              <w:top w:w="80" w:type="dxa"/>
+              <w:left w:w="90" w:type="dxa"/>
+              <w:bottom w:w="80" w:type="dxa"/>
+              <w:right w:w="90" w:type="dxa"/>
+            </w:tcMar>
+          </w:tcPr>
+          <w:p>
+            <w:r>
+              <w:rPr>
+                <w:b/>
+                <w:color w:val="BA4817"/>
+              </w:rPr>
+              <w:t>USD 1.850</w:t>
+            </w:r>
+            <w:r>
+              <w:rPr>
+                <w:b/>
+                <w:color w:val="BA4817"/>
+              </w:rPr>
+              <w:br/>
+              <w:t xml:space="preserve">(Pago </w:t>
+            </w:r>
+            <w:proofErr w:type="spellStart"/>
+            <w:r>
+              <w:rPr>
+                <w:b/>
+                <w:color w:val="BA4817"/>
+              </w:rPr>
+              <w:t>Único</w:t>
+            </w:r>
+            <w:proofErr w:type="spellEnd"/>
+            <w:r>
+              <w:rPr>
+                <w:b/>
+                <w:color w:val="BA4817"/>
+              </w:rPr>
+              <w:t>)</w:t>
+            </w:r>
+          </w:p>
+        </w:tc>
+      </w:tr>
+      <w:tr>
+        <w:trPr>
+          <w:jc w:val="center"/>
+        </w:trPr>
+        <w:tc>
+          <w:tcPr>
+            <w:tcW w:w="3216" w:type="dxa"/>
+            <w:shd w:val="clear" w:color="auto" w:fill="FFFFFF"/>
+            <w:tcMar>
+              <w:top w:w="80" w:type="dxa"/>
+              <w:left w:w="90" w:type="dxa"/>
+              <w:bottom w:w="80" w:type="dxa"/>
+              <w:right w:w="90" w:type="dxa"/>
+            </w:tcMar>
+          </w:tcPr>
+          <w:p/>
+        </w:tc>
+        <w:tc>
+          <w:tcPr>
+            <w:tcW w:w="3216" w:type="dxa"/>
+            <w:shd w:val="clear" w:color="auto" w:fill="FFFFFF"/>
+            <w:tcMar>
+              <w:top w:w="80" w:type="dxa"/>
+              <w:left w:w="90" w:type="dxa"/>
+              <w:bottom w:w="80" w:type="dxa"/>
+              <w:right w:w="90" w:type="dxa"/>
+            </w:tcMar>
+          </w:tcPr>
+          <w:p/>
+        </w:tc>
+        <w:tc>
+          <w:tcPr>
+            <w:tcW w:w="3216" w:type="dxa"/>
+            <w:shd w:val="clear" w:color="auto" w:fill="FFFFFF"/>
+            <w:tcMar>
+              <w:top w:w="80" w:type="dxa"/>
+              <w:left w:w="90" w:type="dxa"/>
+              <w:bottom w:w="80" w:type="dxa"/>
+              <w:right w:w="90" w:type="dxa"/>
+            </w:tcMar>
+          </w:tcPr>
+          <w:p/>
+        </w:tc>
+      </w:tr>
+    </w:tbl>
+    <w:p>
+      <w:pPr>
+        <w:pStyle w:val="Ttulo2"/>
+        <w:spacing w:before="280" w:after="120"/>
+      </w:pPr>
+      <w:r>
+        <w:rPr>
+          <w:color w:val="212121"/>
+          <w:sz w:val="24"/>
+        </w:rPr>
+        <w:t xml:space="preserve">3.1. </w:t>
+      </w:r>
+      <w:proofErr w:type="spellStart"/>
+      <w:r>
+        <w:rPr>
+          <w:color w:val="212121"/>
+          <w:sz w:val="24"/>
+        </w:rPr>
+        <w:t>Condiciones</w:t>
+      </w:r>
+      <w:proofErr w:type="spellEnd"/>
+      <w:r>
+        <w:rPr>
+          <w:color w:val="212121"/>
+          <w:sz w:val="24"/>
+        </w:rPr>
+        <w:t xml:space="preserve"> </w:t>
+      </w:r>
+      <w:proofErr w:type="spellStart"/>
+      <w:r>
+        <w:rPr>
+          <w:color w:val="212121"/>
+          <w:sz w:val="24"/>
+        </w:rPr>
+        <w:t>Comerciales</w:t>
+      </w:r>
+      <w:proofErr w:type="spellEnd"/>
+      <w:r>
+        <w:rPr>
+          <w:color w:val="212121"/>
+          <w:sz w:val="24"/>
+        </w:rPr>
+        <w:t xml:space="preserve"> y </w:t>
+      </w:r>
+      <w:proofErr w:type="spellStart"/>
+      <w:r>
+        <w:rPr>
+          <w:color w:val="212121"/>
+          <w:sz w:val="24"/>
+        </w:rPr>
+        <w:t>Plazos</w:t>
+      </w:r>
+      <w:proofErr w:type="spellEnd"/>
+    </w:p>
+    <w:p>
+      <w:r>
+        <w:rPr>
+          <w:b/>
+        </w:rPr>
+        <w:t xml:space="preserve">• Forma de Pago: </w:t>
+      </w:r>
+      <w:r>
+        <w:t xml:space="preserve">50% </w:t>
+      </w:r>
+      <w:proofErr w:type="spellStart"/>
+      <w:r>
+        <w:t>como</w:t>
+      </w:r>
+      <w:proofErr w:type="spellEnd"/>
+      <w:r>
+        <w:t xml:space="preserve"> </w:t>
+      </w:r>
+      <w:proofErr w:type="spellStart"/>
+      <w:r>
+        <w:t>anticipo</w:t>
+      </w:r>
+      <w:proofErr w:type="spellEnd"/>
+      <w:r>
+        <w:t xml:space="preserve"> al </w:t>
+      </w:r>
+      <w:proofErr w:type="spellStart"/>
+      <w:r>
+        <w:t>confirmar</w:t>
+      </w:r>
+      <w:proofErr w:type="spellEnd"/>
+      <w:r>
+        <w:t xml:space="preserve"> la </w:t>
+      </w:r>
+      <w:proofErr w:type="spellStart"/>
+      <w:r>
+        <w:t>contratación</w:t>
+      </w:r>
+      <w:proofErr w:type="spellEnd"/>
+      <w:r>
+        <w:t xml:space="preserve"> (para </w:t>
+      </w:r>
+      <w:proofErr w:type="spellStart"/>
+      <w:r>
+        <w:t>despliegue</w:t>
+      </w:r>
+      <w:proofErr w:type="spellEnd"/>
+      <w:r>
+        <w:t xml:space="preserve"> de </w:t>
+      </w:r>
+      <w:proofErr w:type="spellStart"/>
+      <w:r>
+        <w:t>infraestructura</w:t>
+      </w:r>
+      <w:proofErr w:type="spellEnd"/>
+      <w:r>
+        <w:t xml:space="preserve">) y 50% contra </w:t>
+      </w:r>
+      <w:proofErr w:type="spellStart"/>
+      <w:r>
+        <w:t>entrega</w:t>
+      </w:r>
+      <w:proofErr w:type="spellEnd"/>
+      <w:r>
+        <w:t xml:space="preserve"> final y </w:t>
+      </w:r>
+      <w:proofErr w:type="spellStart"/>
+      <w:r>
+        <w:t>capacitación</w:t>
+      </w:r>
+      <w:proofErr w:type="spellEnd"/>
+      <w:r>
+        <w:t xml:space="preserve"> del personal.</w:t>
+      </w:r>
+      <w:r>
+        <w:br/>
+      </w:r>
+      <w:r>
+        <w:rPr>
+          <w:b/>
+        </w:rPr>
+        <w:t xml:space="preserve">• Costos de </w:t>
+      </w:r>
+      <w:proofErr w:type="spellStart"/>
+      <w:r>
+        <w:rPr>
+          <w:b/>
+        </w:rPr>
+        <w:t>Servidor</w:t>
+      </w:r>
+      <w:proofErr w:type="spellEnd"/>
+      <w:r>
+        <w:rPr>
+          <w:b/>
+        </w:rPr>
+        <w:t xml:space="preserve">: </w:t>
+      </w:r>
+      <w:r>
+        <w:t xml:space="preserve">La </w:t>
+      </w:r>
+      <w:proofErr w:type="spellStart"/>
+      <w:r>
+        <w:t>arquitectura</w:t>
+      </w:r>
+      <w:proofErr w:type="spellEnd"/>
+      <w:r>
+        <w:t xml:space="preserve"> </w:t>
+      </w:r>
+      <w:proofErr w:type="spellStart"/>
+      <w:r>
+        <w:t>optimizada</w:t>
+      </w:r>
+      <w:proofErr w:type="spellEnd"/>
+      <w:r>
+        <w:t xml:space="preserve"> </w:t>
+      </w:r>
+      <w:proofErr w:type="spellStart"/>
+      <w:r>
+        <w:t>implementada</w:t>
+      </w:r>
+      <w:proofErr w:type="spellEnd"/>
+      <w:r>
+        <w:t xml:space="preserve"> </w:t>
+      </w:r>
+      <w:proofErr w:type="spellStart"/>
+      <w:r>
+        <w:t>permite</w:t>
+      </w:r>
+      <w:proofErr w:type="spellEnd"/>
+      <w:r>
+        <w:t xml:space="preserve"> </w:t>
+      </w:r>
+      <w:proofErr w:type="spellStart"/>
+      <w:r>
+        <w:t>que</w:t>
+      </w:r>
+      <w:proofErr w:type="spellEnd"/>
+      <w:r>
+        <w:t xml:space="preserve"> el </w:t>
+      </w:r>
+      <w:proofErr w:type="spellStart"/>
+      <w:r>
+        <w:t>costo</w:t>
+      </w:r>
+      <w:proofErr w:type="spellEnd"/>
+      <w:r>
+        <w:t xml:space="preserve"> </w:t>
+      </w:r>
+      <w:proofErr w:type="spellStart"/>
+      <w:r>
+        <w:t>mensual</w:t>
+      </w:r>
+      <w:proofErr w:type="spellEnd"/>
+      <w:r>
+        <w:t xml:space="preserve"> de </w:t>
+      </w:r>
+      <w:proofErr w:type="spellStart"/>
+      <w:r>
+        <w:t>servidores</w:t>
+      </w:r>
+      <w:proofErr w:type="spellEnd"/>
+      <w:r>
+        <w:t xml:space="preserve"> </w:t>
+      </w:r>
+      <w:proofErr w:type="spellStart"/>
+      <w:r>
+        <w:t>en</w:t>
+      </w:r>
+      <w:proofErr w:type="spellEnd"/>
+      <w:r>
+        <w:t xml:space="preserve"> </w:t>
+      </w:r>
+      <w:proofErr w:type="gramStart"/>
+      <w:r>
+        <w:t>Google Firebase sea</w:t>
+      </w:r>
+      <w:proofErr w:type="gramEnd"/>
+      <w:r>
+        <w:t xml:space="preserve"> de </w:t>
+      </w:r>
+      <w:r>
+        <w:rPr>
+          <w:b/>
+        </w:rPr>
+        <w:t xml:space="preserve">$0.00 USD (Cero </w:t>
+      </w:r>
+      <w:proofErr w:type="spellStart"/>
+      <w:r>
+        <w:rPr>
+          <w:b/>
+        </w:rPr>
+        <w:t>Dólares</w:t>
+      </w:r>
+      <w:proofErr w:type="spellEnd"/>
+      <w:r>
+        <w:rPr>
+          <w:b/>
+        </w:rPr>
+        <w:t>)</w:t>
+      </w:r>
+      <w:r>
+        <w:t xml:space="preserve"> </w:t>
+      </w:r>
+      <w:proofErr w:type="spellStart"/>
+      <w:r>
+        <w:t>dentro</w:t>
+      </w:r>
+      <w:proofErr w:type="spellEnd"/>
+      <w:r>
+        <w:t xml:space="preserve"> de </w:t>
+      </w:r>
+      <w:proofErr w:type="spellStart"/>
+      <w:r>
+        <w:t>los</w:t>
+      </w:r>
+      <w:proofErr w:type="spellEnd"/>
+      <w:r>
+        <w:t xml:space="preserve"> </w:t>
+      </w:r>
+      <w:proofErr w:type="spellStart"/>
+      <w:r>
+        <w:t>límites</w:t>
+      </w:r>
+      <w:proofErr w:type="spellEnd"/>
+      <w:r>
+        <w:t xml:space="preserve"> </w:t>
+      </w:r>
+      <w:proofErr w:type="spellStart"/>
+      <w:r>
+        <w:t>habituales</w:t>
+      </w:r>
+      <w:proofErr w:type="spellEnd"/>
+      <w:r>
+        <w:t xml:space="preserve"> de </w:t>
+      </w:r>
+      <w:proofErr w:type="spellStart"/>
+      <w:r>
+        <w:t>uso</w:t>
+      </w:r>
+      <w:proofErr w:type="spellEnd"/>
+      <w:r>
+        <w:t xml:space="preserve"> de la </w:t>
+      </w:r>
+      <w:proofErr w:type="spellStart"/>
+      <w:r>
+        <w:t>empresa</w:t>
+      </w:r>
+      <w:proofErr w:type="spellEnd"/>
+      <w:r>
+        <w:t>.</w:t>
       </w:r>
     </w:p>
     <w:p>
       <w:pPr>
-        <w:pStyle w:val="Prrafodelista"/>
-        <w:numPr>
-          <w:ilvl w:val="0"/>
-          <w:numId w:val="11"/>
-        </w:numPr>
-        <w:rPr>
-          <w:lang w:val="es-AR"/>
-        </w:rPr>
+        <w:pStyle w:val="Ttulo2"/>
+        <w:spacing w:before="280" w:after="120"/>
       </w:pPr>
       <w:r>
         <w:rPr>
-          <w:lang w:val="es-AR"/>
-        </w:rPr>
-        <w:t>Consumo Real por Cada Usuario en la App</w:t>
+          <w:color w:val="212121"/>
+          <w:sz w:val="24"/>
+        </w:rPr>
+        <w:t xml:space="preserve">3.2. Nuevas </w:t>
+      </w:r>
+      <w:proofErr w:type="spellStart"/>
+      <w:r>
+        <w:rPr>
+          <w:color w:val="212121"/>
+          <w:sz w:val="24"/>
+        </w:rPr>
+        <w:t>Implementaciones</w:t>
+      </w:r>
+      <w:proofErr w:type="spellEnd"/>
+      <w:r>
+        <w:rPr>
+          <w:color w:val="212121"/>
+          <w:sz w:val="24"/>
+        </w:rPr>
+        <w:t xml:space="preserve"> y </w:t>
+      </w:r>
+      <w:proofErr w:type="spellStart"/>
+      <w:r>
+        <w:rPr>
+          <w:color w:val="212121"/>
+          <w:sz w:val="24"/>
+        </w:rPr>
+        <w:t>Mantenimiento</w:t>
+      </w:r>
+      <w:proofErr w:type="spellEnd"/>
+      <w:r>
+        <w:rPr>
+          <w:color w:val="212121"/>
+          <w:sz w:val="24"/>
+        </w:rPr>
+        <w:t xml:space="preserve"> </w:t>
+      </w:r>
+      <w:proofErr w:type="spellStart"/>
+      <w:r>
+        <w:rPr>
+          <w:color w:val="212121"/>
+          <w:sz w:val="24"/>
+        </w:rPr>
+        <w:t>Evolutivo</w:t>
+      </w:r>
+      <w:proofErr w:type="spellEnd"/>
+    </w:p>
+    <w:p>
+      <w:r>
+        <w:rPr>
+          <w:sz w:val="19"/>
+        </w:rPr>
+        <w:t xml:space="preserve">El </w:t>
+      </w:r>
+      <w:proofErr w:type="spellStart"/>
+      <w:r>
+        <w:rPr>
+          <w:sz w:val="19"/>
+        </w:rPr>
+        <w:t>presente</w:t>
+      </w:r>
+      <w:proofErr w:type="spellEnd"/>
+      <w:r>
+        <w:rPr>
+          <w:sz w:val="19"/>
+        </w:rPr>
+        <w:t xml:space="preserve"> </w:t>
+      </w:r>
+      <w:proofErr w:type="spellStart"/>
+      <w:r>
+        <w:rPr>
+          <w:sz w:val="19"/>
+        </w:rPr>
+        <w:t>presupuesto</w:t>
+      </w:r>
+      <w:proofErr w:type="spellEnd"/>
+      <w:r>
+        <w:rPr>
+          <w:sz w:val="19"/>
+        </w:rPr>
+        <w:t xml:space="preserve"> </w:t>
+      </w:r>
+      <w:proofErr w:type="spellStart"/>
+      <w:r>
+        <w:rPr>
+          <w:sz w:val="19"/>
+        </w:rPr>
+        <w:t>cubre</w:t>
+      </w:r>
+      <w:proofErr w:type="spellEnd"/>
+      <w:r>
+        <w:rPr>
+          <w:sz w:val="19"/>
+        </w:rPr>
+        <w:t xml:space="preserve"> de forma integral la </w:t>
+      </w:r>
+      <w:proofErr w:type="spellStart"/>
+      <w:r>
+        <w:rPr>
+          <w:sz w:val="19"/>
+        </w:rPr>
+        <w:t>totalidad</w:t>
+      </w:r>
+      <w:proofErr w:type="spellEnd"/>
+      <w:r>
+        <w:rPr>
+          <w:sz w:val="19"/>
+        </w:rPr>
+        <w:t xml:space="preserve"> de las </w:t>
+      </w:r>
+      <w:proofErr w:type="spellStart"/>
+      <w:r>
+        <w:rPr>
+          <w:sz w:val="19"/>
+        </w:rPr>
+        <w:t>funcionalidades</w:t>
+      </w:r>
+      <w:proofErr w:type="spellEnd"/>
+      <w:r>
+        <w:rPr>
+          <w:sz w:val="19"/>
+        </w:rPr>
+        <w:t xml:space="preserve"> y </w:t>
+      </w:r>
+      <w:proofErr w:type="spellStart"/>
+      <w:r>
+        <w:rPr>
+          <w:sz w:val="19"/>
+        </w:rPr>
+        <w:t>módulos</w:t>
+      </w:r>
+      <w:proofErr w:type="spellEnd"/>
+      <w:r>
+        <w:rPr>
+          <w:sz w:val="19"/>
+        </w:rPr>
+        <w:t xml:space="preserve"> </w:t>
+      </w:r>
+      <w:proofErr w:type="spellStart"/>
+      <w:r>
+        <w:rPr>
+          <w:sz w:val="19"/>
+        </w:rPr>
+        <w:t>vigentes</w:t>
+      </w:r>
+      <w:proofErr w:type="spellEnd"/>
+      <w:r>
+        <w:rPr>
+          <w:sz w:val="19"/>
+        </w:rPr>
+        <w:t xml:space="preserve"> </w:t>
+      </w:r>
+      <w:proofErr w:type="spellStart"/>
+      <w:r>
+        <w:rPr>
+          <w:sz w:val="19"/>
+        </w:rPr>
+        <w:t>detallados</w:t>
+      </w:r>
+      <w:proofErr w:type="spellEnd"/>
+      <w:r>
+        <w:rPr>
+          <w:sz w:val="19"/>
+        </w:rPr>
+        <w:t xml:space="preserve"> </w:t>
+      </w:r>
+      <w:proofErr w:type="spellStart"/>
+      <w:r>
+        <w:rPr>
+          <w:sz w:val="19"/>
+        </w:rPr>
+        <w:t>en</w:t>
+      </w:r>
+      <w:proofErr w:type="spellEnd"/>
+      <w:r>
+        <w:rPr>
+          <w:sz w:val="19"/>
+        </w:rPr>
+        <w:t xml:space="preserve"> </w:t>
+      </w:r>
+      <w:proofErr w:type="spellStart"/>
+      <w:r>
+        <w:rPr>
+          <w:sz w:val="19"/>
+        </w:rPr>
+        <w:t>esta</w:t>
+      </w:r>
+      <w:proofErr w:type="spellEnd"/>
+      <w:r>
+        <w:rPr>
+          <w:sz w:val="19"/>
+        </w:rPr>
+        <w:t xml:space="preserve"> </w:t>
+      </w:r>
+      <w:proofErr w:type="spellStart"/>
+      <w:r>
+        <w:rPr>
+          <w:sz w:val="19"/>
+        </w:rPr>
+        <w:t>propuesta</w:t>
+      </w:r>
+      <w:proofErr w:type="spellEnd"/>
+      <w:r>
+        <w:rPr>
+          <w:sz w:val="19"/>
+        </w:rPr>
+        <w:t xml:space="preserve">. En </w:t>
+      </w:r>
+      <w:proofErr w:type="spellStart"/>
+      <w:r>
+        <w:rPr>
+          <w:sz w:val="19"/>
+        </w:rPr>
+        <w:t>caso</w:t>
+      </w:r>
+      <w:proofErr w:type="spellEnd"/>
+      <w:r>
+        <w:rPr>
+          <w:sz w:val="19"/>
+        </w:rPr>
+        <w:t xml:space="preserve"> de </w:t>
+      </w:r>
+      <w:proofErr w:type="spellStart"/>
+      <w:r>
+        <w:rPr>
+          <w:sz w:val="19"/>
+        </w:rPr>
+        <w:t>que</w:t>
+      </w:r>
+      <w:proofErr w:type="spellEnd"/>
+      <w:r>
+        <w:rPr>
+          <w:sz w:val="19"/>
+        </w:rPr>
+        <w:t xml:space="preserve"> la </w:t>
+      </w:r>
+      <w:proofErr w:type="spellStart"/>
+      <w:r>
+        <w:rPr>
+          <w:sz w:val="19"/>
+        </w:rPr>
+        <w:t>empresa</w:t>
+      </w:r>
+      <w:proofErr w:type="spellEnd"/>
+      <w:r>
+        <w:rPr>
+          <w:sz w:val="19"/>
+        </w:rPr>
+        <w:t xml:space="preserve"> </w:t>
+      </w:r>
+      <w:proofErr w:type="spellStart"/>
+      <w:r>
+        <w:rPr>
+          <w:sz w:val="19"/>
+        </w:rPr>
+        <w:t>requiera</w:t>
+      </w:r>
+      <w:proofErr w:type="spellEnd"/>
+      <w:r>
+        <w:rPr>
+          <w:sz w:val="19"/>
+        </w:rPr>
+        <w:t xml:space="preserve"> </w:t>
+      </w:r>
+      <w:proofErr w:type="spellStart"/>
+      <w:r>
+        <w:rPr>
+          <w:sz w:val="19"/>
+        </w:rPr>
+        <w:t>en</w:t>
+      </w:r>
+      <w:proofErr w:type="spellEnd"/>
+      <w:r>
+        <w:rPr>
+          <w:sz w:val="19"/>
+        </w:rPr>
+        <w:t xml:space="preserve"> el </w:t>
+      </w:r>
+      <w:proofErr w:type="spellStart"/>
+      <w:r>
+        <w:rPr>
+          <w:sz w:val="19"/>
+        </w:rPr>
+        <w:t>futuro</w:t>
+      </w:r>
+      <w:proofErr w:type="spellEnd"/>
+      <w:r>
+        <w:rPr>
+          <w:sz w:val="19"/>
+        </w:rPr>
+        <w:t xml:space="preserve"> </w:t>
+      </w:r>
+      <w:proofErr w:type="spellStart"/>
+      <w:r>
+        <w:rPr>
+          <w:sz w:val="19"/>
+        </w:rPr>
+        <w:t>nuevas</w:t>
+      </w:r>
+      <w:proofErr w:type="spellEnd"/>
+      <w:r>
+        <w:rPr>
+          <w:sz w:val="19"/>
+        </w:rPr>
+        <w:t xml:space="preserve"> </w:t>
+      </w:r>
+      <w:proofErr w:type="spellStart"/>
+      <w:r>
+        <w:rPr>
+          <w:sz w:val="19"/>
+        </w:rPr>
+        <w:t>implementaciones</w:t>
+      </w:r>
+      <w:proofErr w:type="spellEnd"/>
+      <w:r>
+        <w:rPr>
+          <w:sz w:val="19"/>
+        </w:rPr>
+        <w:t xml:space="preserve"> a </w:t>
+      </w:r>
+      <w:proofErr w:type="spellStart"/>
+      <w:r>
+        <w:rPr>
+          <w:sz w:val="19"/>
+        </w:rPr>
+        <w:t>medida</w:t>
+      </w:r>
+      <w:proofErr w:type="spellEnd"/>
+      <w:r>
+        <w:rPr>
+          <w:sz w:val="19"/>
+        </w:rPr>
+        <w:t xml:space="preserve">, </w:t>
+      </w:r>
+      <w:proofErr w:type="spellStart"/>
+      <w:r>
+        <w:rPr>
+          <w:sz w:val="19"/>
+        </w:rPr>
+        <w:t>módulos</w:t>
+      </w:r>
+      <w:proofErr w:type="spellEnd"/>
+      <w:r>
+        <w:rPr>
+          <w:sz w:val="19"/>
+        </w:rPr>
+        <w:t xml:space="preserve"> </w:t>
+      </w:r>
+      <w:proofErr w:type="spellStart"/>
+      <w:r>
+        <w:rPr>
+          <w:sz w:val="19"/>
+        </w:rPr>
+        <w:t>adicionales</w:t>
+      </w:r>
+      <w:proofErr w:type="spellEnd"/>
+      <w:r>
+        <w:rPr>
+          <w:sz w:val="19"/>
+        </w:rPr>
+        <w:t xml:space="preserve">, </w:t>
+      </w:r>
+      <w:proofErr w:type="spellStart"/>
+      <w:r>
+        <w:rPr>
+          <w:sz w:val="19"/>
+        </w:rPr>
+        <w:t>integraciones</w:t>
+      </w:r>
+      <w:proofErr w:type="spellEnd"/>
+      <w:r>
+        <w:rPr>
+          <w:sz w:val="19"/>
+        </w:rPr>
+        <w:t xml:space="preserve"> con software de </w:t>
+      </w:r>
+      <w:proofErr w:type="spellStart"/>
+      <w:r>
+        <w:rPr>
+          <w:sz w:val="19"/>
+        </w:rPr>
+        <w:t>terceros</w:t>
+      </w:r>
+      <w:proofErr w:type="spellEnd"/>
+      <w:r>
+        <w:rPr>
+          <w:sz w:val="19"/>
+        </w:rPr>
+        <w:t xml:space="preserve"> o </w:t>
+      </w:r>
+      <w:proofErr w:type="spellStart"/>
+      <w:r>
+        <w:rPr>
+          <w:sz w:val="19"/>
+        </w:rPr>
+        <w:t>actualizaciones</w:t>
+      </w:r>
+      <w:proofErr w:type="spellEnd"/>
+      <w:r>
+        <w:rPr>
+          <w:sz w:val="19"/>
+        </w:rPr>
+        <w:t xml:space="preserve"> </w:t>
+      </w:r>
+      <w:proofErr w:type="spellStart"/>
+      <w:r>
+        <w:rPr>
+          <w:sz w:val="19"/>
+        </w:rPr>
+        <w:t>personalizadas</w:t>
+      </w:r>
+      <w:proofErr w:type="spellEnd"/>
+      <w:r>
+        <w:rPr>
+          <w:sz w:val="19"/>
+        </w:rPr>
+        <w:t xml:space="preserve">, las </w:t>
+      </w:r>
+      <w:proofErr w:type="spellStart"/>
+      <w:r>
+        <w:rPr>
+          <w:sz w:val="19"/>
+        </w:rPr>
+        <w:t>mismas</w:t>
+      </w:r>
+      <w:proofErr w:type="spellEnd"/>
+      <w:r>
+        <w:rPr>
+          <w:sz w:val="19"/>
+        </w:rPr>
+        <w:t xml:space="preserve"> </w:t>
+      </w:r>
+      <w:proofErr w:type="spellStart"/>
+      <w:r>
+        <w:rPr>
+          <w:sz w:val="19"/>
+        </w:rPr>
+        <w:t>serán</w:t>
+      </w:r>
+      <w:proofErr w:type="spellEnd"/>
+      <w:r>
+        <w:rPr>
+          <w:sz w:val="19"/>
+        </w:rPr>
+        <w:t xml:space="preserve"> </w:t>
+      </w:r>
+      <w:proofErr w:type="spellStart"/>
+      <w:r>
+        <w:rPr>
+          <w:sz w:val="19"/>
+        </w:rPr>
+        <w:t>presupuestadas</w:t>
+      </w:r>
+      <w:proofErr w:type="spellEnd"/>
+      <w:r>
+        <w:rPr>
+          <w:sz w:val="19"/>
+        </w:rPr>
+        <w:t xml:space="preserve"> y </w:t>
+      </w:r>
+      <w:proofErr w:type="spellStart"/>
+      <w:r>
+        <w:rPr>
+          <w:sz w:val="19"/>
+        </w:rPr>
+        <w:t>cobradas</w:t>
+      </w:r>
+      <w:proofErr w:type="spellEnd"/>
+      <w:r>
+        <w:rPr>
+          <w:sz w:val="19"/>
+        </w:rPr>
+        <w:t xml:space="preserve"> </w:t>
+      </w:r>
+      <w:proofErr w:type="spellStart"/>
+      <w:r>
+        <w:rPr>
+          <w:sz w:val="19"/>
+        </w:rPr>
+        <w:t>por</w:t>
+      </w:r>
+      <w:proofErr w:type="spellEnd"/>
+      <w:r>
+        <w:rPr>
+          <w:sz w:val="19"/>
+        </w:rPr>
+        <w:t xml:space="preserve"> </w:t>
+      </w:r>
+      <w:proofErr w:type="spellStart"/>
+      <w:r>
+        <w:rPr>
+          <w:sz w:val="19"/>
+        </w:rPr>
+        <w:t>separado</w:t>
+      </w:r>
+      <w:proofErr w:type="spellEnd"/>
+      <w:r>
+        <w:rPr>
+          <w:sz w:val="19"/>
+        </w:rPr>
+        <w:t xml:space="preserve"> </w:t>
+      </w:r>
+      <w:proofErr w:type="spellStart"/>
+      <w:r>
+        <w:rPr>
+          <w:sz w:val="19"/>
+        </w:rPr>
+        <w:t>como</w:t>
+      </w:r>
+      <w:proofErr w:type="spellEnd"/>
+      <w:r>
+        <w:rPr>
+          <w:sz w:val="19"/>
+        </w:rPr>
+        <w:t xml:space="preserve"> un </w:t>
+      </w:r>
+      <w:proofErr w:type="spellStart"/>
+      <w:r>
+        <w:rPr>
+          <w:sz w:val="19"/>
+        </w:rPr>
+        <w:t>servicio</w:t>
+      </w:r>
+      <w:proofErr w:type="spellEnd"/>
+      <w:r>
+        <w:rPr>
+          <w:sz w:val="19"/>
+        </w:rPr>
+        <w:t xml:space="preserve"> de </w:t>
+      </w:r>
+      <w:proofErr w:type="spellStart"/>
+      <w:r>
+        <w:rPr>
+          <w:sz w:val="19"/>
+        </w:rPr>
+        <w:t>desarrollo</w:t>
+      </w:r>
+      <w:proofErr w:type="spellEnd"/>
+      <w:r>
+        <w:rPr>
+          <w:sz w:val="19"/>
+        </w:rPr>
+        <w:t xml:space="preserve"> </w:t>
+      </w:r>
+      <w:proofErr w:type="spellStart"/>
+      <w:r>
+        <w:rPr>
+          <w:sz w:val="19"/>
+        </w:rPr>
+        <w:t>adicional</w:t>
+      </w:r>
+      <w:proofErr w:type="spellEnd"/>
+      <w:r>
+        <w:rPr>
+          <w:sz w:val="19"/>
+        </w:rPr>
+        <w:t>.</w:t>
       </w:r>
     </w:p>
     <w:p>
       <w:pPr>
-        <w:ind w:firstLine="360"/>
-        <w:rPr>
-          <w:lang w:val="es-AR"/>
-        </w:rPr>
+        <w:pStyle w:val="Ttulo2"/>
+        <w:spacing w:before="280" w:after="120"/>
       </w:pPr>
       <w:r>
         <w:rPr>
-          <w:lang w:val="es-AR"/>
-        </w:rPr>
-        <w:t xml:space="preserve">Cada vez que un usuario utiliza la </w:t>
+          <w:color w:val="212121"/>
+          <w:sz w:val="24"/>
+        </w:rPr>
+        <w:t xml:space="preserve">3.3. </w:t>
+      </w:r>
+      <w:proofErr w:type="spellStart"/>
+      <w:r>
+        <w:rPr>
+          <w:color w:val="212121"/>
+          <w:sz w:val="24"/>
+        </w:rPr>
+        <w:t>Infraestructura</w:t>
+      </w:r>
+      <w:proofErr w:type="spellEnd"/>
+      <w:r>
+        <w:rPr>
+          <w:color w:val="212121"/>
+          <w:sz w:val="24"/>
+        </w:rPr>
+        <w:t xml:space="preserve"> Google Cloud / Firebase y </w:t>
+      </w:r>
+      <w:proofErr w:type="spellStart"/>
+      <w:r>
+        <w:rPr>
+          <w:color w:val="212121"/>
+          <w:sz w:val="24"/>
+        </w:rPr>
+        <w:t>Continuidad</w:t>
+      </w:r>
+      <w:proofErr w:type="spellEnd"/>
+      <w:r>
+        <w:rPr>
+          <w:color w:val="212121"/>
+          <w:sz w:val="24"/>
+        </w:rPr>
+        <w:t xml:space="preserve"> </w:t>
+      </w:r>
+      <w:proofErr w:type="spellStart"/>
+      <w:r>
+        <w:rPr>
+          <w:color w:val="212121"/>
+          <w:sz w:val="24"/>
+        </w:rPr>
+        <w:t>Operativa</w:t>
+      </w:r>
+      <w:proofErr w:type="spellEnd"/>
+    </w:p>
+    <w:p>
+      <w:r>
+        <w:rPr>
+          <w:sz w:val="19"/>
+        </w:rPr>
+        <w:t xml:space="preserve">Google Firebase </w:t>
+      </w:r>
+      <w:proofErr w:type="spellStart"/>
+      <w:r>
+        <w:rPr>
+          <w:sz w:val="19"/>
+        </w:rPr>
+        <w:t>incluye</w:t>
+      </w:r>
+      <w:proofErr w:type="spellEnd"/>
+      <w:r>
+        <w:rPr>
+          <w:sz w:val="19"/>
+        </w:rPr>
+        <w:t xml:space="preserve"> </w:t>
+      </w:r>
+      <w:proofErr w:type="spellStart"/>
+      <w:r>
+        <w:rPr>
+          <w:sz w:val="19"/>
+        </w:rPr>
+        <w:t>mensualmente</w:t>
+      </w:r>
+      <w:proofErr w:type="spellEnd"/>
+      <w:r>
+        <w:rPr>
+          <w:sz w:val="19"/>
+        </w:rPr>
+        <w:t xml:space="preserve"> </w:t>
+      </w:r>
+      <w:proofErr w:type="spellStart"/>
+      <w:r>
+        <w:rPr>
+          <w:sz w:val="19"/>
+        </w:rPr>
+        <w:t>una</w:t>
+      </w:r>
+      <w:proofErr w:type="spellEnd"/>
+      <w:r>
+        <w:rPr>
+          <w:sz w:val="19"/>
+        </w:rPr>
+        <w:t xml:space="preserve"> </w:t>
+      </w:r>
+      <w:proofErr w:type="spellStart"/>
+      <w:r>
+        <w:rPr>
+          <w:sz w:val="19"/>
+        </w:rPr>
+        <w:t>generosa</w:t>
+      </w:r>
+      <w:proofErr w:type="spellEnd"/>
+      <w:r>
+        <w:rPr>
+          <w:sz w:val="19"/>
+        </w:rPr>
+        <w:t xml:space="preserve"> </w:t>
+      </w:r>
+      <w:proofErr w:type="spellStart"/>
+      <w:r>
+        <w:rPr>
+          <w:sz w:val="19"/>
+        </w:rPr>
+        <w:t>cantidad</w:t>
+      </w:r>
+      <w:proofErr w:type="spellEnd"/>
+      <w:r>
+        <w:rPr>
+          <w:sz w:val="19"/>
+        </w:rPr>
+        <w:t xml:space="preserve"> de </w:t>
+      </w:r>
+      <w:proofErr w:type="spellStart"/>
+      <w:r>
+        <w:rPr>
+          <w:sz w:val="19"/>
+        </w:rPr>
+        <w:t>créditos</w:t>
+      </w:r>
+      <w:proofErr w:type="spellEnd"/>
+      <w:r>
+        <w:rPr>
+          <w:sz w:val="19"/>
+        </w:rPr>
+        <w:t xml:space="preserve"> y </w:t>
+      </w:r>
+      <w:proofErr w:type="spellStart"/>
+      <w:r>
+        <w:rPr>
+          <w:sz w:val="19"/>
+        </w:rPr>
+        <w:t>cuotas</w:t>
+      </w:r>
+      <w:proofErr w:type="spellEnd"/>
+      <w:r>
+        <w:rPr>
+          <w:sz w:val="19"/>
+        </w:rPr>
+        <w:t xml:space="preserve"> </w:t>
+      </w:r>
+      <w:proofErr w:type="spellStart"/>
+      <w:r>
+        <w:rPr>
+          <w:sz w:val="19"/>
+        </w:rPr>
+        <w:t>gratuitas</w:t>
+      </w:r>
+      <w:proofErr w:type="spellEnd"/>
+      <w:r>
+        <w:rPr>
+          <w:sz w:val="19"/>
+        </w:rPr>
+        <w:t xml:space="preserve"> (Plan Spark) </w:t>
+      </w:r>
+      <w:proofErr w:type="spellStart"/>
+      <w:r>
+        <w:rPr>
+          <w:sz w:val="19"/>
+        </w:rPr>
+        <w:t>que</w:t>
+      </w:r>
+      <w:proofErr w:type="spellEnd"/>
+      <w:r>
+        <w:rPr>
+          <w:sz w:val="19"/>
+        </w:rPr>
+        <w:t xml:space="preserve"> </w:t>
+      </w:r>
+      <w:proofErr w:type="spellStart"/>
+      <w:r>
+        <w:rPr>
+          <w:sz w:val="19"/>
+        </w:rPr>
+        <w:t>cubren</w:t>
+      </w:r>
+      <w:proofErr w:type="spellEnd"/>
+      <w:r>
+        <w:rPr>
+          <w:sz w:val="19"/>
+        </w:rPr>
+        <w:t xml:space="preserve"> con </w:t>
+      </w:r>
+      <w:proofErr w:type="spellStart"/>
+      <w:r>
+        <w:rPr>
+          <w:sz w:val="19"/>
+        </w:rPr>
+        <w:t>holgura</w:t>
+      </w:r>
+      <w:proofErr w:type="spellEnd"/>
+      <w:r>
+        <w:rPr>
+          <w:sz w:val="19"/>
+        </w:rPr>
+        <w:t xml:space="preserve"> el </w:t>
+      </w:r>
+      <w:proofErr w:type="spellStart"/>
+      <w:r>
+        <w:rPr>
+          <w:sz w:val="19"/>
+        </w:rPr>
+        <w:t>funcionamiento</w:t>
+      </w:r>
+      <w:proofErr w:type="spellEnd"/>
+      <w:r>
+        <w:rPr>
+          <w:sz w:val="19"/>
+        </w:rPr>
+        <w:t xml:space="preserve"> </w:t>
+      </w:r>
+      <w:proofErr w:type="spellStart"/>
+      <w:r>
+        <w:rPr>
+          <w:sz w:val="19"/>
+        </w:rPr>
+        <w:t>estándar</w:t>
+      </w:r>
+      <w:proofErr w:type="spellEnd"/>
+      <w:r>
+        <w:rPr>
+          <w:sz w:val="19"/>
+        </w:rPr>
+        <w:t xml:space="preserve"> de la </w:t>
+      </w:r>
+      <w:proofErr w:type="spellStart"/>
+      <w:r>
+        <w:rPr>
+          <w:sz w:val="19"/>
+        </w:rPr>
+        <w:t>empresa</w:t>
+      </w:r>
+      <w:proofErr w:type="spellEnd"/>
+      <w:r>
+        <w:rPr>
+          <w:sz w:val="19"/>
+        </w:rPr>
+        <w:t xml:space="preserve"> (50.000 </w:t>
+      </w:r>
+      <w:proofErr w:type="spellStart"/>
+      <w:r>
+        <w:rPr>
+          <w:sz w:val="19"/>
+        </w:rPr>
+        <w:t>lecturas</w:t>
+      </w:r>
+      <w:proofErr w:type="spellEnd"/>
+      <w:r>
+        <w:rPr>
+          <w:sz w:val="19"/>
+        </w:rPr>
+        <w:t xml:space="preserve"> </w:t>
+      </w:r>
+      <w:proofErr w:type="spellStart"/>
+      <w:r>
+        <w:rPr>
+          <w:sz w:val="19"/>
+        </w:rPr>
+        <w:t>diarias</w:t>
+      </w:r>
+      <w:proofErr w:type="spellEnd"/>
+      <w:r>
+        <w:rPr>
+          <w:sz w:val="19"/>
+        </w:rPr>
+        <w:t xml:space="preserve">, 5.0 GB de </w:t>
+      </w:r>
+      <w:proofErr w:type="spellStart"/>
+      <w:r>
+        <w:rPr>
+          <w:sz w:val="19"/>
+        </w:rPr>
+        <w:t>almacenamiento</w:t>
+      </w:r>
+      <w:proofErr w:type="spellEnd"/>
+      <w:r>
+        <w:rPr>
+          <w:sz w:val="19"/>
+        </w:rPr>
+        <w:t xml:space="preserve"> de </w:t>
+      </w:r>
+      <w:proofErr w:type="spellStart"/>
+      <w:r>
+        <w:rPr>
+          <w:sz w:val="19"/>
+        </w:rPr>
+        <w:t>fotos</w:t>
+      </w:r>
+      <w:proofErr w:type="spellEnd"/>
+      <w:r>
+        <w:rPr>
+          <w:sz w:val="19"/>
+        </w:rPr>
+        <w:t xml:space="preserve"> y miles de </w:t>
+      </w:r>
+      <w:proofErr w:type="spellStart"/>
+      <w:r>
+        <w:rPr>
+          <w:sz w:val="19"/>
+        </w:rPr>
+        <w:t>comprobantes</w:t>
+      </w:r>
+      <w:proofErr w:type="spellEnd"/>
+      <w:r>
+        <w:rPr>
+          <w:sz w:val="19"/>
+        </w:rPr>
+        <w:t xml:space="preserve">). </w:t>
+      </w:r>
+      <w:proofErr w:type="spellStart"/>
+      <w:r>
+        <w:rPr>
+          <w:sz w:val="19"/>
+        </w:rPr>
+        <w:t>Respecto</w:t>
+      </w:r>
+      <w:proofErr w:type="spellEnd"/>
+      <w:r>
+        <w:rPr>
+          <w:sz w:val="19"/>
+        </w:rPr>
+        <w:t xml:space="preserve"> a </w:t>
+      </w:r>
+      <w:proofErr w:type="spellStart"/>
+      <w:r>
+        <w:rPr>
+          <w:sz w:val="19"/>
+        </w:rPr>
+        <w:t>los</w:t>
+      </w:r>
+      <w:proofErr w:type="spellEnd"/>
+      <w:r>
+        <w:rPr>
+          <w:sz w:val="19"/>
+        </w:rPr>
+        <w:t xml:space="preserve"> </w:t>
+      </w:r>
+      <w:proofErr w:type="spellStart"/>
+      <w:r>
+        <w:rPr>
+          <w:sz w:val="19"/>
+        </w:rPr>
+        <w:t>servicios</w:t>
+      </w:r>
+      <w:proofErr w:type="spellEnd"/>
+      <w:r>
+        <w:rPr>
+          <w:sz w:val="19"/>
+        </w:rPr>
+        <w:t xml:space="preserve"> de </w:t>
+      </w:r>
+      <w:proofErr w:type="spellStart"/>
+      <w:r>
+        <w:rPr>
+          <w:sz w:val="19"/>
+        </w:rPr>
+        <w:t>infraestructura</w:t>
+      </w:r>
+      <w:proofErr w:type="spellEnd"/>
+      <w:r>
+        <w:rPr>
+          <w:sz w:val="19"/>
+        </w:rPr>
+        <w:t xml:space="preserve"> </w:t>
+      </w:r>
+      <w:proofErr w:type="spellStart"/>
+      <w:r>
+        <w:rPr>
+          <w:sz w:val="19"/>
+        </w:rPr>
+        <w:t>en</w:t>
+      </w:r>
+      <w:proofErr w:type="spellEnd"/>
+      <w:r>
+        <w:rPr>
+          <w:sz w:val="19"/>
+        </w:rPr>
+        <w:t xml:space="preserve"> la </w:t>
+      </w:r>
+      <w:proofErr w:type="spellStart"/>
+      <w:r>
+        <w:rPr>
+          <w:sz w:val="19"/>
+        </w:rPr>
+        <w:t>nube</w:t>
+      </w:r>
+      <w:proofErr w:type="spellEnd"/>
+      <w:r>
+        <w:rPr>
+          <w:sz w:val="19"/>
+        </w:rPr>
+        <w:t xml:space="preserve">, se </w:t>
+      </w:r>
+      <w:proofErr w:type="spellStart"/>
+      <w:r>
+        <w:rPr>
+          <w:sz w:val="19"/>
+        </w:rPr>
+        <w:t>establecen</w:t>
+      </w:r>
+      <w:proofErr w:type="spellEnd"/>
+      <w:r>
+        <w:rPr>
+          <w:sz w:val="19"/>
+        </w:rPr>
+        <w:t xml:space="preserve"> las </w:t>
+      </w:r>
+      <w:proofErr w:type="spellStart"/>
+      <w:r>
+        <w:rPr>
+          <w:sz w:val="19"/>
+        </w:rPr>
+        <w:t>siguientes</w:t>
+      </w:r>
+      <w:proofErr w:type="spellEnd"/>
+      <w:r>
+        <w:rPr>
+          <w:sz w:val="19"/>
+        </w:rPr>
+        <w:t xml:space="preserve"> </w:t>
+      </w:r>
+      <w:proofErr w:type="spellStart"/>
+      <w:r>
+        <w:rPr>
+          <w:sz w:val="19"/>
+        </w:rPr>
+        <w:t>pautas</w:t>
+      </w:r>
+      <w:proofErr w:type="spellEnd"/>
+      <w:r>
+        <w:rPr>
+          <w:sz w:val="19"/>
+        </w:rPr>
+        <w:t xml:space="preserve"> </w:t>
+      </w:r>
+      <w:proofErr w:type="spellStart"/>
+      <w:r>
+        <w:rPr>
+          <w:sz w:val="19"/>
+        </w:rPr>
+        <w:t>técnicas</w:t>
+      </w:r>
+      <w:proofErr w:type="spellEnd"/>
+      <w:r>
+        <w:rPr>
+          <w:sz w:val="19"/>
+        </w:rPr>
+        <w:t>:</w:t>
+      </w:r>
+    </w:p>
+    <w:p>
+      <w:r>
+        <w:rPr>
+          <w:b/>
+        </w:rPr>
+        <w:t xml:space="preserve">• </w:t>
+      </w:r>
+      <w:proofErr w:type="spellStart"/>
+      <w:r>
+        <w:rPr>
+          <w:b/>
+        </w:rPr>
+        <w:t>Consumo</w:t>
+      </w:r>
+      <w:proofErr w:type="spellEnd"/>
+      <w:r>
+        <w:rPr>
+          <w:b/>
+        </w:rPr>
+        <w:t xml:space="preserve"> de </w:t>
+      </w:r>
+      <w:proofErr w:type="spellStart"/>
+      <w:r>
+        <w:rPr>
+          <w:b/>
+        </w:rPr>
+        <w:t>Cuotas</w:t>
+      </w:r>
+      <w:proofErr w:type="spellEnd"/>
+      <w:r>
+        <w:rPr>
+          <w:b/>
+        </w:rPr>
+        <w:t xml:space="preserve"> y </w:t>
+      </w:r>
+      <w:proofErr w:type="spellStart"/>
+      <w:r>
+        <w:rPr>
+          <w:b/>
+        </w:rPr>
+        <w:t>Excedentes</w:t>
+      </w:r>
+      <w:proofErr w:type="spellEnd"/>
+      <w:r>
+        <w:rPr>
+          <w:b/>
+        </w:rPr>
+        <w:t xml:space="preserve">: </w:t>
+      </w:r>
+      <w:r>
+        <w:t xml:space="preserve">En </w:t>
+      </w:r>
+      <w:proofErr w:type="spellStart"/>
+      <w:r>
+        <w:t>caso</w:t>
+      </w:r>
+      <w:proofErr w:type="spellEnd"/>
+      <w:r>
+        <w:t xml:space="preserve"> de </w:t>
+      </w:r>
+      <w:proofErr w:type="spellStart"/>
+      <w:r>
+        <w:t>alcanzarse</w:t>
+      </w:r>
+      <w:proofErr w:type="spellEnd"/>
+      <w:r>
+        <w:t xml:space="preserve"> o </w:t>
+      </w:r>
+      <w:proofErr w:type="spellStart"/>
+      <w:r>
+        <w:t>superarse</w:t>
+      </w:r>
+      <w:proofErr w:type="spellEnd"/>
+      <w:r>
+        <w:t xml:space="preserve"> </w:t>
+      </w:r>
+      <w:proofErr w:type="spellStart"/>
+      <w:r>
+        <w:t>los</w:t>
+      </w:r>
+      <w:proofErr w:type="spellEnd"/>
+      <w:r>
+        <w:t xml:space="preserve"> </w:t>
+      </w:r>
+      <w:proofErr w:type="spellStart"/>
+      <w:r>
+        <w:t>límites</w:t>
+      </w:r>
+      <w:proofErr w:type="spellEnd"/>
+      <w:r>
+        <w:t xml:space="preserve"> de </w:t>
+      </w:r>
+      <w:proofErr w:type="spellStart"/>
+      <w:r>
+        <w:t>créditos</w:t>
+      </w:r>
+      <w:proofErr w:type="spellEnd"/>
+      <w:r>
+        <w:t xml:space="preserve"> y </w:t>
+      </w:r>
+      <w:proofErr w:type="spellStart"/>
+      <w:r>
+        <w:t>espacio</w:t>
+      </w:r>
+      <w:proofErr w:type="spellEnd"/>
+      <w:r>
+        <w:t xml:space="preserve"> </w:t>
+      </w:r>
+      <w:proofErr w:type="spellStart"/>
+      <w:r>
+        <w:t>incluidos</w:t>
+      </w:r>
+      <w:proofErr w:type="spellEnd"/>
+      <w:r>
+        <w:t xml:space="preserve"> </w:t>
+      </w:r>
+      <w:proofErr w:type="spellStart"/>
+      <w:r>
+        <w:t>mensualmente</w:t>
+      </w:r>
+      <w:proofErr w:type="spellEnd"/>
+      <w:r>
+        <w:t xml:space="preserve"> </w:t>
+      </w:r>
+      <w:proofErr w:type="spellStart"/>
+      <w:r>
+        <w:t>por</w:t>
+      </w:r>
+      <w:proofErr w:type="spellEnd"/>
+      <w:r>
+        <w:t xml:space="preserve"> Google, el </w:t>
+      </w:r>
+      <w:proofErr w:type="spellStart"/>
+      <w:r>
+        <w:t>costo</w:t>
+      </w:r>
+      <w:proofErr w:type="spellEnd"/>
+      <w:r>
+        <w:t xml:space="preserve"> extra </w:t>
+      </w:r>
+      <w:proofErr w:type="spellStart"/>
+      <w:r>
+        <w:t>por</w:t>
+      </w:r>
+      <w:proofErr w:type="spellEnd"/>
+      <w:r>
+        <w:t xml:space="preserve"> </w:t>
+      </w:r>
+      <w:proofErr w:type="spellStart"/>
+      <w:r>
+        <w:t>uso</w:t>
+      </w:r>
+      <w:proofErr w:type="spellEnd"/>
+      <w:r>
+        <w:t xml:space="preserve"> de </w:t>
+      </w:r>
+      <w:proofErr w:type="spellStart"/>
+      <w:r>
+        <w:t>almacenamiento</w:t>
+      </w:r>
+      <w:proofErr w:type="spellEnd"/>
+      <w:r>
+        <w:t xml:space="preserve"> o </w:t>
+      </w:r>
+      <w:proofErr w:type="spellStart"/>
+      <w:r>
+        <w:t>transferencia</w:t>
+      </w:r>
+      <w:proofErr w:type="spellEnd"/>
+      <w:r>
+        <w:t xml:space="preserve"> </w:t>
+      </w:r>
+      <w:proofErr w:type="spellStart"/>
+      <w:r>
+        <w:t>quedará</w:t>
+      </w:r>
+      <w:proofErr w:type="spellEnd"/>
+      <w:r>
+        <w:t xml:space="preserve"> a </w:t>
+      </w:r>
+      <w:proofErr w:type="spellStart"/>
+      <w:r>
+        <w:t>cuenta</w:t>
+      </w:r>
+      <w:proofErr w:type="spellEnd"/>
+      <w:r>
+        <w:t xml:space="preserve"> </w:t>
+      </w:r>
+      <w:proofErr w:type="spellStart"/>
+      <w:r>
+        <w:t>exclusiva</w:t>
+      </w:r>
+      <w:proofErr w:type="spellEnd"/>
+      <w:r>
+        <w:t xml:space="preserve"> de la </w:t>
+      </w:r>
+      <w:proofErr w:type="spellStart"/>
+      <w:r>
+        <w:t>empresa</w:t>
+      </w:r>
+      <w:proofErr w:type="spellEnd"/>
+      <w:r>
+        <w:t xml:space="preserve"> y </w:t>
+      </w:r>
+      <w:proofErr w:type="spellStart"/>
+      <w:r>
+        <w:t>será</w:t>
+      </w:r>
+      <w:proofErr w:type="spellEnd"/>
+      <w:r>
+        <w:t xml:space="preserve"> </w:t>
+      </w:r>
+      <w:proofErr w:type="spellStart"/>
+      <w:r>
+        <w:t>facturado</w:t>
+      </w:r>
+      <w:proofErr w:type="spellEnd"/>
+      <w:r>
+        <w:t xml:space="preserve"> </w:t>
+      </w:r>
+      <w:proofErr w:type="spellStart"/>
+      <w:r>
+        <w:t>directamente</w:t>
+      </w:r>
+      <w:proofErr w:type="spellEnd"/>
+      <w:r>
+        <w:t xml:space="preserve"> </w:t>
+      </w:r>
+      <w:proofErr w:type="spellStart"/>
+      <w:r>
+        <w:t>por</w:t>
+      </w:r>
+      <w:proofErr w:type="spellEnd"/>
+      <w:r>
+        <w:t xml:space="preserve"> Google Cloud.</w:t>
+      </w:r>
+      <w:r>
+        <w:br/>
+      </w:r>
+      <w:r>
+        <w:rPr>
+          <w:b/>
+        </w:rPr>
+        <w:t xml:space="preserve">• </w:t>
+      </w:r>
+      <w:proofErr w:type="spellStart"/>
+      <w:r>
+        <w:rPr>
+          <w:b/>
+        </w:rPr>
+        <w:t>Bloqueo</w:t>
+      </w:r>
+      <w:proofErr w:type="spellEnd"/>
+      <w:r>
+        <w:rPr>
+          <w:b/>
+        </w:rPr>
+        <w:t xml:space="preserve"> Temporal </w:t>
+      </w:r>
+      <w:proofErr w:type="spellStart"/>
+      <w:r>
+        <w:rPr>
+          <w:b/>
+        </w:rPr>
+        <w:t>por</w:t>
+      </w:r>
+      <w:proofErr w:type="spellEnd"/>
+      <w:r>
+        <w:rPr>
+          <w:b/>
+        </w:rPr>
+        <w:t xml:space="preserve"> </w:t>
+      </w:r>
+      <w:proofErr w:type="spellStart"/>
+      <w:r>
+        <w:rPr>
+          <w:b/>
+        </w:rPr>
+        <w:t>Límite</w:t>
+      </w:r>
+      <w:proofErr w:type="spellEnd"/>
+      <w:r>
+        <w:rPr>
+          <w:b/>
+        </w:rPr>
+        <w:t xml:space="preserve"> de </w:t>
+      </w:r>
+      <w:proofErr w:type="spellStart"/>
+      <w:r>
+        <w:rPr>
+          <w:b/>
+        </w:rPr>
+        <w:t>Cuota</w:t>
+      </w:r>
+      <w:proofErr w:type="spellEnd"/>
+      <w:r>
+        <w:rPr>
+          <w:b/>
+        </w:rPr>
+        <w:t xml:space="preserve">: </w:t>
+      </w:r>
+      <w:proofErr w:type="spellStart"/>
+      <w:r>
+        <w:t>Tenga</w:t>
+      </w:r>
+      <w:proofErr w:type="spellEnd"/>
+      <w:r>
+        <w:t xml:space="preserve"> </w:t>
+      </w:r>
+      <w:proofErr w:type="spellStart"/>
+      <w:r>
+        <w:t>en</w:t>
+      </w:r>
+      <w:proofErr w:type="spellEnd"/>
+      <w:r>
+        <w:t xml:space="preserve"> </w:t>
+      </w:r>
+      <w:proofErr w:type="spellStart"/>
+      <w:r>
+        <w:t>cuenta</w:t>
+      </w:r>
+      <w:proofErr w:type="spellEnd"/>
+      <w:r>
+        <w:t xml:space="preserve"> </w:t>
+      </w:r>
+      <w:proofErr w:type="spellStart"/>
+      <w:r>
+        <w:t>que</w:t>
+      </w:r>
+      <w:proofErr w:type="spellEnd"/>
+      <w:r>
+        <w:t xml:space="preserve">, </w:t>
+      </w:r>
+      <w:proofErr w:type="spellStart"/>
+      <w:r>
+        <w:t>si</w:t>
+      </w:r>
+      <w:proofErr w:type="spellEnd"/>
+      <w:r>
+        <w:t xml:space="preserve"> el </w:t>
+      </w:r>
+      <w:proofErr w:type="spellStart"/>
+      <w:r>
+        <w:t>proyecto</w:t>
+      </w:r>
+      <w:proofErr w:type="spellEnd"/>
+      <w:r>
+        <w:t xml:space="preserve"> </w:t>
+      </w:r>
+      <w:proofErr w:type="spellStart"/>
+      <w:r>
+        <w:t>permanece</w:t>
+      </w:r>
+      <w:proofErr w:type="spellEnd"/>
+      <w:r>
+        <w:t xml:space="preserve"> </w:t>
+      </w:r>
+      <w:proofErr w:type="spellStart"/>
+      <w:r>
+        <w:t>en</w:t>
+      </w:r>
+      <w:proofErr w:type="spellEnd"/>
+      <w:r>
+        <w:t xml:space="preserve"> el plan </w:t>
+      </w:r>
+      <w:proofErr w:type="spellStart"/>
+      <w:r>
+        <w:lastRenderedPageBreak/>
+        <w:t>gratuito</w:t>
+      </w:r>
+      <w:proofErr w:type="spellEnd"/>
+      <w:r>
+        <w:t xml:space="preserve"> </w:t>
+      </w:r>
+      <w:proofErr w:type="spellStart"/>
+      <w:r>
+        <w:t>estricto</w:t>
+      </w:r>
+      <w:proofErr w:type="spellEnd"/>
+      <w:r>
+        <w:t xml:space="preserve"> (sin </w:t>
+      </w:r>
+      <w:proofErr w:type="spellStart"/>
+      <w:r>
+        <w:t>tarjeta</w:t>
+      </w:r>
+      <w:proofErr w:type="spellEnd"/>
+      <w:r>
+        <w:t xml:space="preserve"> </w:t>
+      </w:r>
+      <w:proofErr w:type="spellStart"/>
+      <w:r>
+        <w:t>vinculada</w:t>
+      </w:r>
+      <w:proofErr w:type="spellEnd"/>
+      <w:r>
+        <w:t xml:space="preserve">), </w:t>
+      </w:r>
+      <w:proofErr w:type="spellStart"/>
+      <w:r>
+        <w:t>una</w:t>
+      </w:r>
+      <w:proofErr w:type="spellEnd"/>
+      <w:r>
+        <w:t xml:space="preserve"> </w:t>
+      </w:r>
+      <w:proofErr w:type="spellStart"/>
+      <w:r>
+        <w:t>vez</w:t>
+      </w:r>
+      <w:proofErr w:type="spellEnd"/>
+      <w:r>
+        <w:t xml:space="preserve"> </w:t>
+      </w:r>
+      <w:proofErr w:type="spellStart"/>
+      <w:r>
+        <w:t>alcanzados</w:t>
+      </w:r>
+      <w:proofErr w:type="spellEnd"/>
+      <w:r>
+        <w:t xml:space="preserve"> </w:t>
+      </w:r>
+      <w:proofErr w:type="spellStart"/>
+      <w:r>
+        <w:t>dichos</w:t>
+      </w:r>
+      <w:proofErr w:type="spellEnd"/>
+      <w:r>
+        <w:t xml:space="preserve"> </w:t>
+      </w:r>
+      <w:proofErr w:type="spellStart"/>
+      <w:r>
+        <w:t>créditos</w:t>
+      </w:r>
+      <w:proofErr w:type="spellEnd"/>
+      <w:r>
+        <w:t xml:space="preserve"> Google no </w:t>
+      </w:r>
+      <w:proofErr w:type="spellStart"/>
+      <w:r>
+        <w:t>permitirá</w:t>
+      </w:r>
+      <w:proofErr w:type="spellEnd"/>
+      <w:r>
+        <w:t xml:space="preserve"> </w:t>
+      </w:r>
+      <w:proofErr w:type="spellStart"/>
+      <w:r>
+        <w:t>realizar</w:t>
+      </w:r>
+      <w:proofErr w:type="spellEnd"/>
+      <w:r>
+        <w:t xml:space="preserve"> </w:t>
+      </w:r>
+      <w:proofErr w:type="spellStart"/>
+      <w:r>
+        <w:t>más</w:t>
+      </w:r>
+      <w:proofErr w:type="spellEnd"/>
+      <w:r>
+        <w:t xml:space="preserve"> </w:t>
+      </w:r>
+      <w:proofErr w:type="spellStart"/>
+      <w:r>
+        <w:t>acciones</w:t>
+      </w:r>
+      <w:proofErr w:type="spellEnd"/>
+      <w:r>
+        <w:t xml:space="preserve"> </w:t>
+      </w:r>
+      <w:proofErr w:type="spellStart"/>
+      <w:r>
+        <w:t>dentro</w:t>
+      </w:r>
+      <w:proofErr w:type="spellEnd"/>
+      <w:r>
+        <w:t xml:space="preserve"> de la </w:t>
+      </w:r>
+      <w:proofErr w:type="spellStart"/>
+      <w:r>
+        <w:t>aplicación</w:t>
+      </w:r>
+      <w:proofErr w:type="spellEnd"/>
+      <w:r>
+        <w:t xml:space="preserve"> hasta la </w:t>
+      </w:r>
+      <w:proofErr w:type="spellStart"/>
+      <w:r>
+        <w:t>renovación</w:t>
+      </w:r>
+      <w:proofErr w:type="spellEnd"/>
+      <w:r>
+        <w:t xml:space="preserve"> del </w:t>
+      </w:r>
+      <w:proofErr w:type="spellStart"/>
+      <w:r>
+        <w:t>ciclo</w:t>
+      </w:r>
+      <w:proofErr w:type="spellEnd"/>
+      <w:r>
+        <w:t xml:space="preserve"> </w:t>
+      </w:r>
+      <w:proofErr w:type="spellStart"/>
+      <w:r>
+        <w:t>mensual</w:t>
+      </w:r>
+      <w:proofErr w:type="spellEnd"/>
+      <w:r>
+        <w:t>.</w:t>
+      </w:r>
+      <w:r>
+        <w:br/>
+      </w:r>
+      <w:r>
+        <w:rPr>
+          <w:b/>
+        </w:rPr>
+        <w:t xml:space="preserve">• </w:t>
+      </w:r>
+      <w:proofErr w:type="spellStart"/>
+      <w:r>
+        <w:rPr>
+          <w:b/>
+        </w:rPr>
+        <w:t>Recomendación</w:t>
+      </w:r>
+      <w:proofErr w:type="spellEnd"/>
+      <w:r>
+        <w:rPr>
+          <w:b/>
+        </w:rPr>
+        <w:t xml:space="preserve"> de </w:t>
+      </w:r>
+      <w:proofErr w:type="spellStart"/>
+      <w:r>
+        <w:rPr>
+          <w:b/>
+        </w:rPr>
+        <w:t>Continuidad</w:t>
+      </w:r>
+      <w:proofErr w:type="spellEnd"/>
+      <w:r>
+        <w:rPr>
+          <w:b/>
+        </w:rPr>
+        <w:t xml:space="preserve"> </w:t>
+      </w:r>
+      <w:proofErr w:type="spellStart"/>
+      <w:r>
+        <w:rPr>
+          <w:b/>
+        </w:rPr>
+        <w:t>Operativa</w:t>
+      </w:r>
+      <w:proofErr w:type="spellEnd"/>
+      <w:r>
+        <w:rPr>
+          <w:b/>
+        </w:rPr>
+        <w:t xml:space="preserve">: </w:t>
+      </w:r>
+      <w:r>
+        <w:t xml:space="preserve">Por </w:t>
+      </w:r>
+      <w:proofErr w:type="spellStart"/>
+      <w:r>
+        <w:t>tal</w:t>
+      </w:r>
+      <w:proofErr w:type="spellEnd"/>
+      <w:r>
+        <w:t xml:space="preserve"> </w:t>
+      </w:r>
+      <w:proofErr w:type="spellStart"/>
+      <w:r>
+        <w:t>motivo</w:t>
+      </w:r>
+      <w:proofErr w:type="spellEnd"/>
+      <w:r>
+        <w:t xml:space="preserve">, se </w:t>
+      </w:r>
+      <w:proofErr w:type="spellStart"/>
+      <w:r>
+        <w:t>recomienda</w:t>
+      </w:r>
+      <w:proofErr w:type="spellEnd"/>
+      <w:r>
+        <w:t xml:space="preserve"> </w:t>
+      </w:r>
+      <w:proofErr w:type="spellStart"/>
+      <w:r>
+        <w:t>expresamente</w:t>
+      </w:r>
+      <w:proofErr w:type="spellEnd"/>
+      <w:r>
+        <w:t xml:space="preserve"> </w:t>
+      </w:r>
+      <w:proofErr w:type="spellStart"/>
+      <w:r>
+        <w:t>colocar</w:t>
+      </w:r>
+      <w:proofErr w:type="spellEnd"/>
+      <w:r>
+        <w:t xml:space="preserve"> </w:t>
+      </w:r>
+      <w:proofErr w:type="spellStart"/>
+      <w:r>
+        <w:t>en</w:t>
+      </w:r>
+      <w:proofErr w:type="spellEnd"/>
+      <w:r>
+        <w:t xml:space="preserve"> la </w:t>
+      </w:r>
+      <w:proofErr w:type="spellStart"/>
+      <w:r>
+        <w:t>consola</w:t>
+      </w:r>
+      <w:proofErr w:type="spellEnd"/>
+      <w:r>
+        <w:t xml:space="preserve"> de Google Firebase </w:t>
+      </w:r>
+      <w:proofErr w:type="spellStart"/>
+      <w:r>
+        <w:t>una</w:t>
+      </w:r>
+      <w:proofErr w:type="spellEnd"/>
+      <w:r>
+        <w:t xml:space="preserve"> </w:t>
+      </w:r>
+      <w:proofErr w:type="spellStart"/>
+      <w:r>
+        <w:t>tarjeta</w:t>
+      </w:r>
+      <w:proofErr w:type="spellEnd"/>
+      <w:r>
+        <w:t xml:space="preserve"> de </w:t>
+      </w:r>
+      <w:proofErr w:type="spellStart"/>
+      <w:r>
+        <w:t>crédito</w:t>
+      </w:r>
+      <w:proofErr w:type="spellEnd"/>
+      <w:r>
+        <w:t xml:space="preserve"> </w:t>
+      </w:r>
+      <w:proofErr w:type="spellStart"/>
+      <w:r>
+        <w:t>corporativa</w:t>
+      </w:r>
+      <w:proofErr w:type="spellEnd"/>
+      <w:r>
+        <w:t xml:space="preserve"> de la </w:t>
+      </w:r>
+      <w:proofErr w:type="spellStart"/>
+      <w:r>
+        <w:t>empresa</w:t>
+      </w:r>
+      <w:proofErr w:type="spellEnd"/>
+      <w:r>
+        <w:t xml:space="preserve"> (Plan Blaze / Pay-as-you-go). De </w:t>
+      </w:r>
+      <w:proofErr w:type="spellStart"/>
+      <w:r>
+        <w:t>este</w:t>
+      </w:r>
+      <w:proofErr w:type="spellEnd"/>
+      <w:r>
+        <w:t xml:space="preserve"> modo, </w:t>
+      </w:r>
+      <w:proofErr w:type="spellStart"/>
+      <w:r>
+        <w:t>si</w:t>
+      </w:r>
+      <w:proofErr w:type="spellEnd"/>
+      <w:r>
+        <w:t xml:space="preserve"> la </w:t>
+      </w:r>
+      <w:proofErr w:type="spellStart"/>
+      <w:r>
+        <w:t>empresa</w:t>
+      </w:r>
+      <w:proofErr w:type="spellEnd"/>
+      <w:r>
+        <w:t xml:space="preserve"> </w:t>
+      </w:r>
+      <w:proofErr w:type="spellStart"/>
+      <w:r>
+        <w:t>llegara</w:t>
+      </w:r>
+      <w:proofErr w:type="spellEnd"/>
+      <w:r>
+        <w:t xml:space="preserve"> </w:t>
       </w:r>
       <w:proofErr w:type="gramStart"/>
       <w:r>
-        <w:rPr>
-          <w:lang w:val="es-AR"/>
-        </w:rPr>
-        <w:t>app</w:t>
+        <w:t>a</w:t>
       </w:r>
       <w:proofErr w:type="gramEnd"/>
       <w:r>
-        <w:rPr>
-          <w:lang w:val="es-AR"/>
-        </w:rPr>
-        <w:t>, consume en promedio:</w:t>
+        <w:t xml:space="preserve"> </w:t>
+      </w:r>
+      <w:proofErr w:type="spellStart"/>
+      <w:r>
+        <w:t>excederse</w:t>
+      </w:r>
+      <w:proofErr w:type="spellEnd"/>
+      <w:r>
+        <w:t xml:space="preserve"> con </w:t>
+      </w:r>
+      <w:proofErr w:type="spellStart"/>
+      <w:r>
+        <w:t>los</w:t>
+      </w:r>
+      <w:proofErr w:type="spellEnd"/>
+      <w:r>
+        <w:t xml:space="preserve"> </w:t>
+      </w:r>
+      <w:proofErr w:type="spellStart"/>
+      <w:r>
+        <w:t>créditos</w:t>
+      </w:r>
+      <w:proofErr w:type="spellEnd"/>
+      <w:r>
+        <w:t xml:space="preserve"> </w:t>
+      </w:r>
+      <w:proofErr w:type="spellStart"/>
+      <w:r>
+        <w:t>gratuitos</w:t>
+      </w:r>
+      <w:proofErr w:type="spellEnd"/>
+      <w:r>
+        <w:t xml:space="preserve">, la </w:t>
+      </w:r>
+      <w:proofErr w:type="spellStart"/>
+      <w:r>
+        <w:t>aplicación</w:t>
+      </w:r>
+      <w:proofErr w:type="spellEnd"/>
+      <w:r>
+        <w:t xml:space="preserve"> </w:t>
+      </w:r>
+      <w:proofErr w:type="spellStart"/>
+      <w:r>
+        <w:t>continuará</w:t>
+      </w:r>
+      <w:proofErr w:type="spellEnd"/>
+      <w:r>
+        <w:t xml:space="preserve"> </w:t>
+      </w:r>
+      <w:proofErr w:type="spellStart"/>
+      <w:r>
+        <w:t>funcionando</w:t>
+      </w:r>
+      <w:proofErr w:type="spellEnd"/>
+      <w:r>
+        <w:t xml:space="preserve"> con total </w:t>
+      </w:r>
+      <w:proofErr w:type="spellStart"/>
+      <w:r>
+        <w:t>normalidad</w:t>
+      </w:r>
+      <w:proofErr w:type="spellEnd"/>
+      <w:r>
+        <w:t xml:space="preserve"> </w:t>
+      </w:r>
+      <w:proofErr w:type="spellStart"/>
+      <w:r>
+        <w:t>los</w:t>
+      </w:r>
+      <w:proofErr w:type="spellEnd"/>
+      <w:r>
+        <w:t xml:space="preserve"> 365 días del </w:t>
+      </w:r>
+      <w:proofErr w:type="spellStart"/>
+      <w:r>
+        <w:t>año</w:t>
+      </w:r>
+      <w:proofErr w:type="spellEnd"/>
+      <w:r>
+        <w:t xml:space="preserve"> sin </w:t>
+      </w:r>
+      <w:proofErr w:type="spellStart"/>
+      <w:r>
+        <w:t>interrupciones</w:t>
+      </w:r>
+      <w:proofErr w:type="spellEnd"/>
+      <w:r>
+        <w:t xml:space="preserve">, y el </w:t>
+      </w:r>
+      <w:proofErr w:type="spellStart"/>
+      <w:r>
+        <w:t>consumo</w:t>
+      </w:r>
+      <w:proofErr w:type="spellEnd"/>
+      <w:r>
+        <w:t xml:space="preserve"> extra </w:t>
+      </w:r>
+      <w:proofErr w:type="spellStart"/>
+      <w:r>
+        <w:t>será</w:t>
+      </w:r>
+      <w:proofErr w:type="spellEnd"/>
+      <w:r>
+        <w:t xml:space="preserve"> </w:t>
+      </w:r>
+      <w:proofErr w:type="spellStart"/>
+      <w:r>
+        <w:t>cobrado</w:t>
+      </w:r>
+      <w:proofErr w:type="spellEnd"/>
+      <w:r>
+        <w:t xml:space="preserve"> </w:t>
+      </w:r>
+      <w:proofErr w:type="spellStart"/>
+      <w:r>
+        <w:t>automáticamente</w:t>
+      </w:r>
+      <w:proofErr w:type="spellEnd"/>
+      <w:r>
+        <w:t xml:space="preserve"> a </w:t>
+      </w:r>
+      <w:proofErr w:type="spellStart"/>
+      <w:r>
+        <w:t>usted</w:t>
+      </w:r>
+      <w:proofErr w:type="spellEnd"/>
+      <w:r>
+        <w:t xml:space="preserve"> de forma </w:t>
+      </w:r>
+      <w:proofErr w:type="spellStart"/>
+      <w:r>
+        <w:t>directa</w:t>
+      </w:r>
+      <w:proofErr w:type="spellEnd"/>
+      <w:r>
+        <w:t xml:space="preserve"> y </w:t>
+      </w:r>
+      <w:proofErr w:type="spellStart"/>
+      <w:r>
+        <w:t>transparente</w:t>
+      </w:r>
+      <w:proofErr w:type="spellEnd"/>
+      <w:r>
+        <w:t xml:space="preserve"> </w:t>
+      </w:r>
+      <w:proofErr w:type="spellStart"/>
+      <w:r>
+        <w:t>desde</w:t>
+      </w:r>
+      <w:proofErr w:type="spellEnd"/>
+      <w:r>
+        <w:t xml:space="preserve"> Google.</w:t>
+      </w:r>
+    </w:p>
+    <w:tbl>
+      <w:tblPr>
+        <w:tblW w:w="0" w:type="auto"/>
+        <w:jc w:val="center"/>
+        <w:tblLook w:val="04A0" w:firstRow="1" w:lastRow="0" w:firstColumn="1" w:lastColumn="0" w:noHBand="0" w:noVBand="1"/>
+      </w:tblPr>
+      <w:tblGrid>
+        <w:gridCol w:w="9648"/>
+      </w:tblGrid>
+      <w:tr>
+        <w:trPr>
+          <w:jc w:val="center"/>
+        </w:trPr>
+        <w:tc>
+          <w:tcPr>
+            <w:tcW w:w="9648" w:type="dxa"/>
+            <w:shd w:val="clear" w:color="auto" w:fill="E8F0FE"/>
+            <w:tcMar>
+              <w:top w:w="130" w:type="dxa"/>
+              <w:left w:w="180" w:type="dxa"/>
+              <w:bottom w:w="130" w:type="dxa"/>
+              <w:right w:w="180" w:type="dxa"/>
+            </w:tcMar>
+          </w:tcPr>
+          <w:p>
+            <w:pPr>
+              <w:spacing w:after="80"/>
+            </w:pPr>
+            <w:r>
+              <w:rPr>
+                <w:b/>
+                <w:color w:val="1A73E8"/>
+                <w:sz w:val="20"/>
+              </w:rPr>
+              <w:t>📌 RECOMENDACIÓN TÉCNICA DE CONTINUIDAD OPERATIVA</w:t>
+            </w:r>
+            <w:r>
+              <w:rPr>
+                <w:b/>
+                <w:color w:val="1A73E8"/>
+                <w:sz w:val="20"/>
+              </w:rPr>
+              <w:br/>
+            </w:r>
+            <w:proofErr w:type="spellStart"/>
+            <w:r>
+              <w:rPr>
+                <w:color w:val="282828"/>
+                <w:sz w:val="19"/>
+              </w:rPr>
+              <w:t>Vincular</w:t>
+            </w:r>
+            <w:proofErr w:type="spellEnd"/>
+            <w:r>
+              <w:rPr>
+                <w:color w:val="282828"/>
+                <w:sz w:val="19"/>
+              </w:rPr>
+              <w:t xml:space="preserve"> un </w:t>
+            </w:r>
+            <w:proofErr w:type="spellStart"/>
+            <w:r>
+              <w:rPr>
+                <w:color w:val="282828"/>
+                <w:sz w:val="19"/>
+              </w:rPr>
+              <w:t>método</w:t>
+            </w:r>
+            <w:proofErr w:type="spellEnd"/>
+            <w:r>
+              <w:rPr>
+                <w:color w:val="282828"/>
+                <w:sz w:val="19"/>
+              </w:rPr>
+              <w:t xml:space="preserve"> de </w:t>
+            </w:r>
+            <w:proofErr w:type="spellStart"/>
+            <w:r>
+              <w:rPr>
+                <w:color w:val="282828"/>
+                <w:sz w:val="19"/>
+              </w:rPr>
+              <w:t>pago</w:t>
+            </w:r>
+            <w:proofErr w:type="spellEnd"/>
+            <w:r>
+              <w:rPr>
+                <w:color w:val="282828"/>
+                <w:sz w:val="19"/>
+              </w:rPr>
+              <w:t xml:space="preserve"> </w:t>
+            </w:r>
+            <w:proofErr w:type="spellStart"/>
+            <w:r>
+              <w:rPr>
+                <w:color w:val="282828"/>
+                <w:sz w:val="19"/>
+              </w:rPr>
+              <w:t>corporativo</w:t>
+            </w:r>
+            <w:proofErr w:type="spellEnd"/>
+            <w:r>
+              <w:rPr>
+                <w:color w:val="282828"/>
+                <w:sz w:val="19"/>
+              </w:rPr>
+              <w:t xml:space="preserve"> </w:t>
+            </w:r>
+            <w:proofErr w:type="spellStart"/>
+            <w:r>
+              <w:rPr>
+                <w:color w:val="282828"/>
+                <w:sz w:val="19"/>
+              </w:rPr>
+              <w:t>en</w:t>
+            </w:r>
+            <w:proofErr w:type="spellEnd"/>
+            <w:r>
+              <w:rPr>
+                <w:color w:val="282828"/>
+                <w:sz w:val="19"/>
+              </w:rPr>
+              <w:t xml:space="preserve"> Google Firebase </w:t>
+            </w:r>
+            <w:proofErr w:type="spellStart"/>
+            <w:r>
+              <w:rPr>
+                <w:color w:val="282828"/>
+                <w:sz w:val="19"/>
+              </w:rPr>
+              <w:t>garantiza</w:t>
+            </w:r>
+            <w:proofErr w:type="spellEnd"/>
+            <w:r>
+              <w:rPr>
+                <w:color w:val="282828"/>
+                <w:sz w:val="19"/>
+              </w:rPr>
+              <w:t xml:space="preserve"> </w:t>
+            </w:r>
+            <w:proofErr w:type="spellStart"/>
+            <w:r>
+              <w:rPr>
+                <w:color w:val="282828"/>
+                <w:sz w:val="19"/>
+              </w:rPr>
+              <w:t>que</w:t>
+            </w:r>
+            <w:proofErr w:type="spellEnd"/>
+            <w:r>
+              <w:rPr>
+                <w:color w:val="282828"/>
+                <w:sz w:val="19"/>
+              </w:rPr>
+              <w:t xml:space="preserve"> sus </w:t>
+            </w:r>
+            <w:proofErr w:type="spellStart"/>
+            <w:r>
+              <w:rPr>
+                <w:color w:val="282828"/>
+                <w:sz w:val="19"/>
+              </w:rPr>
+              <w:t>empleados</w:t>
+            </w:r>
+            <w:proofErr w:type="spellEnd"/>
+            <w:r>
+              <w:rPr>
+                <w:color w:val="282828"/>
+                <w:sz w:val="19"/>
+              </w:rPr>
+              <w:t xml:space="preserve"> </w:t>
+            </w:r>
+            <w:proofErr w:type="spellStart"/>
+            <w:r>
+              <w:rPr>
+                <w:color w:val="282828"/>
+                <w:sz w:val="19"/>
+              </w:rPr>
+              <w:t>nunca</w:t>
+            </w:r>
+            <w:proofErr w:type="spellEnd"/>
+            <w:r>
+              <w:rPr>
+                <w:color w:val="282828"/>
+                <w:sz w:val="19"/>
+              </w:rPr>
+              <w:t xml:space="preserve"> se </w:t>
+            </w:r>
+            <w:proofErr w:type="spellStart"/>
+            <w:r>
+              <w:rPr>
+                <w:color w:val="282828"/>
+                <w:sz w:val="19"/>
+              </w:rPr>
+              <w:t>queden</w:t>
+            </w:r>
+            <w:proofErr w:type="spellEnd"/>
+            <w:r>
+              <w:rPr>
+                <w:color w:val="282828"/>
+                <w:sz w:val="19"/>
+              </w:rPr>
+              <w:t xml:space="preserve"> sin </w:t>
+            </w:r>
+            <w:proofErr w:type="spellStart"/>
+            <w:r>
+              <w:rPr>
+                <w:color w:val="282828"/>
+                <w:sz w:val="19"/>
+              </w:rPr>
+              <w:t>poder</w:t>
+            </w:r>
+            <w:proofErr w:type="spellEnd"/>
+            <w:r>
+              <w:rPr>
+                <w:color w:val="282828"/>
+                <w:sz w:val="19"/>
+              </w:rPr>
+              <w:t xml:space="preserve"> </w:t>
+            </w:r>
+            <w:proofErr w:type="spellStart"/>
+            <w:r>
+              <w:rPr>
+                <w:color w:val="282828"/>
+                <w:sz w:val="19"/>
+              </w:rPr>
+              <w:t>cargar</w:t>
+            </w:r>
+            <w:proofErr w:type="spellEnd"/>
+            <w:r>
+              <w:rPr>
+                <w:color w:val="282828"/>
+                <w:sz w:val="19"/>
+              </w:rPr>
+              <w:t xml:space="preserve"> </w:t>
+            </w:r>
+            <w:proofErr w:type="spellStart"/>
+            <w:r>
+              <w:rPr>
+                <w:color w:val="282828"/>
+                <w:sz w:val="19"/>
+              </w:rPr>
+              <w:t>comprobantes</w:t>
+            </w:r>
+            <w:proofErr w:type="spellEnd"/>
+            <w:r>
+              <w:rPr>
+                <w:color w:val="282828"/>
+                <w:sz w:val="19"/>
+              </w:rPr>
+              <w:t xml:space="preserve"> </w:t>
+            </w:r>
+            <w:proofErr w:type="spellStart"/>
+            <w:r>
+              <w:rPr>
+                <w:color w:val="282828"/>
+                <w:sz w:val="19"/>
+              </w:rPr>
+              <w:t>en</w:t>
+            </w:r>
+            <w:proofErr w:type="spellEnd"/>
+            <w:r>
+              <w:rPr>
+                <w:color w:val="282828"/>
+                <w:sz w:val="19"/>
+              </w:rPr>
+              <w:t xml:space="preserve"> campo o </w:t>
+            </w:r>
+            <w:proofErr w:type="spellStart"/>
+            <w:r>
+              <w:rPr>
+                <w:color w:val="282828"/>
+                <w:sz w:val="19"/>
+              </w:rPr>
+              <w:t>en</w:t>
+            </w:r>
+            <w:proofErr w:type="spellEnd"/>
+            <w:r>
+              <w:rPr>
+                <w:color w:val="282828"/>
+                <w:sz w:val="19"/>
+              </w:rPr>
+              <w:t xml:space="preserve"> </w:t>
+            </w:r>
+            <w:proofErr w:type="spellStart"/>
+            <w:r>
+              <w:rPr>
+                <w:color w:val="282828"/>
+                <w:sz w:val="19"/>
+              </w:rPr>
+              <w:t>ruta</w:t>
+            </w:r>
+            <w:proofErr w:type="spellEnd"/>
+            <w:r>
+              <w:rPr>
+                <w:color w:val="282828"/>
+                <w:sz w:val="19"/>
+              </w:rPr>
+              <w:t xml:space="preserve">, </w:t>
+            </w:r>
+            <w:proofErr w:type="spellStart"/>
+            <w:r>
+              <w:rPr>
+                <w:color w:val="282828"/>
+                <w:sz w:val="19"/>
+              </w:rPr>
+              <w:t>manteniendo</w:t>
+            </w:r>
+            <w:proofErr w:type="spellEnd"/>
+            <w:r>
+              <w:rPr>
+                <w:color w:val="282828"/>
+                <w:sz w:val="19"/>
+              </w:rPr>
+              <w:t xml:space="preserve"> el </w:t>
+            </w:r>
+            <w:proofErr w:type="spellStart"/>
+            <w:r>
+              <w:rPr>
+                <w:color w:val="282828"/>
+                <w:sz w:val="19"/>
+              </w:rPr>
+              <w:t>costo</w:t>
+            </w:r>
+            <w:proofErr w:type="spellEnd"/>
+            <w:r>
+              <w:rPr>
+                <w:color w:val="282828"/>
+                <w:sz w:val="19"/>
+              </w:rPr>
+              <w:t xml:space="preserve"> </w:t>
+            </w:r>
+            <w:proofErr w:type="spellStart"/>
+            <w:r>
+              <w:rPr>
+                <w:color w:val="282828"/>
+                <w:sz w:val="19"/>
+              </w:rPr>
+              <w:t>operativo</w:t>
+            </w:r>
+            <w:proofErr w:type="spellEnd"/>
+            <w:r>
+              <w:rPr>
+                <w:color w:val="282828"/>
+                <w:sz w:val="19"/>
+              </w:rPr>
+              <w:t xml:space="preserve"> </w:t>
+            </w:r>
+            <w:proofErr w:type="spellStart"/>
+            <w:r>
+              <w:rPr>
+                <w:color w:val="282828"/>
+                <w:sz w:val="19"/>
+              </w:rPr>
+              <w:t>mensual</w:t>
+            </w:r>
+            <w:proofErr w:type="spellEnd"/>
+            <w:r>
+              <w:rPr>
+                <w:color w:val="282828"/>
+                <w:sz w:val="19"/>
+              </w:rPr>
+              <w:t xml:space="preserve"> </w:t>
+            </w:r>
+            <w:proofErr w:type="spellStart"/>
+            <w:r>
+              <w:rPr>
+                <w:color w:val="282828"/>
+                <w:sz w:val="19"/>
+              </w:rPr>
+              <w:t>en</w:t>
+            </w:r>
+            <w:proofErr w:type="spellEnd"/>
+            <w:r>
+              <w:rPr>
+                <w:color w:val="282828"/>
+                <w:sz w:val="19"/>
+              </w:rPr>
+              <w:t xml:space="preserve"> $0.00 USD </w:t>
+            </w:r>
+            <w:proofErr w:type="spellStart"/>
+            <w:r>
+              <w:rPr>
+                <w:color w:val="282828"/>
+                <w:sz w:val="19"/>
+              </w:rPr>
+              <w:t>dentro</w:t>
+            </w:r>
+            <w:proofErr w:type="spellEnd"/>
+            <w:r>
+              <w:rPr>
+                <w:color w:val="282828"/>
+                <w:sz w:val="19"/>
+              </w:rPr>
+              <w:t xml:space="preserve"> del </w:t>
+            </w:r>
+            <w:proofErr w:type="spellStart"/>
+            <w:r>
+              <w:rPr>
+                <w:color w:val="282828"/>
+                <w:sz w:val="19"/>
+              </w:rPr>
+              <w:t>volumen</w:t>
+            </w:r>
+            <w:proofErr w:type="spellEnd"/>
+            <w:r>
+              <w:rPr>
+                <w:color w:val="282828"/>
+                <w:sz w:val="19"/>
+              </w:rPr>
+              <w:t xml:space="preserve"> normal de </w:t>
+            </w:r>
+            <w:proofErr w:type="spellStart"/>
+            <w:r>
+              <w:rPr>
+                <w:color w:val="282828"/>
+                <w:sz w:val="19"/>
+              </w:rPr>
+              <w:t>trabajo</w:t>
+            </w:r>
+            <w:proofErr w:type="spellEnd"/>
+            <w:r>
+              <w:rPr>
+                <w:color w:val="282828"/>
+                <w:sz w:val="19"/>
+              </w:rPr>
+              <w:t>.</w:t>
+            </w:r>
+          </w:p>
+        </w:tc>
+      </w:tr>
+    </w:tbl>
+    <w:p>
+      <w:pPr>
+        <w:pStyle w:val="Ttulo1"/>
+        <w:spacing w:before="280" w:after="120"/>
+      </w:pPr>
+      <w:r>
+        <w:br/>
+      </w:r>
+      <w:r>
+        <w:rPr>
+          <w:color w:val="BA4817"/>
+          <w:sz w:val="30"/>
+        </w:rPr>
+        <w:t>4. ENTREGABLES DE VALOR AGREGADO INCLUIDOS</w:t>
+      </w:r>
+    </w:p>
+    <w:p>
+      <w:r>
+        <w:t xml:space="preserve">Para </w:t>
+      </w:r>
+      <w:proofErr w:type="spellStart"/>
+      <w:r>
+        <w:t>garantizar</w:t>
+      </w:r>
+      <w:proofErr w:type="spellEnd"/>
+      <w:r>
+        <w:t xml:space="preserve"> la </w:t>
+      </w:r>
+      <w:proofErr w:type="spellStart"/>
+      <w:r>
+        <w:t>rápida</w:t>
+      </w:r>
+      <w:proofErr w:type="spellEnd"/>
+      <w:r>
+        <w:t xml:space="preserve"> </w:t>
+      </w:r>
+      <w:proofErr w:type="spellStart"/>
+      <w:r>
+        <w:t>adopción</w:t>
+      </w:r>
+      <w:proofErr w:type="spellEnd"/>
+      <w:r>
+        <w:t xml:space="preserve"> del </w:t>
+      </w:r>
+      <w:proofErr w:type="spellStart"/>
+      <w:r>
+        <w:t>sistema</w:t>
+      </w:r>
+      <w:proofErr w:type="spellEnd"/>
+      <w:r>
+        <w:t xml:space="preserve"> y la total </w:t>
+      </w:r>
+      <w:proofErr w:type="spellStart"/>
+      <w:r>
+        <w:t>autonomía</w:t>
+      </w:r>
+      <w:proofErr w:type="spellEnd"/>
+      <w:r>
+        <w:t xml:space="preserve"> del </w:t>
+      </w:r>
+      <w:proofErr w:type="spellStart"/>
+      <w:r>
+        <w:t>cliente</w:t>
+      </w:r>
+      <w:proofErr w:type="spellEnd"/>
+      <w:r>
+        <w:t xml:space="preserve">, la </w:t>
+      </w:r>
+      <w:proofErr w:type="spellStart"/>
+      <w:r>
+        <w:t>propuesta</w:t>
+      </w:r>
+      <w:proofErr w:type="spellEnd"/>
+      <w:r>
+        <w:t xml:space="preserve"> </w:t>
+      </w:r>
+      <w:proofErr w:type="spellStart"/>
+      <w:r>
+        <w:t>incluye</w:t>
+      </w:r>
+      <w:proofErr w:type="spellEnd"/>
+      <w:r>
+        <w:t>:</w:t>
+      </w:r>
+    </w:p>
+    <w:p>
+      <w:r>
+        <w:rPr>
+          <w:b/>
+        </w:rPr>
+        <w:t xml:space="preserve">1. 📘 Manual de Uso </w:t>
+      </w:r>
+      <w:proofErr w:type="spellStart"/>
+      <w:r>
+        <w:rPr>
+          <w:b/>
+        </w:rPr>
+        <w:t>Operativo</w:t>
+      </w:r>
+      <w:proofErr w:type="spellEnd"/>
+      <w:r>
+        <w:rPr>
+          <w:b/>
+        </w:rPr>
+        <w:t xml:space="preserve"> (.docx / PDF): </w:t>
+      </w:r>
+      <w:r>
+        <w:t xml:space="preserve">Guía paso a paso para </w:t>
+      </w:r>
+      <w:proofErr w:type="spellStart"/>
+      <w:r>
+        <w:t>los</w:t>
+      </w:r>
+      <w:proofErr w:type="spellEnd"/>
+      <w:r>
+        <w:t xml:space="preserve"> </w:t>
+      </w:r>
+      <w:proofErr w:type="spellStart"/>
+      <w:r>
+        <w:t>empleados</w:t>
+      </w:r>
+      <w:proofErr w:type="spellEnd"/>
+      <w:r>
+        <w:t xml:space="preserve"> con </w:t>
+      </w:r>
+      <w:proofErr w:type="spellStart"/>
+      <w:r>
+        <w:t>instrucciones</w:t>
+      </w:r>
+      <w:proofErr w:type="spellEnd"/>
+      <w:r>
+        <w:t xml:space="preserve"> </w:t>
+      </w:r>
+      <w:proofErr w:type="spellStart"/>
+      <w:r>
+        <w:t>claras</w:t>
+      </w:r>
+      <w:proofErr w:type="spellEnd"/>
+      <w:r>
+        <w:t xml:space="preserve"> de carga, </w:t>
+      </w:r>
+      <w:proofErr w:type="spellStart"/>
+      <w:r>
+        <w:t>fotografía</w:t>
+      </w:r>
+      <w:proofErr w:type="spellEnd"/>
+      <w:r>
+        <w:t xml:space="preserve"> de tickets y </w:t>
+      </w:r>
+      <w:proofErr w:type="spellStart"/>
+      <w:r>
+        <w:t>solicitud</w:t>
+      </w:r>
+      <w:proofErr w:type="spellEnd"/>
+      <w:r>
+        <w:t xml:space="preserve"> de </w:t>
+      </w:r>
+      <w:proofErr w:type="spellStart"/>
+      <w:r>
+        <w:t>recargas</w:t>
+      </w:r>
+      <w:proofErr w:type="spellEnd"/>
+      <w:r>
+        <w:t>.</w:t>
+      </w:r>
+      <w:r>
+        <w:br/>
+      </w:r>
+      <w:r>
+        <w:rPr>
+          <w:b/>
+        </w:rPr>
+        <w:t xml:space="preserve">2. ☁️ Manual de Administración de </w:t>
+      </w:r>
+      <w:proofErr w:type="spellStart"/>
+      <w:r>
+        <w:rPr>
+          <w:b/>
+        </w:rPr>
+        <w:t>Servidor</w:t>
+      </w:r>
+      <w:proofErr w:type="spellEnd"/>
+      <w:r>
+        <w:rPr>
+          <w:b/>
+        </w:rPr>
+        <w:t xml:space="preserve"> Firebase (.docx / PDF): </w:t>
+      </w:r>
+      <w:proofErr w:type="spellStart"/>
+      <w:r>
+        <w:t>Documento</w:t>
+      </w:r>
+      <w:proofErr w:type="spellEnd"/>
+      <w:r>
+        <w:t xml:space="preserve"> para el </w:t>
+      </w:r>
+      <w:proofErr w:type="spellStart"/>
+      <w:r>
+        <w:t>área</w:t>
+      </w:r>
+      <w:proofErr w:type="spellEnd"/>
+      <w:r>
+        <w:t xml:space="preserve"> de </w:t>
+      </w:r>
+      <w:proofErr w:type="spellStart"/>
+      <w:r>
+        <w:t>sistemas</w:t>
+      </w:r>
+      <w:proofErr w:type="spellEnd"/>
+      <w:r>
+        <w:t>/</w:t>
+      </w:r>
+      <w:proofErr w:type="spellStart"/>
+      <w:r>
+        <w:t>gerencia</w:t>
+      </w:r>
+      <w:proofErr w:type="spellEnd"/>
+      <w:r>
+        <w:t xml:space="preserve"> con el control de </w:t>
+      </w:r>
+      <w:proofErr w:type="spellStart"/>
+      <w:r>
+        <w:t>accesos</w:t>
+      </w:r>
+      <w:proofErr w:type="spellEnd"/>
+      <w:r>
+        <w:t xml:space="preserve">, base de </w:t>
+      </w:r>
+      <w:proofErr w:type="spellStart"/>
+      <w:r>
+        <w:t>datos</w:t>
+      </w:r>
+      <w:proofErr w:type="spellEnd"/>
+      <w:r>
+        <w:t xml:space="preserve"> y </w:t>
+      </w:r>
+      <w:proofErr w:type="spellStart"/>
+      <w:r>
+        <w:t>auditoría</w:t>
+      </w:r>
+      <w:proofErr w:type="spellEnd"/>
+      <w:r>
+        <w:t xml:space="preserve"> de </w:t>
+      </w:r>
+      <w:proofErr w:type="spellStart"/>
+      <w:r>
+        <w:t>costo</w:t>
+      </w:r>
+      <w:proofErr w:type="spellEnd"/>
+      <w:r>
+        <w:t xml:space="preserve"> cero </w:t>
+      </w:r>
+      <w:proofErr w:type="spellStart"/>
+      <w:r>
+        <w:t>en</w:t>
+      </w:r>
+      <w:proofErr w:type="spellEnd"/>
+      <w:r>
+        <w:t xml:space="preserve"> Google.</w:t>
+      </w:r>
+      <w:r>
+        <w:br/>
+      </w:r>
+      <w:r>
+        <w:rPr>
+          <w:b/>
+        </w:rPr>
+        <w:t xml:space="preserve">3. 👥 </w:t>
+      </w:r>
+      <w:proofErr w:type="spellStart"/>
+      <w:r>
+        <w:rPr>
+          <w:b/>
+        </w:rPr>
+        <w:t>Sesión</w:t>
+      </w:r>
+      <w:proofErr w:type="spellEnd"/>
+      <w:r>
+        <w:rPr>
+          <w:b/>
+        </w:rPr>
+        <w:t xml:space="preserve"> de </w:t>
+      </w:r>
+      <w:proofErr w:type="spellStart"/>
+      <w:r>
+        <w:rPr>
+          <w:b/>
+        </w:rPr>
+        <w:t>Capacitación</w:t>
+      </w:r>
+      <w:proofErr w:type="spellEnd"/>
+      <w:r>
+        <w:rPr>
+          <w:b/>
+        </w:rPr>
+        <w:t xml:space="preserve"> y Onboarding </w:t>
+      </w:r>
+      <w:proofErr w:type="spellStart"/>
+      <w:r>
+        <w:rPr>
+          <w:b/>
+        </w:rPr>
+        <w:t>en</w:t>
+      </w:r>
+      <w:proofErr w:type="spellEnd"/>
+      <w:r>
+        <w:rPr>
+          <w:b/>
+        </w:rPr>
+        <w:t xml:space="preserve"> Vivo: </w:t>
+      </w:r>
+      <w:proofErr w:type="spellStart"/>
+      <w:r>
+        <w:t>Sesión</w:t>
+      </w:r>
+      <w:proofErr w:type="spellEnd"/>
+      <w:r>
+        <w:t xml:space="preserve"> </w:t>
+      </w:r>
+      <w:proofErr w:type="spellStart"/>
+      <w:r>
+        <w:t>guiada</w:t>
+      </w:r>
+      <w:proofErr w:type="spellEnd"/>
+      <w:r>
+        <w:t xml:space="preserve"> de </w:t>
+      </w:r>
+      <w:proofErr w:type="spellStart"/>
+      <w:r>
+        <w:t>entrenamiento</w:t>
+      </w:r>
+      <w:proofErr w:type="spellEnd"/>
+      <w:r>
+        <w:t xml:space="preserve"> para el </w:t>
+      </w:r>
+      <w:proofErr w:type="spellStart"/>
+      <w:r>
+        <w:t>equipo</w:t>
+      </w:r>
+      <w:proofErr w:type="spellEnd"/>
+      <w:r>
+        <w:t xml:space="preserve"> </w:t>
+      </w:r>
+      <w:proofErr w:type="spellStart"/>
+      <w:r>
+        <w:t>administrativo</w:t>
+      </w:r>
+      <w:proofErr w:type="spellEnd"/>
+      <w:r>
+        <w:t xml:space="preserve"> y </w:t>
+      </w:r>
+      <w:proofErr w:type="spellStart"/>
+      <w:r>
+        <w:t>contable</w:t>
+      </w:r>
+      <w:proofErr w:type="spellEnd"/>
+      <w:r>
+        <w:t>.</w:t>
+      </w:r>
+      <w:r>
+        <w:br/>
+      </w:r>
+      <w:r>
+        <w:rPr>
+          <w:b/>
+        </w:rPr>
+        <w:t xml:space="preserve">4. 🛡️ 90 Días de </w:t>
+      </w:r>
+      <w:proofErr w:type="spellStart"/>
+      <w:r>
+        <w:rPr>
+          <w:b/>
+        </w:rPr>
+        <w:t>Garantía</w:t>
+      </w:r>
+      <w:proofErr w:type="spellEnd"/>
+      <w:r>
+        <w:rPr>
+          <w:b/>
+        </w:rPr>
+        <w:t xml:space="preserve"> y </w:t>
+      </w:r>
+      <w:proofErr w:type="spellStart"/>
+      <w:r>
+        <w:rPr>
+          <w:b/>
+        </w:rPr>
+        <w:t>Soporte</w:t>
+      </w:r>
+      <w:proofErr w:type="spellEnd"/>
+      <w:r>
+        <w:rPr>
+          <w:b/>
+        </w:rPr>
+        <w:t xml:space="preserve"> Técnico </w:t>
+      </w:r>
+      <w:proofErr w:type="spellStart"/>
+      <w:r>
+        <w:rPr>
+          <w:b/>
+        </w:rPr>
+        <w:t>Prioritario</w:t>
+      </w:r>
+      <w:proofErr w:type="spellEnd"/>
+      <w:r>
+        <w:rPr>
+          <w:b/>
+        </w:rPr>
+        <w:t xml:space="preserve">: </w:t>
+      </w:r>
+      <w:proofErr w:type="spellStart"/>
+      <w:r>
+        <w:t>Acompañamiento</w:t>
+      </w:r>
+      <w:proofErr w:type="spellEnd"/>
+      <w:r>
+        <w:t xml:space="preserve"> </w:t>
+      </w:r>
+      <w:proofErr w:type="spellStart"/>
+      <w:r>
+        <w:t>directo</w:t>
+      </w:r>
+      <w:proofErr w:type="spellEnd"/>
+      <w:r>
+        <w:t xml:space="preserve"> ante </w:t>
+      </w:r>
+      <w:proofErr w:type="spellStart"/>
+      <w:r>
+        <w:t>cualquier</w:t>
+      </w:r>
+      <w:proofErr w:type="spellEnd"/>
+      <w:r>
+        <w:t xml:space="preserve"> </w:t>
+      </w:r>
+      <w:proofErr w:type="spellStart"/>
+      <w:r>
+        <w:t>duda</w:t>
+      </w:r>
+      <w:proofErr w:type="spellEnd"/>
+      <w:r>
+        <w:t xml:space="preserve">, consulta o </w:t>
+      </w:r>
+      <w:proofErr w:type="spellStart"/>
+      <w:r>
+        <w:t>ajuste</w:t>
+      </w:r>
+      <w:proofErr w:type="spellEnd"/>
+      <w:r>
+        <w:t xml:space="preserve"> de </w:t>
+      </w:r>
+      <w:proofErr w:type="spellStart"/>
+      <w:r>
+        <w:t>puesta</w:t>
+      </w:r>
+      <w:proofErr w:type="spellEnd"/>
+      <w:r>
+        <w:t xml:space="preserve"> </w:t>
+      </w:r>
+      <w:proofErr w:type="spellStart"/>
+      <w:r>
+        <w:t>en</w:t>
+      </w:r>
+      <w:proofErr w:type="spellEnd"/>
+      <w:r>
+        <w:t xml:space="preserve"> </w:t>
+      </w:r>
+      <w:proofErr w:type="spellStart"/>
+      <w:r>
+        <w:t>marcha</w:t>
+      </w:r>
+      <w:proofErr w:type="spellEnd"/>
+      <w:r>
+        <w:t>.</w:t>
       </w:r>
     </w:p>
     <w:p>
       <w:pPr>
-        <w:numPr>
-          <w:ilvl w:val="0"/>
-          <w:numId w:val="10"/>
-        </w:numPr>
-        <w:rPr>
-          <w:lang w:val="es-AR"/>
-        </w:rPr>
-      </w:pPr>
-      <w:r>
-        <w:rPr>
-          <w:b/>
-          <w:bCs/>
-          <w:lang w:val="es-AR"/>
-        </w:rPr>
-        <w:t>Cargar 1 gasto con foto:</w:t>
-      </w:r>
-      <w:r>
-        <w:rPr>
-          <w:lang w:val="es-AR"/>
-        </w:rPr>
-        <w:t> Ocupa </w:t>
-      </w:r>
-      <w:r>
-        <w:rPr>
-          <w:b/>
-          <w:bCs/>
-          <w:lang w:val="es-AR"/>
-        </w:rPr>
-        <w:t>~0.15 MB</w:t>
-      </w:r>
-      <w:r>
-        <w:rPr>
-          <w:lang w:val="es-AR"/>
-        </w:rPr>
-        <w:t> de disco, realiza </w:t>
-      </w:r>
-      <w:r>
-        <w:rPr>
-          <w:b/>
-          <w:bCs/>
-          <w:lang w:val="es-AR"/>
-        </w:rPr>
-        <w:t>2 escrituras</w:t>
-      </w:r>
-      <w:r>
-        <w:rPr>
-          <w:lang w:val="es-AR"/>
-        </w:rPr>
-        <w:t> y </w:t>
-      </w:r>
-      <w:r>
-        <w:rPr>
-          <w:b/>
-          <w:bCs/>
-          <w:lang w:val="es-AR"/>
-        </w:rPr>
-        <w:t>1 escaneo OCR</w:t>
-      </w:r>
-      <w:r>
-        <w:rPr>
-          <w:lang w:val="es-AR"/>
-        </w:rPr>
-        <w:t>.</w:t>
-      </w:r>
-    </w:p>
-    <w:p>
-      <w:pPr>
-        <w:numPr>
-          <w:ilvl w:val="0"/>
-          <w:numId w:val="10"/>
-        </w:numPr>
-        <w:rPr>
-          <w:lang w:val="es-AR"/>
-        </w:rPr>
-      </w:pPr>
-      <w:r>
-        <w:rPr>
-          <w:b/>
-          <w:bCs/>
-          <w:lang w:val="es-AR"/>
-        </w:rPr>
-        <w:t xml:space="preserve">Abrir la </w:t>
-      </w:r>
-      <w:proofErr w:type="gramStart"/>
-      <w:r>
-        <w:rPr>
-          <w:b/>
-          <w:bCs/>
-          <w:lang w:val="es-AR"/>
-        </w:rPr>
-        <w:t>app</w:t>
-      </w:r>
-      <w:proofErr w:type="gramEnd"/>
-      <w:r>
-        <w:rPr>
-          <w:b/>
-          <w:bCs/>
-          <w:lang w:val="es-AR"/>
-        </w:rPr>
-        <w:t xml:space="preserve"> y revisar historial:</w:t>
-      </w:r>
-      <w:r>
-        <w:rPr>
-          <w:lang w:val="es-AR"/>
-        </w:rPr>
-        <w:t> Realiza unas </w:t>
-      </w:r>
-      <w:r>
-        <w:rPr>
-          <w:b/>
-          <w:bCs/>
-          <w:lang w:val="es-AR"/>
-        </w:rPr>
-        <w:t>10 a 15 lecturas</w:t>
-      </w:r>
-      <w:r>
-        <w:rPr>
-          <w:lang w:val="es-AR"/>
-        </w:rPr>
-        <w:t xml:space="preserve"> de </w:t>
-      </w:r>
-      <w:proofErr w:type="spellStart"/>
-      <w:r>
-        <w:rPr>
-          <w:lang w:val="es-AR"/>
-        </w:rPr>
-        <w:t>Firestore</w:t>
-      </w:r>
-      <w:proofErr w:type="spellEnd"/>
-      <w:r>
-        <w:rPr>
-          <w:lang w:val="es-AR"/>
-        </w:rPr>
-        <w:t xml:space="preserve"> y descarga </w:t>
-      </w:r>
-      <w:r>
-        <w:rPr>
-          <w:b/>
-          <w:bCs/>
-          <w:lang w:val="es-AR"/>
-        </w:rPr>
-        <w:t>~0.30 MB</w:t>
-      </w:r>
-      <w:r>
-        <w:rPr>
-          <w:lang w:val="es-AR"/>
-        </w:rPr>
-        <w:t> en imágenes.</w:t>
-      </w:r>
-    </w:p>
-    <w:p>
-      <w:pPr>
-        <w:pStyle w:val="Prrafodelista"/>
-        <w:numPr>
-          <w:ilvl w:val="0"/>
-          <w:numId w:val="11"/>
-        </w:numPr>
-        <w:rPr>
-          <w:lang w:val="es-AR"/>
-        </w:rPr>
+        <w:spacing w:after="80"/>
       </w:pPr>
     </w:p>
     <w:p>
       <w:pPr>
-        <w:pStyle w:val="Prrafodelista"/>
-        <w:rPr>
-          <w:lang w:val="es-AR"/>
-        </w:rPr>
+        <w:pStyle w:val="Ttulo1"/>
+        <w:spacing w:before="280" w:after="120"/>
       </w:pPr>
       <w:r>
         <w:rPr>
-          <w:lang w:val="es-AR"/>
-        </w:rPr>
-        <w:t>A) Si una empresa tiene 5 Usuarios:</w:t>
+          <w:color w:val="BA4817"/>
+          <w:sz w:val="30"/>
+        </w:rPr>
+        <w:t>5. PROPIEDAD INTELECTUAL Y CONFIDENCIALIDAD</w:t>
+      </w:r>
+    </w:p>
+    <w:p>
+      <w:r>
+        <w:rPr>
+          <w:sz w:val="19"/>
+        </w:rPr>
+        <w:t xml:space="preserve">Se </w:t>
+      </w:r>
+      <w:proofErr w:type="spellStart"/>
+      <w:r>
+        <w:rPr>
+          <w:sz w:val="19"/>
+        </w:rPr>
+        <w:t>otorga</w:t>
+      </w:r>
+      <w:proofErr w:type="spellEnd"/>
+      <w:r>
+        <w:rPr>
+          <w:sz w:val="19"/>
+        </w:rPr>
+        <w:t xml:space="preserve"> a la </w:t>
+      </w:r>
+      <w:proofErr w:type="spellStart"/>
+      <w:r>
+        <w:rPr>
+          <w:sz w:val="19"/>
+        </w:rPr>
+        <w:t>empresa</w:t>
+      </w:r>
+      <w:proofErr w:type="spellEnd"/>
+      <w:r>
+        <w:rPr>
+          <w:sz w:val="19"/>
+        </w:rPr>
+        <w:t xml:space="preserve"> </w:t>
+      </w:r>
+      <w:proofErr w:type="spellStart"/>
+      <w:r>
+        <w:rPr>
+          <w:sz w:val="19"/>
+        </w:rPr>
+        <w:t>una</w:t>
+      </w:r>
+      <w:proofErr w:type="spellEnd"/>
+      <w:r>
+        <w:rPr>
+          <w:sz w:val="19"/>
+        </w:rPr>
+        <w:t xml:space="preserve"> </w:t>
+      </w:r>
+      <w:proofErr w:type="spellStart"/>
+      <w:r>
+        <w:rPr>
+          <w:sz w:val="19"/>
+        </w:rPr>
+        <w:t>Licencia</w:t>
+      </w:r>
+      <w:proofErr w:type="spellEnd"/>
+      <w:r>
+        <w:rPr>
+          <w:sz w:val="19"/>
+        </w:rPr>
+        <w:t xml:space="preserve"> de Uso </w:t>
+      </w:r>
+      <w:proofErr w:type="spellStart"/>
+      <w:r>
+        <w:rPr>
+          <w:sz w:val="19"/>
+        </w:rPr>
+        <w:t>Comercial</w:t>
+      </w:r>
+      <w:proofErr w:type="spellEnd"/>
+      <w:r>
+        <w:rPr>
+          <w:sz w:val="19"/>
+        </w:rPr>
+        <w:t xml:space="preserve"> Perpetua, </w:t>
+      </w:r>
+      <w:proofErr w:type="spellStart"/>
+      <w:r>
+        <w:rPr>
+          <w:sz w:val="19"/>
+        </w:rPr>
+        <w:t>definitiva</w:t>
+      </w:r>
+      <w:proofErr w:type="spellEnd"/>
+      <w:r>
+        <w:rPr>
+          <w:sz w:val="19"/>
+        </w:rPr>
+        <w:t xml:space="preserve"> e </w:t>
+      </w:r>
+      <w:proofErr w:type="spellStart"/>
+      <w:r>
+        <w:rPr>
+          <w:sz w:val="19"/>
+        </w:rPr>
+        <w:t>intransferible</w:t>
+      </w:r>
+      <w:proofErr w:type="spellEnd"/>
+      <w:r>
+        <w:rPr>
+          <w:sz w:val="19"/>
+        </w:rPr>
+        <w:t xml:space="preserve"> para </w:t>
+      </w:r>
+      <w:proofErr w:type="spellStart"/>
+      <w:r>
+        <w:rPr>
+          <w:sz w:val="19"/>
+        </w:rPr>
+        <w:t>su</w:t>
+      </w:r>
+      <w:proofErr w:type="spellEnd"/>
+      <w:r>
+        <w:rPr>
+          <w:sz w:val="19"/>
+        </w:rPr>
+        <w:t xml:space="preserve"> </w:t>
+      </w:r>
+      <w:proofErr w:type="spellStart"/>
+      <w:r>
+        <w:rPr>
+          <w:sz w:val="19"/>
+        </w:rPr>
+        <w:t>uso</w:t>
+      </w:r>
+      <w:proofErr w:type="spellEnd"/>
+      <w:r>
+        <w:rPr>
+          <w:sz w:val="19"/>
+        </w:rPr>
+        <w:t xml:space="preserve"> </w:t>
+      </w:r>
+      <w:proofErr w:type="spellStart"/>
+      <w:r>
+        <w:rPr>
+          <w:sz w:val="19"/>
+        </w:rPr>
+        <w:t>operativo</w:t>
+      </w:r>
+      <w:proofErr w:type="spellEnd"/>
+      <w:r>
+        <w:rPr>
+          <w:sz w:val="19"/>
+        </w:rPr>
+        <w:t xml:space="preserve"> </w:t>
+      </w:r>
+      <w:proofErr w:type="spellStart"/>
+      <w:r>
+        <w:rPr>
+          <w:sz w:val="19"/>
+        </w:rPr>
+        <w:t>interno</w:t>
+      </w:r>
+      <w:proofErr w:type="spellEnd"/>
+      <w:r>
+        <w:rPr>
+          <w:sz w:val="19"/>
+        </w:rPr>
+        <w:t xml:space="preserve">. Todos </w:t>
+      </w:r>
+      <w:proofErr w:type="spellStart"/>
+      <w:r>
+        <w:rPr>
+          <w:sz w:val="19"/>
+        </w:rPr>
+        <w:t>los</w:t>
+      </w:r>
+      <w:proofErr w:type="spellEnd"/>
+      <w:r>
+        <w:rPr>
+          <w:sz w:val="19"/>
+        </w:rPr>
+        <w:t xml:space="preserve"> </w:t>
+      </w:r>
+      <w:proofErr w:type="spellStart"/>
+      <w:r>
+        <w:rPr>
+          <w:sz w:val="19"/>
+        </w:rPr>
+        <w:t>datos</w:t>
+      </w:r>
+      <w:proofErr w:type="spellEnd"/>
+      <w:r>
+        <w:rPr>
+          <w:sz w:val="19"/>
+        </w:rPr>
+        <w:t xml:space="preserve"> </w:t>
+      </w:r>
+      <w:proofErr w:type="spellStart"/>
+      <w:r>
+        <w:rPr>
+          <w:sz w:val="19"/>
+        </w:rPr>
+        <w:t>financieros</w:t>
+      </w:r>
+      <w:proofErr w:type="spellEnd"/>
+      <w:r>
+        <w:rPr>
+          <w:sz w:val="19"/>
+        </w:rPr>
+        <w:t xml:space="preserve">, bases de </w:t>
+      </w:r>
+      <w:proofErr w:type="spellStart"/>
+      <w:r>
+        <w:rPr>
+          <w:sz w:val="19"/>
+        </w:rPr>
+        <w:t>datos</w:t>
+      </w:r>
+      <w:proofErr w:type="spellEnd"/>
+      <w:r>
+        <w:rPr>
+          <w:sz w:val="19"/>
+        </w:rPr>
+        <w:t xml:space="preserve"> de </w:t>
+      </w:r>
+      <w:proofErr w:type="spellStart"/>
+      <w:r>
+        <w:rPr>
+          <w:sz w:val="19"/>
+        </w:rPr>
+        <w:t>comprobantes</w:t>
+      </w:r>
+      <w:proofErr w:type="spellEnd"/>
+      <w:r>
+        <w:rPr>
+          <w:sz w:val="19"/>
+        </w:rPr>
+        <w:t xml:space="preserve"> y </w:t>
+      </w:r>
+      <w:proofErr w:type="spellStart"/>
+      <w:r>
+        <w:rPr>
+          <w:sz w:val="19"/>
+        </w:rPr>
+        <w:t>credenciales</w:t>
+      </w:r>
+      <w:proofErr w:type="spellEnd"/>
+      <w:r>
+        <w:rPr>
+          <w:sz w:val="19"/>
+        </w:rPr>
+        <w:t xml:space="preserve"> </w:t>
+      </w:r>
+      <w:proofErr w:type="spellStart"/>
+      <w:r>
+        <w:rPr>
+          <w:sz w:val="19"/>
+        </w:rPr>
+        <w:t>pertenecen</w:t>
+      </w:r>
+      <w:proofErr w:type="spellEnd"/>
+      <w:r>
+        <w:rPr>
+          <w:sz w:val="19"/>
+        </w:rPr>
+        <w:t xml:space="preserve"> de forma </w:t>
+      </w:r>
+      <w:proofErr w:type="spellStart"/>
+      <w:r>
+        <w:rPr>
+          <w:sz w:val="19"/>
+        </w:rPr>
+        <w:t>exclusiva</w:t>
+      </w:r>
+      <w:proofErr w:type="spellEnd"/>
+      <w:r>
+        <w:rPr>
+          <w:sz w:val="19"/>
+        </w:rPr>
+        <w:t xml:space="preserve"> al </w:t>
+      </w:r>
+      <w:proofErr w:type="spellStart"/>
+      <w:r>
+        <w:rPr>
+          <w:sz w:val="19"/>
+        </w:rPr>
+        <w:t>Cliente</w:t>
+      </w:r>
+      <w:proofErr w:type="spellEnd"/>
+      <w:r>
+        <w:rPr>
+          <w:sz w:val="19"/>
+        </w:rPr>
+        <w:t xml:space="preserve">. El </w:t>
+      </w:r>
+      <w:proofErr w:type="spellStart"/>
+      <w:r>
+        <w:rPr>
+          <w:sz w:val="19"/>
+        </w:rPr>
+        <w:t>desarrollador</w:t>
+      </w:r>
+      <w:proofErr w:type="spellEnd"/>
+      <w:r>
+        <w:rPr>
+          <w:sz w:val="19"/>
+        </w:rPr>
+        <w:t xml:space="preserve"> </w:t>
+      </w:r>
+      <w:proofErr w:type="spellStart"/>
+      <w:r>
+        <w:rPr>
+          <w:sz w:val="19"/>
+        </w:rPr>
+        <w:t>mantendrá</w:t>
+      </w:r>
+      <w:proofErr w:type="spellEnd"/>
+      <w:r>
+        <w:rPr>
+          <w:sz w:val="19"/>
+        </w:rPr>
+        <w:t xml:space="preserve"> </w:t>
+      </w:r>
+      <w:proofErr w:type="spellStart"/>
+      <w:r>
+        <w:rPr>
+          <w:sz w:val="19"/>
+        </w:rPr>
+        <w:t>estricta</w:t>
+      </w:r>
+      <w:proofErr w:type="spellEnd"/>
+      <w:r>
+        <w:rPr>
+          <w:sz w:val="19"/>
+        </w:rPr>
+        <w:t xml:space="preserve"> </w:t>
+      </w:r>
+      <w:proofErr w:type="spellStart"/>
+      <w:r>
+        <w:rPr>
+          <w:sz w:val="19"/>
+        </w:rPr>
+        <w:t>confidencialidad</w:t>
+      </w:r>
+      <w:proofErr w:type="spellEnd"/>
+      <w:r>
+        <w:rPr>
+          <w:sz w:val="19"/>
+        </w:rPr>
+        <w:t xml:space="preserve"> </w:t>
+      </w:r>
+      <w:proofErr w:type="spellStart"/>
+      <w:r>
+        <w:rPr>
+          <w:sz w:val="19"/>
+        </w:rPr>
+        <w:t>sobre</w:t>
+      </w:r>
+      <w:proofErr w:type="spellEnd"/>
+      <w:r>
+        <w:rPr>
+          <w:sz w:val="19"/>
+        </w:rPr>
+        <w:t xml:space="preserve"> la </w:t>
+      </w:r>
+      <w:proofErr w:type="spellStart"/>
+      <w:r>
+        <w:rPr>
+          <w:sz w:val="19"/>
+        </w:rPr>
+        <w:t>información</w:t>
+      </w:r>
+      <w:proofErr w:type="spellEnd"/>
+      <w:r>
+        <w:rPr>
+          <w:sz w:val="19"/>
+        </w:rPr>
+        <w:t xml:space="preserve"> de la </w:t>
+      </w:r>
+      <w:proofErr w:type="spellStart"/>
+      <w:r>
+        <w:rPr>
+          <w:sz w:val="19"/>
+        </w:rPr>
+        <w:t>empresa</w:t>
+      </w:r>
+      <w:proofErr w:type="spellEnd"/>
+      <w:r>
+        <w:rPr>
+          <w:sz w:val="19"/>
+        </w:rPr>
+        <w:t>.</w:t>
       </w:r>
     </w:p>
     <w:p>
       <w:pPr>
-        <w:pStyle w:val="Prrafodelista"/>
-        <w:rPr>
-          <w:lang w:val="es-AR"/>
-        </w:rPr>
-      </w:pPr>
-      <w:r>
-        <w:rPr>
-          <w:b/>
-          <w:bCs/>
-          <w:lang w:val="es-AR"/>
-        </w:rPr>
-        <w:t>Escaneos IA (OCR):</w:t>
-      </w:r>
-      <w:r>
-        <w:rPr>
-          <w:lang w:val="es-AR"/>
-        </w:rPr>
-        <w:t> </w:t>
-      </w:r>
-      <w:r>
-        <w:rPr>
-          <w:b/>
-          <w:bCs/>
-          <w:lang w:val="es-AR"/>
-        </w:rPr>
-        <w:t>200 escaneos/mes por usuario</w:t>
-      </w:r>
-      <w:r>
-        <w:rPr>
-          <w:lang w:val="es-AR"/>
-        </w:rPr>
-        <w:t> (~6 a 7 comprobantes escaneados por día cada uno).</w:t>
-      </w:r>
-    </w:p>
-    <w:p>
-      <w:pPr>
-        <w:pStyle w:val="Prrafodelista"/>
-        <w:rPr>
-          <w:lang w:val="es-AR"/>
-        </w:rPr>
-      </w:pPr>
-      <w:r>
-        <w:rPr>
-          <w:b/>
-          <w:bCs/>
-          <w:lang w:val="es-AR"/>
-        </w:rPr>
-        <w:t>Almacenamiento (GB):</w:t>
-      </w:r>
-      <w:r>
-        <w:rPr>
-          <w:lang w:val="es-AR"/>
-        </w:rPr>
-        <w:t> </w:t>
-      </w:r>
-      <w:r>
-        <w:rPr>
-          <w:b/>
-          <w:bCs/>
-          <w:lang w:val="es-AR"/>
-        </w:rPr>
-        <w:t>1.0 GB por usuario</w:t>
-      </w:r>
-      <w:r>
-        <w:rPr>
-          <w:lang w:val="es-AR"/>
-        </w:rPr>
-        <w:t> (~6.800 comprobantes guardados cada uno).</w:t>
-      </w:r>
-    </w:p>
-    <w:p>
-      <w:pPr>
-        <w:pStyle w:val="Prrafodelista"/>
-        <w:rPr>
-          <w:lang w:val="es-AR"/>
-        </w:rPr>
-      </w:pPr>
-      <w:r>
-        <w:rPr>
-          <w:b/>
-          <w:bCs/>
-          <w:lang w:val="es-AR"/>
-        </w:rPr>
-        <w:t>Cargas de gastos diarias:</w:t>
-      </w:r>
-      <w:r>
-        <w:rPr>
-          <w:lang w:val="es-AR"/>
-        </w:rPr>
-        <w:t> </w:t>
-      </w:r>
-      <w:r>
-        <w:rPr>
-          <w:b/>
-          <w:bCs/>
-          <w:lang w:val="es-AR"/>
-        </w:rPr>
-        <w:t>4.000 gastos/día por usuario</w:t>
-      </w:r>
-      <w:r>
-        <w:rPr>
-          <w:lang w:val="es-AR"/>
-        </w:rPr>
-        <w:t> </w:t>
-      </w:r>
-      <w:r>
-        <w:rPr>
-          <w:i/>
-          <w:iCs/>
-          <w:lang w:val="es-AR"/>
-        </w:rPr>
-        <w:t>(Prácticamente imposible de superar)</w:t>
-      </w:r>
-      <w:r>
-        <w:rPr>
-          <w:lang w:val="es-AR"/>
-        </w:rPr>
-        <w:t>.</w:t>
-      </w:r>
-    </w:p>
-    <w:p>
-      <w:pPr>
-        <w:pStyle w:val="Prrafodelista"/>
-        <w:rPr>
-          <w:lang w:val="es-AR"/>
-        </w:rPr>
-      </w:pPr>
-      <w:r>
-        <w:rPr>
-          <w:b/>
-          <w:bCs/>
-          <w:lang w:val="es-AR"/>
-        </w:rPr>
-        <w:t>Consultas/Lecturas diarias:</w:t>
-      </w:r>
-      <w:r>
-        <w:rPr>
-          <w:lang w:val="es-AR"/>
-        </w:rPr>
-        <w:t> </w:t>
-      </w:r>
-      <w:r>
-        <w:rPr>
-          <w:b/>
-          <w:bCs/>
-          <w:lang w:val="es-AR"/>
-        </w:rPr>
-        <w:t>10.000 lecturas/día por usuario</w:t>
-      </w:r>
-      <w:r>
-        <w:rPr>
-          <w:lang w:val="es-AR"/>
-        </w:rPr>
-        <w:t>.</w:t>
-      </w:r>
-    </w:p>
-    <w:p>
-      <w:pPr>
-        <w:pStyle w:val="Prrafodelista"/>
-        <w:rPr>
-          <w:lang w:val="es-AR"/>
-        </w:rPr>
-      </w:pPr>
-      <w:r>
-        <w:rPr>
-          <w:lang w:val="es-AR"/>
-        </w:rPr>
-        <w:pict w14:anchorId="59D99B2A">
-          <v:rect id="_x0000_i1045" style="width:564pt;height:.75pt" o:hrpct="0" o:hralign="center" o:hrstd="t" o:hr="t" fillcolor="#a0a0a0" stroked="f"/>
-        </w:pict>
-      </w:r>
-    </w:p>
-    <w:p>
-      <w:pPr>
-        <w:pStyle w:val="Prrafodelista"/>
-        <w:rPr>
-          <w:lang w:val="es-AR"/>
-        </w:rPr>
-      </w:pPr>
-      <w:r>
-        <w:rPr>
-          <w:lang w:val="es-AR"/>
-        </w:rPr>
-        <w:t>B) Si una empresa tiene 10 Usuarios:</w:t>
-      </w:r>
-    </w:p>
-    <w:p>
-      <w:pPr>
-        <w:pStyle w:val="Prrafodelista"/>
-        <w:rPr>
-          <w:lang w:val="es-AR"/>
-        </w:rPr>
-      </w:pPr>
-      <w:r>
-        <w:rPr>
-          <w:b/>
-          <w:bCs/>
-          <w:lang w:val="es-AR"/>
-        </w:rPr>
-        <w:t>Escaneos IA (OCR):</w:t>
-      </w:r>
-      <w:r>
-        <w:rPr>
-          <w:lang w:val="es-AR"/>
-        </w:rPr>
-        <w:t> </w:t>
-      </w:r>
-      <w:r>
-        <w:rPr>
-          <w:b/>
-          <w:bCs/>
-          <w:lang w:val="es-AR"/>
-        </w:rPr>
-        <w:t>100 escaneos/mes por usuario</w:t>
-      </w:r>
-      <w:r>
-        <w:rPr>
-          <w:lang w:val="es-AR"/>
-        </w:rPr>
-        <w:t> (~3 a 4 comprobantes escaneados por día cada uno).</w:t>
-      </w:r>
-    </w:p>
-    <w:p>
-      <w:pPr>
-        <w:pStyle w:val="Prrafodelista"/>
-        <w:rPr>
-          <w:lang w:val="es-AR"/>
-        </w:rPr>
-      </w:pPr>
-      <w:r>
-        <w:rPr>
-          <w:b/>
-          <w:bCs/>
-          <w:lang w:val="es-AR"/>
-        </w:rPr>
-        <w:t>Almacenamiento (GB):</w:t>
-      </w:r>
-      <w:r>
-        <w:rPr>
-          <w:lang w:val="es-AR"/>
-        </w:rPr>
-        <w:t> </w:t>
-      </w:r>
-      <w:r>
-        <w:rPr>
-          <w:b/>
-          <w:bCs/>
-          <w:lang w:val="es-AR"/>
-        </w:rPr>
-        <w:t>0.5 GB (500 MB) por usuario</w:t>
-      </w:r>
-      <w:r>
-        <w:rPr>
-          <w:lang w:val="es-AR"/>
-        </w:rPr>
-        <w:t> (~3.400 comprobantes guardados cada uno).</w:t>
-      </w:r>
-    </w:p>
-    <w:p>
-      <w:pPr>
-        <w:pStyle w:val="Prrafodelista"/>
-        <w:rPr>
-          <w:lang w:val="es-AR"/>
-        </w:rPr>
-      </w:pPr>
-      <w:r>
-        <w:rPr>
-          <w:b/>
-          <w:bCs/>
-          <w:lang w:val="es-AR"/>
-        </w:rPr>
-        <w:t>Cargas de gastos diarias:</w:t>
-      </w:r>
-      <w:r>
-        <w:rPr>
-          <w:lang w:val="es-AR"/>
-        </w:rPr>
-        <w:t> </w:t>
-      </w:r>
-      <w:r>
-        <w:rPr>
-          <w:b/>
-          <w:bCs/>
-          <w:lang w:val="es-AR"/>
-        </w:rPr>
-        <w:t>2.000 gastos/día por usuario</w:t>
-      </w:r>
-      <w:r>
-        <w:rPr>
-          <w:lang w:val="es-AR"/>
-        </w:rPr>
-        <w:t>.</w:t>
-      </w:r>
-    </w:p>
-    <w:p>
-      <w:pPr>
-        <w:pStyle w:val="Prrafodelista"/>
-        <w:rPr>
-          <w:lang w:val="es-AR"/>
-        </w:rPr>
-      </w:pPr>
-      <w:r>
-        <w:rPr>
-          <w:b/>
-          <w:bCs/>
-          <w:lang w:val="es-AR"/>
-        </w:rPr>
-        <w:t>Consultas/Lecturas diarias:</w:t>
-      </w:r>
-      <w:r>
-        <w:rPr>
-          <w:lang w:val="es-AR"/>
-        </w:rPr>
-        <w:t> </w:t>
-      </w:r>
-      <w:r>
-        <w:rPr>
-          <w:b/>
-          <w:bCs/>
-          <w:lang w:val="es-AR"/>
-        </w:rPr>
-        <w:t>5.000 lecturas/día por usuario</w:t>
-      </w:r>
-      <w:r>
-        <w:rPr>
-          <w:lang w:val="es-AR"/>
-        </w:rPr>
-        <w:t>.</w:t>
-      </w:r>
-    </w:p>
-    <w:p>
-      <w:pPr>
-        <w:pStyle w:val="Prrafodelista"/>
-        <w:rPr>
-          <w:lang w:val="es-AR"/>
-        </w:rPr>
-      </w:pPr>
-      <w:r>
-        <w:rPr>
-          <w:lang w:val="es-AR"/>
-        </w:rPr>
-        <w:pict w14:anchorId="0C228A0E">
-          <v:rect id="_x0000_i1046" style="width:564pt;height:.75pt" o:hrpct="0" o:hralign="center" o:hrstd="t" o:hr="t" fillcolor="#a0a0a0" stroked="f"/>
-        </w:pict>
-      </w:r>
-    </w:p>
-    <w:p>
-      <w:pPr>
-        <w:pStyle w:val="Prrafodelista"/>
-        <w:rPr>
-          <w:lang w:val="es-AR"/>
-        </w:rPr>
-      </w:pPr>
-      <w:r>
-        <w:rPr>
-          <w:lang w:val="es-AR"/>
-        </w:rPr>
-        <w:t>C) Si una empresa tiene 20 Usuarios:</w:t>
-      </w:r>
-    </w:p>
-    <w:p>
-      <w:pPr>
-        <w:pStyle w:val="Prrafodelista"/>
-        <w:rPr>
-          <w:lang w:val="es-AR"/>
-        </w:rPr>
-      </w:pPr>
-      <w:r>
-        <w:rPr>
-          <w:b/>
-          <w:bCs/>
-          <w:lang w:val="es-AR"/>
-        </w:rPr>
-        <w:t>Escaneos IA (OCR):</w:t>
-      </w:r>
-      <w:r>
-        <w:rPr>
-          <w:lang w:val="es-AR"/>
-        </w:rPr>
-        <w:t> </w:t>
-      </w:r>
-      <w:r>
-        <w:rPr>
-          <w:b/>
-          <w:bCs/>
-          <w:lang w:val="es-AR"/>
-        </w:rPr>
-        <w:t>50 escaneos/mes por usuario</w:t>
-      </w:r>
-      <w:r>
-        <w:rPr>
-          <w:lang w:val="es-AR"/>
-        </w:rPr>
-        <w:t> (~1 a 2 comprobantes diarios cada uno).</w:t>
-      </w:r>
-    </w:p>
-    <w:p>
-      <w:pPr>
-        <w:pStyle w:val="Prrafodelista"/>
-        <w:rPr>
-          <w:lang w:val="es-AR"/>
-        </w:rPr>
-      </w:pPr>
-      <w:r>
-        <w:rPr>
-          <w:b/>
-          <w:bCs/>
-          <w:lang w:val="es-AR"/>
-        </w:rPr>
-        <w:t>Almacenamiento (GB):</w:t>
-      </w:r>
-      <w:r>
-        <w:rPr>
-          <w:lang w:val="es-AR"/>
-        </w:rPr>
-        <w:t> </w:t>
-      </w:r>
-      <w:r>
-        <w:rPr>
-          <w:b/>
-          <w:bCs/>
-          <w:lang w:val="es-AR"/>
-        </w:rPr>
-        <w:t>250 MB por usuario</w:t>
-      </w:r>
-      <w:r>
-        <w:rPr>
-          <w:lang w:val="es-AR"/>
-        </w:rPr>
-        <w:t> (~1.700 comprobantes con foto cada uno).</w:t>
-      </w:r>
-    </w:p>
-    <w:p>
-      <w:pPr>
-        <w:pStyle w:val="Prrafodelista"/>
-        <w:rPr>
-          <w:lang w:val="es-AR"/>
-        </w:rPr>
-      </w:pPr>
-      <w:r>
-        <w:rPr>
-          <w:b/>
-          <w:bCs/>
-          <w:lang w:val="es-AR"/>
-        </w:rPr>
-        <w:t>Cargas de gastos diarias:</w:t>
-      </w:r>
-      <w:r>
-        <w:rPr>
-          <w:lang w:val="es-AR"/>
-        </w:rPr>
-        <w:t> </w:t>
-      </w:r>
-      <w:r>
-        <w:rPr>
-          <w:b/>
-          <w:bCs/>
-          <w:lang w:val="es-AR"/>
-        </w:rPr>
-        <w:t>1.000 gastos/día por usuario</w:t>
-      </w:r>
-      <w:r>
-        <w:rPr>
-          <w:lang w:val="es-AR"/>
-        </w:rPr>
-        <w:t>.</w:t>
-      </w:r>
-    </w:p>
-    <w:p>
-      <w:pPr>
-        <w:pStyle w:val="Prrafodelista"/>
-        <w:rPr>
-          <w:lang w:val="es-AR"/>
-        </w:rPr>
-      </w:pPr>
-      <w:r>
-        <w:rPr>
-          <w:b/>
-          <w:bCs/>
-          <w:lang w:val="es-AR"/>
-        </w:rPr>
-        <w:t>Consultas/Lecturas diarias:</w:t>
-      </w:r>
-      <w:r>
-        <w:rPr>
-          <w:lang w:val="es-AR"/>
-        </w:rPr>
-        <w:t> </w:t>
-      </w:r>
-      <w:r>
-        <w:rPr>
-          <w:b/>
-          <w:bCs/>
-          <w:lang w:val="es-AR"/>
-        </w:rPr>
-        <w:t>2.500 lecturas/día por usuario</w:t>
-      </w:r>
-      <w:r>
-        <w:rPr>
-          <w:lang w:val="es-AR"/>
-        </w:rPr>
-        <w:t>.</w:t>
-      </w:r>
-    </w:p>
-    <w:p>
-      <w:pPr>
-        <w:pStyle w:val="Prrafodelista"/>
-        <w:rPr>
-          <w:lang w:val="es-AR"/>
-        </w:rPr>
+        <w:spacing w:after="400"/>
       </w:pPr>
     </w:p>
     <w:p/>
+    <w:p/>
     <w:sectPr>
       <w:pgSz w:w="12240" w:h="15840"/>
-      <w:pgMar w:top="1152" w:right="1152" w:bottom="1152" w:left="1152" w:header="720" w:footer="720" w:gutter="0"/>
+      <w:pgMar w:top="1152" w:right="1296" w:bottom="1152" w:left="1296" w:header="720" w:footer="720" w:gutter="0"/>
       <w:cols w:space="720"/>
       <w:docGrid w:linePitch="360"/>
     </w:sectPr>
@@ -2728,732 +6301,32 @@
       </w:rPr>
     </w:lvl>
   </w:abstractNum>
-  <w:abstractNum w:abstractNumId="9" w15:restartNumberingAfterBreak="0">
-    <w:nsid w:val="0C5E1707"/>
-    <w:multiLevelType w:val="hybridMultilevel"/>
-    <w:tmpl w:val="C6CCFF62"/>
-    <w:lvl w:ilvl="0" w:tplc="2C0A000F">
-      <w:start w:val="1"/>
-      <w:numFmt w:val="decimal"/>
-      <w:lvlText w:val="%1."/>
-      <w:lvlJc w:val="left"/>
-      <w:pPr>
-        <w:ind w:left="720" w:hanging="360"/>
-      </w:pPr>
-      <w:rPr>
-        <w:rFonts w:hint="default"/>
-      </w:rPr>
-    </w:lvl>
-    <w:lvl w:ilvl="1" w:tplc="2C0A0019" w:tentative="1">
-      <w:start w:val="1"/>
-      <w:numFmt w:val="lowerLetter"/>
-      <w:lvlText w:val="%2."/>
-      <w:lvlJc w:val="left"/>
-      <w:pPr>
-        <w:ind w:left="1440" w:hanging="360"/>
-      </w:pPr>
-    </w:lvl>
-    <w:lvl w:ilvl="2" w:tplc="2C0A001B" w:tentative="1">
-      <w:start w:val="1"/>
-      <w:numFmt w:val="lowerRoman"/>
-      <w:lvlText w:val="%3."/>
-      <w:lvlJc w:val="right"/>
-      <w:pPr>
-        <w:ind w:left="2160" w:hanging="180"/>
-      </w:pPr>
-    </w:lvl>
-    <w:lvl w:ilvl="3" w:tplc="2C0A000F" w:tentative="1">
-      <w:start w:val="1"/>
-      <w:numFmt w:val="decimal"/>
-      <w:lvlText w:val="%4."/>
-      <w:lvlJc w:val="left"/>
-      <w:pPr>
-        <w:ind w:left="2880" w:hanging="360"/>
-      </w:pPr>
-    </w:lvl>
-    <w:lvl w:ilvl="4" w:tplc="2C0A0019" w:tentative="1">
-      <w:start w:val="1"/>
-      <w:numFmt w:val="lowerLetter"/>
-      <w:lvlText w:val="%5."/>
-      <w:lvlJc w:val="left"/>
-      <w:pPr>
-        <w:ind w:left="3600" w:hanging="360"/>
-      </w:pPr>
-    </w:lvl>
-    <w:lvl w:ilvl="5" w:tplc="2C0A001B" w:tentative="1">
-      <w:start w:val="1"/>
-      <w:numFmt w:val="lowerRoman"/>
-      <w:lvlText w:val="%6."/>
-      <w:lvlJc w:val="right"/>
-      <w:pPr>
-        <w:ind w:left="4320" w:hanging="180"/>
-      </w:pPr>
-    </w:lvl>
-    <w:lvl w:ilvl="6" w:tplc="2C0A000F" w:tentative="1">
-      <w:start w:val="1"/>
-      <w:numFmt w:val="decimal"/>
-      <w:lvlText w:val="%7."/>
-      <w:lvlJc w:val="left"/>
-      <w:pPr>
-        <w:ind w:left="5040" w:hanging="360"/>
-      </w:pPr>
-    </w:lvl>
-    <w:lvl w:ilvl="7" w:tplc="2C0A0019" w:tentative="1">
-      <w:start w:val="1"/>
-      <w:numFmt w:val="lowerLetter"/>
-      <w:lvlText w:val="%8."/>
-      <w:lvlJc w:val="left"/>
-      <w:pPr>
-        <w:ind w:left="5760" w:hanging="360"/>
-      </w:pPr>
-    </w:lvl>
-    <w:lvl w:ilvl="8" w:tplc="2C0A001B" w:tentative="1">
-      <w:start w:val="1"/>
-      <w:numFmt w:val="lowerRoman"/>
-      <w:lvlText w:val="%9."/>
-      <w:lvlJc w:val="right"/>
-      <w:pPr>
-        <w:ind w:left="6480" w:hanging="180"/>
-      </w:pPr>
-    </w:lvl>
-  </w:abstractNum>
-  <w:abstractNum w:abstractNumId="10" w15:restartNumberingAfterBreak="0">
-    <w:nsid w:val="39646ECF"/>
-    <w:multiLevelType w:val="multilevel"/>
-    <w:tmpl w:val="8772B7E2"/>
-    <w:lvl w:ilvl="0">
-      <w:start w:val="1"/>
-      <w:numFmt w:val="bullet"/>
-      <w:lvlText w:val=""/>
-      <w:lvlJc w:val="left"/>
-      <w:pPr>
-        <w:tabs>
-          <w:tab w:val="num" w:pos="720"/>
-        </w:tabs>
-        <w:ind w:left="720" w:hanging="360"/>
-      </w:pPr>
-      <w:rPr>
-        <w:rFonts w:ascii="Symbol" w:hAnsi="Symbol" w:hint="default"/>
-        <w:sz w:val="20"/>
-      </w:rPr>
-    </w:lvl>
-    <w:lvl w:ilvl="1" w:tentative="1">
-      <w:start w:val="1"/>
-      <w:numFmt w:val="bullet"/>
-      <w:lvlText w:val=""/>
-      <w:lvlJc w:val="left"/>
-      <w:pPr>
-        <w:tabs>
-          <w:tab w:val="num" w:pos="1440"/>
-        </w:tabs>
-        <w:ind w:left="1440" w:hanging="360"/>
-      </w:pPr>
-      <w:rPr>
-        <w:rFonts w:ascii="Symbol" w:hAnsi="Symbol" w:hint="default"/>
-        <w:sz w:val="20"/>
-      </w:rPr>
-    </w:lvl>
-    <w:lvl w:ilvl="2" w:tentative="1">
-      <w:start w:val="1"/>
-      <w:numFmt w:val="bullet"/>
-      <w:lvlText w:val=""/>
-      <w:lvlJc w:val="left"/>
-      <w:pPr>
-        <w:tabs>
-          <w:tab w:val="num" w:pos="2160"/>
-        </w:tabs>
-        <w:ind w:left="2160" w:hanging="360"/>
-      </w:pPr>
-      <w:rPr>
-        <w:rFonts w:ascii="Symbol" w:hAnsi="Symbol" w:hint="default"/>
-        <w:sz w:val="20"/>
-      </w:rPr>
-    </w:lvl>
-    <w:lvl w:ilvl="3" w:tentative="1">
-      <w:start w:val="1"/>
-      <w:numFmt w:val="bullet"/>
-      <w:lvlText w:val=""/>
-      <w:lvlJc w:val="left"/>
-      <w:pPr>
-        <w:tabs>
-          <w:tab w:val="num" w:pos="2880"/>
-        </w:tabs>
-        <w:ind w:left="2880" w:hanging="360"/>
-      </w:pPr>
-      <w:rPr>
-        <w:rFonts w:ascii="Symbol" w:hAnsi="Symbol" w:hint="default"/>
-        <w:sz w:val="20"/>
-      </w:rPr>
-    </w:lvl>
-    <w:lvl w:ilvl="4" w:tentative="1">
-      <w:start w:val="1"/>
-      <w:numFmt w:val="bullet"/>
-      <w:lvlText w:val=""/>
-      <w:lvlJc w:val="left"/>
-      <w:pPr>
-        <w:tabs>
-          <w:tab w:val="num" w:pos="3600"/>
-        </w:tabs>
-        <w:ind w:left="3600" w:hanging="360"/>
-      </w:pPr>
-      <w:rPr>
-        <w:rFonts w:ascii="Symbol" w:hAnsi="Symbol" w:hint="default"/>
-        <w:sz w:val="20"/>
-      </w:rPr>
-    </w:lvl>
-    <w:lvl w:ilvl="5" w:tentative="1">
-      <w:start w:val="1"/>
-      <w:numFmt w:val="bullet"/>
-      <w:lvlText w:val=""/>
-      <w:lvlJc w:val="left"/>
-      <w:pPr>
-        <w:tabs>
-          <w:tab w:val="num" w:pos="4320"/>
-        </w:tabs>
-        <w:ind w:left="4320" w:hanging="360"/>
-      </w:pPr>
-      <w:rPr>
-        <w:rFonts w:ascii="Symbol" w:hAnsi="Symbol" w:hint="default"/>
-        <w:sz w:val="20"/>
-      </w:rPr>
-    </w:lvl>
-    <w:lvl w:ilvl="6" w:tentative="1">
-      <w:start w:val="1"/>
-      <w:numFmt w:val="bullet"/>
-      <w:lvlText w:val=""/>
-      <w:lvlJc w:val="left"/>
-      <w:pPr>
-        <w:tabs>
-          <w:tab w:val="num" w:pos="5040"/>
-        </w:tabs>
-        <w:ind w:left="5040" w:hanging="360"/>
-      </w:pPr>
-      <w:rPr>
-        <w:rFonts w:ascii="Symbol" w:hAnsi="Symbol" w:hint="default"/>
-        <w:sz w:val="20"/>
-      </w:rPr>
-    </w:lvl>
-    <w:lvl w:ilvl="7" w:tentative="1">
-      <w:start w:val="1"/>
-      <w:numFmt w:val="bullet"/>
-      <w:lvlText w:val=""/>
-      <w:lvlJc w:val="left"/>
-      <w:pPr>
-        <w:tabs>
-          <w:tab w:val="num" w:pos="5760"/>
-        </w:tabs>
-        <w:ind w:left="5760" w:hanging="360"/>
-      </w:pPr>
-      <w:rPr>
-        <w:rFonts w:ascii="Symbol" w:hAnsi="Symbol" w:hint="default"/>
-        <w:sz w:val="20"/>
-      </w:rPr>
-    </w:lvl>
-    <w:lvl w:ilvl="8" w:tentative="1">
-      <w:start w:val="1"/>
-      <w:numFmt w:val="bullet"/>
-      <w:lvlText w:val=""/>
-      <w:lvlJc w:val="left"/>
-      <w:pPr>
-        <w:tabs>
-          <w:tab w:val="num" w:pos="6480"/>
-        </w:tabs>
-        <w:ind w:left="6480" w:hanging="360"/>
-      </w:pPr>
-      <w:rPr>
-        <w:rFonts w:ascii="Symbol" w:hAnsi="Symbol" w:hint="default"/>
-        <w:sz w:val="20"/>
-      </w:rPr>
-    </w:lvl>
-  </w:abstractNum>
-  <w:abstractNum w:abstractNumId="11" w15:restartNumberingAfterBreak="0">
-    <w:nsid w:val="5B99452A"/>
-    <w:multiLevelType w:val="multilevel"/>
-    <w:tmpl w:val="3BD82B02"/>
-    <w:lvl w:ilvl="0">
-      <w:start w:val="1"/>
-      <w:numFmt w:val="bullet"/>
-      <w:lvlText w:val=""/>
-      <w:lvlJc w:val="left"/>
-      <w:pPr>
-        <w:tabs>
-          <w:tab w:val="num" w:pos="720"/>
-        </w:tabs>
-        <w:ind w:left="720" w:hanging="360"/>
-      </w:pPr>
-      <w:rPr>
-        <w:rFonts w:ascii="Symbol" w:hAnsi="Symbol" w:hint="default"/>
-        <w:sz w:val="20"/>
-      </w:rPr>
-    </w:lvl>
-    <w:lvl w:ilvl="1" w:tentative="1">
-      <w:start w:val="1"/>
-      <w:numFmt w:val="bullet"/>
-      <w:lvlText w:val=""/>
-      <w:lvlJc w:val="left"/>
-      <w:pPr>
-        <w:tabs>
-          <w:tab w:val="num" w:pos="1440"/>
-        </w:tabs>
-        <w:ind w:left="1440" w:hanging="360"/>
-      </w:pPr>
-      <w:rPr>
-        <w:rFonts w:ascii="Symbol" w:hAnsi="Symbol" w:hint="default"/>
-        <w:sz w:val="20"/>
-      </w:rPr>
-    </w:lvl>
-    <w:lvl w:ilvl="2" w:tentative="1">
-      <w:start w:val="1"/>
-      <w:numFmt w:val="bullet"/>
-      <w:lvlText w:val=""/>
-      <w:lvlJc w:val="left"/>
-      <w:pPr>
-        <w:tabs>
-          <w:tab w:val="num" w:pos="2160"/>
-        </w:tabs>
-        <w:ind w:left="2160" w:hanging="360"/>
-      </w:pPr>
-      <w:rPr>
-        <w:rFonts w:ascii="Symbol" w:hAnsi="Symbol" w:hint="default"/>
-        <w:sz w:val="20"/>
-      </w:rPr>
-    </w:lvl>
-    <w:lvl w:ilvl="3" w:tentative="1">
-      <w:start w:val="1"/>
-      <w:numFmt w:val="bullet"/>
-      <w:lvlText w:val=""/>
-      <w:lvlJc w:val="left"/>
-      <w:pPr>
-        <w:tabs>
-          <w:tab w:val="num" w:pos="2880"/>
-        </w:tabs>
-        <w:ind w:left="2880" w:hanging="360"/>
-      </w:pPr>
-      <w:rPr>
-        <w:rFonts w:ascii="Symbol" w:hAnsi="Symbol" w:hint="default"/>
-        <w:sz w:val="20"/>
-      </w:rPr>
-    </w:lvl>
-    <w:lvl w:ilvl="4" w:tentative="1">
-      <w:start w:val="1"/>
-      <w:numFmt w:val="bullet"/>
-      <w:lvlText w:val=""/>
-      <w:lvlJc w:val="left"/>
-      <w:pPr>
-        <w:tabs>
-          <w:tab w:val="num" w:pos="3600"/>
-        </w:tabs>
-        <w:ind w:left="3600" w:hanging="360"/>
-      </w:pPr>
-      <w:rPr>
-        <w:rFonts w:ascii="Symbol" w:hAnsi="Symbol" w:hint="default"/>
-        <w:sz w:val="20"/>
-      </w:rPr>
-    </w:lvl>
-    <w:lvl w:ilvl="5" w:tentative="1">
-      <w:start w:val="1"/>
-      <w:numFmt w:val="bullet"/>
-      <w:lvlText w:val=""/>
-      <w:lvlJc w:val="left"/>
-      <w:pPr>
-        <w:tabs>
-          <w:tab w:val="num" w:pos="4320"/>
-        </w:tabs>
-        <w:ind w:left="4320" w:hanging="360"/>
-      </w:pPr>
-      <w:rPr>
-        <w:rFonts w:ascii="Symbol" w:hAnsi="Symbol" w:hint="default"/>
-        <w:sz w:val="20"/>
-      </w:rPr>
-    </w:lvl>
-    <w:lvl w:ilvl="6" w:tentative="1">
-      <w:start w:val="1"/>
-      <w:numFmt w:val="bullet"/>
-      <w:lvlText w:val=""/>
-      <w:lvlJc w:val="left"/>
-      <w:pPr>
-        <w:tabs>
-          <w:tab w:val="num" w:pos="5040"/>
-        </w:tabs>
-        <w:ind w:left="5040" w:hanging="360"/>
-      </w:pPr>
-      <w:rPr>
-        <w:rFonts w:ascii="Symbol" w:hAnsi="Symbol" w:hint="default"/>
-        <w:sz w:val="20"/>
-      </w:rPr>
-    </w:lvl>
-    <w:lvl w:ilvl="7" w:tentative="1">
-      <w:start w:val="1"/>
-      <w:numFmt w:val="bullet"/>
-      <w:lvlText w:val=""/>
-      <w:lvlJc w:val="left"/>
-      <w:pPr>
-        <w:tabs>
-          <w:tab w:val="num" w:pos="5760"/>
-        </w:tabs>
-        <w:ind w:left="5760" w:hanging="360"/>
-      </w:pPr>
-      <w:rPr>
-        <w:rFonts w:ascii="Symbol" w:hAnsi="Symbol" w:hint="default"/>
-        <w:sz w:val="20"/>
-      </w:rPr>
-    </w:lvl>
-    <w:lvl w:ilvl="8" w:tentative="1">
-      <w:start w:val="1"/>
-      <w:numFmt w:val="bullet"/>
-      <w:lvlText w:val=""/>
-      <w:lvlJc w:val="left"/>
-      <w:pPr>
-        <w:tabs>
-          <w:tab w:val="num" w:pos="6480"/>
-        </w:tabs>
-        <w:ind w:left="6480" w:hanging="360"/>
-      </w:pPr>
-      <w:rPr>
-        <w:rFonts w:ascii="Symbol" w:hAnsi="Symbol" w:hint="default"/>
-        <w:sz w:val="20"/>
-      </w:rPr>
-    </w:lvl>
-  </w:abstractNum>
-  <w:abstractNum w:abstractNumId="12" w15:restartNumberingAfterBreak="0">
-    <w:nsid w:val="5FF91C59"/>
-    <w:multiLevelType w:val="multilevel"/>
-    <w:tmpl w:val="4D645C70"/>
-    <w:lvl w:ilvl="0">
-      <w:start w:val="1"/>
-      <w:numFmt w:val="bullet"/>
-      <w:lvlText w:val=""/>
-      <w:lvlJc w:val="left"/>
-      <w:pPr>
-        <w:tabs>
-          <w:tab w:val="num" w:pos="720"/>
-        </w:tabs>
-        <w:ind w:left="720" w:hanging="360"/>
-      </w:pPr>
-      <w:rPr>
-        <w:rFonts w:ascii="Symbol" w:hAnsi="Symbol" w:hint="default"/>
-        <w:sz w:val="20"/>
-      </w:rPr>
-    </w:lvl>
-    <w:lvl w:ilvl="1" w:tentative="1">
-      <w:start w:val="1"/>
-      <w:numFmt w:val="bullet"/>
-      <w:lvlText w:val=""/>
-      <w:lvlJc w:val="left"/>
-      <w:pPr>
-        <w:tabs>
-          <w:tab w:val="num" w:pos="1440"/>
-        </w:tabs>
-        <w:ind w:left="1440" w:hanging="360"/>
-      </w:pPr>
-      <w:rPr>
-        <w:rFonts w:ascii="Symbol" w:hAnsi="Symbol" w:hint="default"/>
-        <w:sz w:val="20"/>
-      </w:rPr>
-    </w:lvl>
-    <w:lvl w:ilvl="2" w:tentative="1">
-      <w:start w:val="1"/>
-      <w:numFmt w:val="bullet"/>
-      <w:lvlText w:val=""/>
-      <w:lvlJc w:val="left"/>
-      <w:pPr>
-        <w:tabs>
-          <w:tab w:val="num" w:pos="2160"/>
-        </w:tabs>
-        <w:ind w:left="2160" w:hanging="360"/>
-      </w:pPr>
-      <w:rPr>
-        <w:rFonts w:ascii="Symbol" w:hAnsi="Symbol" w:hint="default"/>
-        <w:sz w:val="20"/>
-      </w:rPr>
-    </w:lvl>
-    <w:lvl w:ilvl="3" w:tentative="1">
-      <w:start w:val="1"/>
-      <w:numFmt w:val="bullet"/>
-      <w:lvlText w:val=""/>
-      <w:lvlJc w:val="left"/>
-      <w:pPr>
-        <w:tabs>
-          <w:tab w:val="num" w:pos="2880"/>
-        </w:tabs>
-        <w:ind w:left="2880" w:hanging="360"/>
-      </w:pPr>
-      <w:rPr>
-        <w:rFonts w:ascii="Symbol" w:hAnsi="Symbol" w:hint="default"/>
-        <w:sz w:val="20"/>
-      </w:rPr>
-    </w:lvl>
-    <w:lvl w:ilvl="4" w:tentative="1">
-      <w:start w:val="1"/>
-      <w:numFmt w:val="bullet"/>
-      <w:lvlText w:val=""/>
-      <w:lvlJc w:val="left"/>
-      <w:pPr>
-        <w:tabs>
-          <w:tab w:val="num" w:pos="3600"/>
-        </w:tabs>
-        <w:ind w:left="3600" w:hanging="360"/>
-      </w:pPr>
-      <w:rPr>
-        <w:rFonts w:ascii="Symbol" w:hAnsi="Symbol" w:hint="default"/>
-        <w:sz w:val="20"/>
-      </w:rPr>
-    </w:lvl>
-    <w:lvl w:ilvl="5" w:tentative="1">
-      <w:start w:val="1"/>
-      <w:numFmt w:val="bullet"/>
-      <w:lvlText w:val=""/>
-      <w:lvlJc w:val="left"/>
-      <w:pPr>
-        <w:tabs>
-          <w:tab w:val="num" w:pos="4320"/>
-        </w:tabs>
-        <w:ind w:left="4320" w:hanging="360"/>
-      </w:pPr>
-      <w:rPr>
-        <w:rFonts w:ascii="Symbol" w:hAnsi="Symbol" w:hint="default"/>
-        <w:sz w:val="20"/>
-      </w:rPr>
-    </w:lvl>
-    <w:lvl w:ilvl="6" w:tentative="1">
-      <w:start w:val="1"/>
-      <w:numFmt w:val="bullet"/>
-      <w:lvlText w:val=""/>
-      <w:lvlJc w:val="left"/>
-      <w:pPr>
-        <w:tabs>
-          <w:tab w:val="num" w:pos="5040"/>
-        </w:tabs>
-        <w:ind w:left="5040" w:hanging="360"/>
-      </w:pPr>
-      <w:rPr>
-        <w:rFonts w:ascii="Symbol" w:hAnsi="Symbol" w:hint="default"/>
-        <w:sz w:val="20"/>
-      </w:rPr>
-    </w:lvl>
-    <w:lvl w:ilvl="7" w:tentative="1">
-      <w:start w:val="1"/>
-      <w:numFmt w:val="bullet"/>
-      <w:lvlText w:val=""/>
-      <w:lvlJc w:val="left"/>
-      <w:pPr>
-        <w:tabs>
-          <w:tab w:val="num" w:pos="5760"/>
-        </w:tabs>
-        <w:ind w:left="5760" w:hanging="360"/>
-      </w:pPr>
-      <w:rPr>
-        <w:rFonts w:ascii="Symbol" w:hAnsi="Symbol" w:hint="default"/>
-        <w:sz w:val="20"/>
-      </w:rPr>
-    </w:lvl>
-    <w:lvl w:ilvl="8" w:tentative="1">
-      <w:start w:val="1"/>
-      <w:numFmt w:val="bullet"/>
-      <w:lvlText w:val=""/>
-      <w:lvlJc w:val="left"/>
-      <w:pPr>
-        <w:tabs>
-          <w:tab w:val="num" w:pos="6480"/>
-        </w:tabs>
-        <w:ind w:left="6480" w:hanging="360"/>
-      </w:pPr>
-      <w:rPr>
-        <w:rFonts w:ascii="Symbol" w:hAnsi="Symbol" w:hint="default"/>
-        <w:sz w:val="20"/>
-      </w:rPr>
-    </w:lvl>
-  </w:abstractNum>
-  <w:abstractNum w:abstractNumId="13" w15:restartNumberingAfterBreak="0">
-    <w:nsid w:val="6C1E1426"/>
-    <w:multiLevelType w:val="multilevel"/>
-    <w:tmpl w:val="338016E2"/>
-    <w:lvl w:ilvl="0">
-      <w:start w:val="1"/>
-      <w:numFmt w:val="bullet"/>
-      <w:lvlText w:val=""/>
-      <w:lvlJc w:val="left"/>
-      <w:pPr>
-        <w:tabs>
-          <w:tab w:val="num" w:pos="720"/>
-        </w:tabs>
-        <w:ind w:left="720" w:hanging="360"/>
-      </w:pPr>
-      <w:rPr>
-        <w:rFonts w:ascii="Symbol" w:hAnsi="Symbol" w:hint="default"/>
-        <w:sz w:val="20"/>
-      </w:rPr>
-    </w:lvl>
-    <w:lvl w:ilvl="1" w:tentative="1">
-      <w:start w:val="1"/>
-      <w:numFmt w:val="bullet"/>
-      <w:lvlText w:val=""/>
-      <w:lvlJc w:val="left"/>
-      <w:pPr>
-        <w:tabs>
-          <w:tab w:val="num" w:pos="1440"/>
-        </w:tabs>
-        <w:ind w:left="1440" w:hanging="360"/>
-      </w:pPr>
-      <w:rPr>
-        <w:rFonts w:ascii="Symbol" w:hAnsi="Symbol" w:hint="default"/>
-        <w:sz w:val="20"/>
-      </w:rPr>
-    </w:lvl>
-    <w:lvl w:ilvl="2" w:tentative="1">
-      <w:start w:val="1"/>
-      <w:numFmt w:val="bullet"/>
-      <w:lvlText w:val=""/>
-      <w:lvlJc w:val="left"/>
-      <w:pPr>
-        <w:tabs>
-          <w:tab w:val="num" w:pos="2160"/>
-        </w:tabs>
-        <w:ind w:left="2160" w:hanging="360"/>
-      </w:pPr>
-      <w:rPr>
-        <w:rFonts w:ascii="Symbol" w:hAnsi="Symbol" w:hint="default"/>
-        <w:sz w:val="20"/>
-      </w:rPr>
-    </w:lvl>
-    <w:lvl w:ilvl="3" w:tentative="1">
-      <w:start w:val="1"/>
-      <w:numFmt w:val="bullet"/>
-      <w:lvlText w:val=""/>
-      <w:lvlJc w:val="left"/>
-      <w:pPr>
-        <w:tabs>
-          <w:tab w:val="num" w:pos="2880"/>
-        </w:tabs>
-        <w:ind w:left="2880" w:hanging="360"/>
-      </w:pPr>
-      <w:rPr>
-        <w:rFonts w:ascii="Symbol" w:hAnsi="Symbol" w:hint="default"/>
-        <w:sz w:val="20"/>
-      </w:rPr>
-    </w:lvl>
-    <w:lvl w:ilvl="4" w:tentative="1">
-      <w:start w:val="1"/>
-      <w:numFmt w:val="bullet"/>
-      <w:lvlText w:val=""/>
-      <w:lvlJc w:val="left"/>
-      <w:pPr>
-        <w:tabs>
-          <w:tab w:val="num" w:pos="3600"/>
-        </w:tabs>
-        <w:ind w:left="3600" w:hanging="360"/>
-      </w:pPr>
-      <w:rPr>
-        <w:rFonts w:ascii="Symbol" w:hAnsi="Symbol" w:hint="default"/>
-        <w:sz w:val="20"/>
-      </w:rPr>
-    </w:lvl>
-    <w:lvl w:ilvl="5" w:tentative="1">
-      <w:start w:val="1"/>
-      <w:numFmt w:val="bullet"/>
-      <w:lvlText w:val=""/>
-      <w:lvlJc w:val="left"/>
-      <w:pPr>
-        <w:tabs>
-          <w:tab w:val="num" w:pos="4320"/>
-        </w:tabs>
-        <w:ind w:left="4320" w:hanging="360"/>
-      </w:pPr>
-      <w:rPr>
-        <w:rFonts w:ascii="Symbol" w:hAnsi="Symbol" w:hint="default"/>
-        <w:sz w:val="20"/>
-      </w:rPr>
-    </w:lvl>
-    <w:lvl w:ilvl="6" w:tentative="1">
-      <w:start w:val="1"/>
-      <w:numFmt w:val="bullet"/>
-      <w:lvlText w:val=""/>
-      <w:lvlJc w:val="left"/>
-      <w:pPr>
-        <w:tabs>
-          <w:tab w:val="num" w:pos="5040"/>
-        </w:tabs>
-        <w:ind w:left="5040" w:hanging="360"/>
-      </w:pPr>
-      <w:rPr>
-        <w:rFonts w:ascii="Symbol" w:hAnsi="Symbol" w:hint="default"/>
-        <w:sz w:val="20"/>
-      </w:rPr>
-    </w:lvl>
-    <w:lvl w:ilvl="7" w:tentative="1">
-      <w:start w:val="1"/>
-      <w:numFmt w:val="bullet"/>
-      <w:lvlText w:val=""/>
-      <w:lvlJc w:val="left"/>
-      <w:pPr>
-        <w:tabs>
-          <w:tab w:val="num" w:pos="5760"/>
-        </w:tabs>
-        <w:ind w:left="5760" w:hanging="360"/>
-      </w:pPr>
-      <w:rPr>
-        <w:rFonts w:ascii="Symbol" w:hAnsi="Symbol" w:hint="default"/>
-        <w:sz w:val="20"/>
-      </w:rPr>
-    </w:lvl>
-    <w:lvl w:ilvl="8" w:tentative="1">
-      <w:start w:val="1"/>
-      <w:numFmt w:val="bullet"/>
-      <w:lvlText w:val=""/>
-      <w:lvlJc w:val="left"/>
-      <w:pPr>
-        <w:tabs>
-          <w:tab w:val="num" w:pos="6480"/>
-        </w:tabs>
-        <w:ind w:left="6480" w:hanging="360"/>
-      </w:pPr>
-      <w:rPr>
-        <w:rFonts w:ascii="Symbol" w:hAnsi="Symbol" w:hint="default"/>
-        <w:sz w:val="20"/>
-      </w:rPr>
-    </w:lvl>
-  </w:abstractNum>
-  <w:num w:numId="1" w16cid:durableId="1520123746">
+  <w:num w:numId="1" w16cid:durableId="1410346993">
     <w:abstractNumId w:val="8"/>
   </w:num>
-  <w:num w:numId="2" w16cid:durableId="275523620">
+  <w:num w:numId="2" w16cid:durableId="1280145795">
     <w:abstractNumId w:val="6"/>
   </w:num>
-  <w:num w:numId="3" w16cid:durableId="2067097540">
+  <w:num w:numId="3" w16cid:durableId="2028830394">
     <w:abstractNumId w:val="5"/>
   </w:num>
-  <w:num w:numId="4" w16cid:durableId="808212278">
+  <w:num w:numId="4" w16cid:durableId="2041544343">
     <w:abstractNumId w:val="4"/>
   </w:num>
-  <w:num w:numId="5" w16cid:durableId="227112013">
+  <w:num w:numId="5" w16cid:durableId="138882777">
     <w:abstractNumId w:val="7"/>
   </w:num>
-  <w:num w:numId="6" w16cid:durableId="392045698">
+  <w:num w:numId="6" w16cid:durableId="794953201">
     <w:abstractNumId w:val="3"/>
   </w:num>
-  <w:num w:numId="7" w16cid:durableId="2022007893">
+  <w:num w:numId="7" w16cid:durableId="1291791126">
     <w:abstractNumId w:val="2"/>
   </w:num>
-  <w:num w:numId="8" w16cid:durableId="63647614">
+  <w:num w:numId="8" w16cid:durableId="10884623">
     <w:abstractNumId w:val="1"/>
   </w:num>
-  <w:num w:numId="9" w16cid:durableId="1282222950">
+  <w:num w:numId="9" w16cid:durableId="1472939574">
     <w:abstractNumId w:val="0"/>
-  </w:num>
-  <w:num w:numId="10" w16cid:durableId="1129124309">
-    <w:abstractNumId w:val="12"/>
-  </w:num>
-  <w:num w:numId="11" w16cid:durableId="369839521">
-    <w:abstractNumId w:val="9"/>
-  </w:num>
-  <w:num w:numId="12" w16cid:durableId="827017321">
-    <w:abstractNumId w:val="13"/>
-  </w:num>
-  <w:num w:numId="13" w16cid:durableId="1755513347">
-    <w:abstractNumId w:val="10"/>
-  </w:num>
-  <w:num w:numId="14" w16cid:durableId="452333388">
-    <w:abstractNumId w:val="11"/>
   </w:num>
 </w:numbering>
 </file>
@@ -3848,10 +6721,6 @@
     <w:name w:val="Normal"/>
     <w:qFormat/>
     <w:rsid w:val="00FC693F"/>
-    <w:rPr>
-      <w:rFonts w:ascii="Calibri" w:hAnsi="Calibri"/>
-      <w:color w:val="1A242B"/>
-    </w:rPr>
   </w:style>
   <w:style w:type="paragraph" w:styleId="Ttulo1">
     <w:name w:val="heading 1"/>
@@ -4065,6 +6934,7 @@
   <w:style w:type="character" w:default="1" w:styleId="Fuentedeprrafopredeter">
     <w:name w:val="Default Paragraph Font"/>
     <w:uiPriority w:val="1"/>
+    <w:semiHidden/>
     <w:unhideWhenUsed/>
   </w:style>
   <w:style w:type="table" w:default="1" w:styleId="Tablanormal">
@@ -14841,221 +17711,6 @@
       </w:tcPr>
     </w:tblStylePr>
   </w:style>
-  <w:style w:type="table" w:styleId="Tablaconcuadrculaclara">
-    <w:name w:val="Grid Table Light"/>
-    <w:basedOn w:val="Tablanormal"/>
-    <w:uiPriority w:val="99"/>
-    <w:rsid w:val="00A20B5F"/>
-    <w:pPr>
-      <w:spacing w:after="0" w:line="240" w:lineRule="auto"/>
-    </w:pPr>
-    <w:tblPr>
-      <w:tblBorders>
-        <w:top w:val="single" w:sz="4" w:space="0" w:color="BFBFBF" w:themeColor="background1" w:themeShade="BF"/>
-        <w:left w:val="single" w:sz="4" w:space="0" w:color="BFBFBF" w:themeColor="background1" w:themeShade="BF"/>
-        <w:bottom w:val="single" w:sz="4" w:space="0" w:color="BFBFBF" w:themeColor="background1" w:themeShade="BF"/>
-        <w:right w:val="single" w:sz="4" w:space="0" w:color="BFBFBF" w:themeColor="background1" w:themeShade="BF"/>
-        <w:insideH w:val="single" w:sz="4" w:space="0" w:color="BFBFBF" w:themeColor="background1" w:themeShade="BF"/>
-        <w:insideV w:val="single" w:sz="4" w:space="0" w:color="BFBFBF" w:themeColor="background1" w:themeShade="BF"/>
-      </w:tblBorders>
-    </w:tblPr>
-  </w:style>
-  <w:style w:type="table" w:styleId="Tablaconcuadrcula6concolores">
-    <w:name w:val="Grid Table 6 Colorful"/>
-    <w:basedOn w:val="Tablanormal"/>
-    <w:uiPriority w:val="51"/>
-    <w:rsid w:val="00A20B5F"/>
-    <w:pPr>
-      <w:spacing w:after="0" w:line="240" w:lineRule="auto"/>
-    </w:pPr>
-    <w:rPr>
-      <w:color w:val="000000" w:themeColor="text1"/>
-    </w:rPr>
-    <w:tblPr>
-      <w:tblStyleRowBandSize w:val="1"/>
-      <w:tblStyleColBandSize w:val="1"/>
-      <w:tblBorders>
-        <w:top w:val="single" w:sz="4" w:space="0" w:color="666666" w:themeColor="text1" w:themeTint="99"/>
-        <w:left w:val="single" w:sz="4" w:space="0" w:color="666666" w:themeColor="text1" w:themeTint="99"/>
-        <w:bottom w:val="single" w:sz="4" w:space="0" w:color="666666" w:themeColor="text1" w:themeTint="99"/>
-        <w:right w:val="single" w:sz="4" w:space="0" w:color="666666" w:themeColor="text1" w:themeTint="99"/>
-        <w:insideH w:val="single" w:sz="4" w:space="0" w:color="666666" w:themeColor="text1" w:themeTint="99"/>
-        <w:insideV w:val="single" w:sz="4" w:space="0" w:color="666666" w:themeColor="text1" w:themeTint="99"/>
-      </w:tblBorders>
-    </w:tblPr>
-    <w:tblStylePr w:type="firstRow">
-      <w:rPr>
-        <w:b/>
-        <w:bCs/>
-      </w:rPr>
-      <w:tblPr/>
-      <w:tcPr>
-        <w:tcBorders>
-          <w:bottom w:val="single" w:sz="12" w:space="0" w:color="666666" w:themeColor="text1" w:themeTint="99"/>
-        </w:tcBorders>
-      </w:tcPr>
-    </w:tblStylePr>
-    <w:tblStylePr w:type="lastRow">
-      <w:rPr>
-        <w:b/>
-        <w:bCs/>
-      </w:rPr>
-      <w:tblPr/>
-      <w:tcPr>
-        <w:tcBorders>
-          <w:top w:val="double" w:sz="4" w:space="0" w:color="666666" w:themeColor="text1" w:themeTint="99"/>
-        </w:tcBorders>
-      </w:tcPr>
-    </w:tblStylePr>
-    <w:tblStylePr w:type="firstCol">
-      <w:rPr>
-        <w:b/>
-        <w:bCs/>
-      </w:rPr>
-    </w:tblStylePr>
-    <w:tblStylePr w:type="lastCol">
-      <w:rPr>
-        <w:b/>
-        <w:bCs/>
-      </w:rPr>
-    </w:tblStylePr>
-    <w:tblStylePr w:type="band1Vert">
-      <w:tblPr/>
-      <w:tcPr>
-        <w:shd w:val="clear" w:color="auto" w:fill="CCCCCC" w:themeFill="text1" w:themeFillTint="33"/>
-      </w:tcPr>
-    </w:tblStylePr>
-    <w:tblStylePr w:type="band1Horz">
-      <w:tblPr/>
-      <w:tcPr>
-        <w:shd w:val="clear" w:color="auto" w:fill="CCCCCC" w:themeFill="text1" w:themeFillTint="33"/>
-      </w:tcPr>
-    </w:tblStylePr>
-  </w:style>
-  <w:style w:type="table" w:styleId="Tabladelista3">
-    <w:name w:val="List Table 3"/>
-    <w:basedOn w:val="Tablanormal"/>
-    <w:uiPriority w:val="48"/>
-    <w:rsid w:val="00A20B5F"/>
-    <w:pPr>
-      <w:spacing w:after="0" w:line="240" w:lineRule="auto"/>
-    </w:pPr>
-    <w:tblPr>
-      <w:tblStyleRowBandSize w:val="1"/>
-      <w:tblStyleColBandSize w:val="1"/>
-      <w:tblBorders>
-        <w:top w:val="single" w:sz="4" w:space="0" w:color="000000" w:themeColor="text1"/>
-        <w:left w:val="single" w:sz="4" w:space="0" w:color="000000" w:themeColor="text1"/>
-        <w:bottom w:val="single" w:sz="4" w:space="0" w:color="000000" w:themeColor="text1"/>
-        <w:right w:val="single" w:sz="4" w:space="0" w:color="000000" w:themeColor="text1"/>
-      </w:tblBorders>
-    </w:tblPr>
-    <w:tblStylePr w:type="firstRow">
-      <w:rPr>
-        <w:b/>
-        <w:bCs/>
-        <w:color w:val="FFFFFF" w:themeColor="background1"/>
-      </w:rPr>
-      <w:tblPr/>
-      <w:tcPr>
-        <w:shd w:val="clear" w:color="auto" w:fill="000000" w:themeFill="text1"/>
-      </w:tcPr>
-    </w:tblStylePr>
-    <w:tblStylePr w:type="lastRow">
-      <w:rPr>
-        <w:b/>
-        <w:bCs/>
-      </w:rPr>
-      <w:tblPr/>
-      <w:tcPr>
-        <w:tcBorders>
-          <w:top w:val="double" w:sz="4" w:space="0" w:color="000000" w:themeColor="text1"/>
-        </w:tcBorders>
-        <w:shd w:val="clear" w:color="auto" w:fill="FFFFFF" w:themeFill="background1"/>
-      </w:tcPr>
-    </w:tblStylePr>
-    <w:tblStylePr w:type="firstCol">
-      <w:rPr>
-        <w:b/>
-        <w:bCs/>
-      </w:rPr>
-      <w:tblPr/>
-      <w:tcPr>
-        <w:tcBorders>
-          <w:right w:val="nil"/>
-        </w:tcBorders>
-        <w:shd w:val="clear" w:color="auto" w:fill="FFFFFF" w:themeFill="background1"/>
-      </w:tcPr>
-    </w:tblStylePr>
-    <w:tblStylePr w:type="lastCol">
-      <w:rPr>
-        <w:b/>
-        <w:bCs/>
-      </w:rPr>
-      <w:tblPr/>
-      <w:tcPr>
-        <w:tcBorders>
-          <w:left w:val="nil"/>
-        </w:tcBorders>
-        <w:shd w:val="clear" w:color="auto" w:fill="FFFFFF" w:themeFill="background1"/>
-      </w:tcPr>
-    </w:tblStylePr>
-    <w:tblStylePr w:type="band1Vert">
-      <w:tblPr/>
-      <w:tcPr>
-        <w:tcBorders>
-          <w:left w:val="single" w:sz="4" w:space="0" w:color="000000" w:themeColor="text1"/>
-          <w:right w:val="single" w:sz="4" w:space="0" w:color="000000" w:themeColor="text1"/>
-        </w:tcBorders>
-      </w:tcPr>
-    </w:tblStylePr>
-    <w:tblStylePr w:type="band1Horz">
-      <w:tblPr/>
-      <w:tcPr>
-        <w:tcBorders>
-          <w:top w:val="single" w:sz="4" w:space="0" w:color="000000" w:themeColor="text1"/>
-          <w:bottom w:val="single" w:sz="4" w:space="0" w:color="000000" w:themeColor="text1"/>
-          <w:insideH w:val="nil"/>
-        </w:tcBorders>
-      </w:tcPr>
-    </w:tblStylePr>
-    <w:tblStylePr w:type="neCell">
-      <w:tblPr/>
-      <w:tcPr>
-        <w:tcBorders>
-          <w:left w:val="nil"/>
-          <w:bottom w:val="nil"/>
-        </w:tcBorders>
-      </w:tcPr>
-    </w:tblStylePr>
-    <w:tblStylePr w:type="nwCell">
-      <w:tblPr/>
-      <w:tcPr>
-        <w:tcBorders>
-          <w:bottom w:val="nil"/>
-          <w:right w:val="nil"/>
-        </w:tcBorders>
-      </w:tcPr>
-    </w:tblStylePr>
-    <w:tblStylePr w:type="seCell">
-      <w:tblPr/>
-      <w:tcPr>
-        <w:tcBorders>
-          <w:top w:val="double" w:sz="4" w:space="0" w:color="000000" w:themeColor="text1"/>
-          <w:left w:val="nil"/>
-        </w:tcBorders>
-      </w:tcPr>
-    </w:tblStylePr>
-    <w:tblStylePr w:type="swCell">
-      <w:tblPr/>
-      <w:tcPr>
-        <w:tcBorders>
-          <w:top w:val="double" w:sz="4" w:space="0" w:color="000000" w:themeColor="text1"/>
-          <w:right w:val="nil"/>
-        </w:tcBorders>
-      </w:tcPr>
-    </w:tblStylePr>
-  </w:style>
 </w:styles>
 </file>
 
